--- a/docs/TerraVision_Strategic_Business_Plan.docx
+++ b/docs/TerraVision_Strategic_Business_Plan.docx
@@ -12,8 +12,8 @@
           <w:noProof/>
         </w:rPr>
         <w:drawing>
-          <wp:inline distT="0" distB="0" distL="0" distR="0" wp14:anchorId="3C1E13D8" wp14:editId="68EC200E">
-            <wp:extent cx="666750" cy="666750"/>
+          <wp:inline distT="0" distB="0" distL="0" distR="0" wp14:anchorId="13294BE1" wp14:editId="22113DC3">
+            <wp:extent cx="1120140" cy="1120140"/>
             <wp:effectExtent l="0" t="0" r="0" b="0"/>
             <wp:docPr id="1" name="TerraVision Analytics logo" descr="TerraVision Analytics logo" title="TerraVision Analytics logo"/>
             <wp:cNvGraphicFramePr>
@@ -38,7 +38,7 @@
                   <pic:spPr bwMode="auto">
                     <a:xfrm>
                       <a:off x="0" y="0"/>
-                      <a:ext cx="666750" cy="666750"/>
+                      <a:ext cx="1120140" cy="1120140"/>
                     </a:xfrm>
                     <a:prstGeom prst="rect">
                       <a:avLst/>
@@ -164,7 +164,36 @@
     </w:p>
     <w:p>
       <w:pPr>
-        <w:spacing w:before="600" w:after="60"/>
+        <w:spacing w:after="60"/>
+        <w:jc w:val="center"/>
+        <w:rPr>
+          <w:color w:val="5A6472"/>
+        </w:rPr>
+      </w:pPr>
+    </w:p>
+    <w:p>
+      <w:pPr>
+        <w:spacing w:after="60"/>
+        <w:jc w:val="center"/>
+        <w:rPr>
+          <w:color w:val="5A6472"/>
+        </w:rPr>
+      </w:pPr>
+    </w:p>
+    <w:p>
+      <w:pPr>
+        <w:jc w:val="center"/>
+      </w:pPr>
+      <w:r>
+        <w:rPr>
+          <w:color w:val="5A6472"/>
+        </w:rPr>
+        <w:t>Prepared by;</w:t>
+      </w:r>
+    </w:p>
+    <w:p>
+      <w:pPr>
+        <w:spacing w:before="600"/>
         <w:jc w:val="center"/>
       </w:pPr>
       <w:r>
@@ -179,19 +208,7 @@
     </w:p>
     <w:p>
       <w:pPr>
-        <w:spacing w:after="60"/>
-        <w:jc w:val="center"/>
-      </w:pPr>
-      <w:r>
-        <w:rPr>
-          <w:color w:val="5A6472"/>
-        </w:rPr>
-        <w:t>Founder &amp; Chief Executive Officer</w:t>
-      </w:r>
-    </w:p>
-    <w:p>
-      <w:pPr>
-        <w:spacing w:after="40"/>
+        <w:spacing w:before="700"/>
         <w:jc w:val="center"/>
       </w:pPr>
       <w:r>
@@ -200,22 +217,6 @@
           <w:sz w:val="20"/>
           <w:szCs w:val="20"/>
         </w:rPr>
-        <w:t>Plan prepared June 2026</w:t>
-      </w:r>
-    </w:p>
-    <w:p>
-      <w:pPr>
-        <w:spacing w:before="700"/>
-        <w:jc w:val="center"/>
-      </w:pPr>
-      <w:r>
-        <w:rPr>
-          <w:i/>
-          <w:iCs/>
-          <w:color w:val="5A6472"/>
-          <w:sz w:val="20"/>
-          <w:szCs w:val="20"/>
-        </w:rPr>
         <w:t>Status: Confidential — For Internal and Investor Use Only</w:t>
       </w:r>
     </w:p>
@@ -228,7 +229,7 @@
       <w:pPr>
         <w:pStyle w:val="Heading1"/>
       </w:pPr>
-      <w:bookmarkStart w:id="0" w:name="_Toc233079253"/>
+      <w:bookmarkStart w:id="0" w:name="_Toc233106599"/>
       <w:r>
         <w:lastRenderedPageBreak/>
         <w:t>Table of Contents</w:t>
@@ -237,20 +238,20 @@
     </w:p>
     <w:sdt>
       <w:sdtPr>
+        <w:rPr>
+          <w:b w:val="0"/>
+          <w:bCs w:val="0"/>
+          <w:noProof w:val="0"/>
+        </w:rPr>
         <w:alias w:val="Table of Contents"/>
-        <w:id w:val="1320622954"/>
+        <w:id w:val="-1086147690"/>
       </w:sdtPr>
-      <w:sdtEndPr/>
       <w:sdtContent>
         <w:p>
           <w:pPr>
             <w:pStyle w:val="TOC1"/>
-            <w:tabs>
-              <w:tab w:val="right" w:leader="dot" w:pos="9736"/>
-            </w:tabs>
             <w:rPr>
               <w:rFonts w:asciiTheme="minorHAnsi" w:eastAsiaTheme="minorEastAsia" w:hAnsiTheme="minorHAnsi" w:cstheme="minorBidi"/>
-              <w:noProof/>
               <w:color w:val="auto"/>
               <w:kern w:val="2"/>
               <w:sz w:val="24"/>
@@ -267,53 +268,30 @@
           <w:r>
             <w:fldChar w:fldCharType="separate"/>
           </w:r>
-          <w:hyperlink w:anchor="_Toc233079253" w:history="1">
+          <w:hyperlink w:anchor="_Toc233106599" w:history="1"/>
+          <w:hyperlink w:anchor="_Toc233106600" w:history="1">
             <w:r>
               <w:rPr>
                 <w:rStyle w:val="Hyperlink"/>
-                <w:noProof/>
-              </w:rPr>
-              <w:t>Table of Contents</w:t>
-            </w:r>
-            <w:r>
-              <w:rPr>
-                <w:noProof/>
-              </w:rPr>
+              </w:rPr>
+              <w:t>List of Figures</w:t>
+            </w:r>
+            <w:r>
               <w:tab/>
             </w:r>
             <w:r>
-              <w:rPr>
-                <w:noProof/>
-              </w:rPr>
               <w:fldChar w:fldCharType="begin"/>
             </w:r>
             <w:r>
-              <w:rPr>
-                <w:noProof/>
-              </w:rPr>
-              <w:instrText xml:space="preserve"> PAGEREF _Toc233079253 \h </w:instrText>
-            </w:r>
-            <w:r>
-              <w:rPr>
-                <w:noProof/>
-              </w:rPr>
-            </w:r>
-            <w:r>
-              <w:rPr>
-                <w:noProof/>
-              </w:rPr>
+              <w:instrText xml:space="preserve"> PAGEREF _Toc233106600 \h </w:instrText>
+            </w:r>
+            <w:r>
               <w:fldChar w:fldCharType="separate"/>
             </w:r>
             <w:r>
-              <w:rPr>
-                <w:noProof/>
-              </w:rPr>
-              <w:t>2</w:t>
-            </w:r>
-            <w:r>
-              <w:rPr>
-                <w:noProof/>
-              </w:rPr>
+              <w:t>4</w:t>
+            </w:r>
+            <w:r>
               <w:fldChar w:fldCharType="end"/>
             </w:r>
           </w:hyperlink>
@@ -321,12 +299,8 @@
         <w:p>
           <w:pPr>
             <w:pStyle w:val="TOC1"/>
-            <w:tabs>
-              <w:tab w:val="right" w:leader="dot" w:pos="9736"/>
-            </w:tabs>
             <w:rPr>
               <w:rFonts w:asciiTheme="minorHAnsi" w:eastAsiaTheme="minorEastAsia" w:hAnsiTheme="minorHAnsi" w:cstheme="minorBidi"/>
-              <w:noProof/>
               <w:color w:val="auto"/>
               <w:kern w:val="2"/>
               <w:sz w:val="24"/>
@@ -334,120 +308,29 @@
               <w14:ligatures w14:val="standardContextual"/>
             </w:rPr>
           </w:pPr>
-          <w:hyperlink w:anchor="_Toc233079254" w:history="1">
+          <w:hyperlink w:anchor="_Toc233106601" w:history="1">
             <w:r>
               <w:rPr>
                 <w:rStyle w:val="Hyperlink"/>
-                <w:noProof/>
-              </w:rPr>
-              <w:t>List of Figures</w:t>
-            </w:r>
-            <w:r>
-              <w:rPr>
-                <w:noProof/>
-              </w:rPr>
+              </w:rPr>
+              <w:t>1. Executive Summary</w:t>
+            </w:r>
+            <w:r>
               <w:tab/>
             </w:r>
             <w:r>
-              <w:rPr>
-                <w:noProof/>
-              </w:rPr>
               <w:fldChar w:fldCharType="begin"/>
             </w:r>
             <w:r>
-              <w:rPr>
-                <w:noProof/>
-              </w:rPr>
-              <w:instrText xml:space="preserve"> PAGEREF _Toc233079254 \h </w:instrText>
-            </w:r>
-            <w:r>
-              <w:rPr>
-                <w:noProof/>
-              </w:rPr>
-            </w:r>
-            <w:r>
-              <w:rPr>
-                <w:noProof/>
-              </w:rPr>
+              <w:instrText xml:space="preserve"> PAGEREF _Toc233106601 \h </w:instrText>
+            </w:r>
+            <w:r>
               <w:fldChar w:fldCharType="separate"/>
             </w:r>
             <w:r>
-              <w:rPr>
-                <w:noProof/>
-              </w:rPr>
-              <w:t>4</w:t>
-            </w:r>
-            <w:r>
-              <w:rPr>
-                <w:noProof/>
-              </w:rPr>
-              <w:fldChar w:fldCharType="end"/>
-            </w:r>
-          </w:hyperlink>
-        </w:p>
-        <w:p>
-          <w:pPr>
-            <w:pStyle w:val="TOC1"/>
-            <w:tabs>
-              <w:tab w:val="right" w:leader="dot" w:pos="9736"/>
-            </w:tabs>
-            <w:rPr>
-              <w:rFonts w:asciiTheme="minorHAnsi" w:eastAsiaTheme="minorEastAsia" w:hAnsiTheme="minorHAnsi" w:cstheme="minorBidi"/>
-              <w:noProof/>
-              <w:color w:val="auto"/>
-              <w:kern w:val="2"/>
-              <w:sz w:val="24"/>
-              <w:szCs w:val="24"/>
-              <w14:ligatures w14:val="standardContextual"/>
-            </w:rPr>
-          </w:pPr>
-          <w:hyperlink w:anchor="_Toc233079255" w:history="1">
-            <w:r>
-              <w:rPr>
-                <w:rStyle w:val="Hyperlink"/>
-                <w:noProof/>
-              </w:rPr>
-              <w:t>1. Executive Summary</w:t>
-            </w:r>
-            <w:r>
-              <w:rPr>
-                <w:noProof/>
-              </w:rPr>
-              <w:tab/>
-            </w:r>
-            <w:r>
-              <w:rPr>
-                <w:noProof/>
-              </w:rPr>
-              <w:fldChar w:fldCharType="begin"/>
-            </w:r>
-            <w:r>
-              <w:rPr>
-                <w:noProof/>
-              </w:rPr>
-              <w:instrText xml:space="preserve"> PAGEREF _Toc233079255 \h </w:instrText>
-            </w:r>
-            <w:r>
-              <w:rPr>
-                <w:noProof/>
-              </w:rPr>
-            </w:r>
-            <w:r>
-              <w:rPr>
-                <w:noProof/>
-              </w:rPr>
-              <w:fldChar w:fldCharType="separate"/>
-            </w:r>
-            <w:r>
-              <w:rPr>
-                <w:noProof/>
-              </w:rPr>
               <w:t>5</w:t>
             </w:r>
             <w:r>
-              <w:rPr>
-                <w:noProof/>
-              </w:rPr>
               <w:fldChar w:fldCharType="end"/>
             </w:r>
           </w:hyperlink>
@@ -468,7 +351,7 @@
               <w14:ligatures w14:val="standardContextual"/>
             </w:rPr>
           </w:pPr>
-          <w:hyperlink w:anchor="_Toc233079256" w:history="1">
+          <w:hyperlink w:anchor="_Toc233106602" w:history="1">
             <w:r>
               <w:rPr>
                 <w:rStyle w:val="Hyperlink"/>
@@ -492,7 +375,7 @@
               <w:rPr>
                 <w:noProof/>
               </w:rPr>
-              <w:instrText xml:space="preserve"> PAGEREF _Toc233079256 \h </w:instrText>
+              <w:instrText xml:space="preserve"> PAGEREF _Toc233106602 \h </w:instrText>
             </w:r>
             <w:r>
               <w:rPr>
@@ -535,7 +418,7 @@
               <w14:ligatures w14:val="standardContextual"/>
             </w:rPr>
           </w:pPr>
-          <w:hyperlink w:anchor="_Toc233079257" w:history="1">
+          <w:hyperlink w:anchor="_Toc233106603" w:history="1">
             <w:r>
               <w:rPr>
                 <w:rStyle w:val="Hyperlink"/>
@@ -559,7 +442,7 @@
               <w:rPr>
                 <w:noProof/>
               </w:rPr>
-              <w:instrText xml:space="preserve"> PAGEREF _Toc233079257 \h </w:instrText>
+              <w:instrText xml:space="preserve"> PAGEREF _Toc233106603 \h </w:instrText>
             </w:r>
             <w:r>
               <w:rPr>
@@ -589,12 +472,8 @@
         <w:p>
           <w:pPr>
             <w:pStyle w:val="TOC1"/>
-            <w:tabs>
-              <w:tab w:val="right" w:leader="dot" w:pos="9736"/>
-            </w:tabs>
             <w:rPr>
               <w:rFonts w:asciiTheme="minorHAnsi" w:eastAsiaTheme="minorEastAsia" w:hAnsiTheme="minorHAnsi" w:cstheme="minorBidi"/>
-              <w:noProof/>
               <w:color w:val="auto"/>
               <w:kern w:val="2"/>
               <w:sz w:val="24"/>
@@ -602,53 +481,29 @@
               <w14:ligatures w14:val="standardContextual"/>
             </w:rPr>
           </w:pPr>
-          <w:hyperlink w:anchor="_Toc233079258" w:history="1">
+          <w:hyperlink w:anchor="_Toc233106604" w:history="1">
             <w:r>
               <w:rPr>
                 <w:rStyle w:val="Hyperlink"/>
-                <w:noProof/>
-              </w:rPr>
-              <w:t>2. Company Overview</w:t>
-            </w:r>
-            <w:r>
-              <w:rPr>
-                <w:noProof/>
-              </w:rPr>
+              </w:rPr>
+              <w:t>2. About TerraVision Analytics</w:t>
+            </w:r>
+            <w:r>
               <w:tab/>
             </w:r>
             <w:r>
-              <w:rPr>
-                <w:noProof/>
-              </w:rPr>
               <w:fldChar w:fldCharType="begin"/>
             </w:r>
             <w:r>
-              <w:rPr>
-                <w:noProof/>
-              </w:rPr>
-              <w:instrText xml:space="preserve"> PAGEREF _Toc233079258 \h </w:instrText>
-            </w:r>
-            <w:r>
-              <w:rPr>
-                <w:noProof/>
-              </w:rPr>
-            </w:r>
-            <w:r>
-              <w:rPr>
-                <w:noProof/>
-              </w:rPr>
+              <w:instrText xml:space="preserve"> PAGEREF _Toc233106604 \h </w:instrText>
+            </w:r>
+            <w:r>
               <w:fldChar w:fldCharType="separate"/>
             </w:r>
             <w:r>
-              <w:rPr>
-                <w:noProof/>
-              </w:rPr>
               <w:t>7</w:t>
             </w:r>
             <w:r>
-              <w:rPr>
-                <w:noProof/>
-              </w:rPr>
               <w:fldChar w:fldCharType="end"/>
             </w:r>
           </w:hyperlink>
@@ -669,7 +524,7 @@
               <w14:ligatures w14:val="standardContextual"/>
             </w:rPr>
           </w:pPr>
-          <w:hyperlink w:anchor="_Toc233079259" w:history="1">
+          <w:hyperlink w:anchor="_Toc233106605" w:history="1">
             <w:r>
               <w:rPr>
                 <w:rStyle w:val="Hyperlink"/>
@@ -693,7 +548,7 @@
               <w:rPr>
                 <w:noProof/>
               </w:rPr>
-              <w:instrText xml:space="preserve"> PAGEREF _Toc233079259 \h </w:instrText>
+              <w:instrText xml:space="preserve"> PAGEREF _Toc233106605 \h </w:instrText>
             </w:r>
             <w:r>
               <w:rPr>
@@ -736,7 +591,7 @@
               <w14:ligatures w14:val="standardContextual"/>
             </w:rPr>
           </w:pPr>
-          <w:hyperlink w:anchor="_Toc233079260" w:history="1">
+          <w:hyperlink w:anchor="_Toc233106606" w:history="1">
             <w:r>
               <w:rPr>
                 <w:rStyle w:val="Hyperlink"/>
@@ -760,7 +615,7 @@
               <w:rPr>
                 <w:noProof/>
               </w:rPr>
-              <w:instrText xml:space="preserve"> PAGEREF _Toc233079260 \h </w:instrText>
+              <w:instrText xml:space="preserve"> PAGEREF _Toc233106606 \h </w:instrText>
             </w:r>
             <w:r>
               <w:rPr>
@@ -803,7 +658,7 @@
               <w14:ligatures w14:val="standardContextual"/>
             </w:rPr>
           </w:pPr>
-          <w:hyperlink w:anchor="_Toc233079261" w:history="1">
+          <w:hyperlink w:anchor="_Toc233106607" w:history="1">
             <w:r>
               <w:rPr>
                 <w:rStyle w:val="Hyperlink"/>
@@ -827,7 +682,7 @@
               <w:rPr>
                 <w:noProof/>
               </w:rPr>
-              <w:instrText xml:space="preserve"> PAGEREF _Toc233079261 \h </w:instrText>
+              <w:instrText xml:space="preserve"> PAGEREF _Toc233106607 \h </w:instrText>
             </w:r>
             <w:r>
               <w:rPr>
@@ -870,13 +725,13 @@
               <w14:ligatures w14:val="standardContextual"/>
             </w:rPr>
           </w:pPr>
-          <w:hyperlink w:anchor="_Toc233079262" w:history="1">
+          <w:hyperlink w:anchor="_Toc233106608" w:history="1">
             <w:r>
               <w:rPr>
                 <w:rStyle w:val="Hyperlink"/>
                 <w:noProof/>
               </w:rPr>
-              <w:t>2.4 Company Timeline</w:t>
+              <w:t>2.4 Development Milestones</w:t>
             </w:r>
             <w:r>
               <w:rPr>
@@ -894,7 +749,7 @@
               <w:rPr>
                 <w:noProof/>
               </w:rPr>
-              <w:instrText xml:space="preserve"> PAGEREF _Toc233079262 \h </w:instrText>
+              <w:instrText xml:space="preserve"> PAGEREF _Toc233106608 \h </w:instrText>
             </w:r>
             <w:r>
               <w:rPr>
@@ -937,13 +792,13 @@
               <w14:ligatures w14:val="standardContextual"/>
             </w:rPr>
           </w:pPr>
-          <w:hyperlink w:anchor="_Toc233079263" w:history="1">
+          <w:hyperlink w:anchor="_Toc233106609" w:history="1">
             <w:r>
               <w:rPr>
                 <w:rStyle w:val="Hyperlink"/>
                 <w:noProof/>
               </w:rPr>
-              <w:t>2.5 What the Company Has Already Built</w:t>
+              <w:t>2.5 Technical Foundation</w:t>
             </w:r>
             <w:r>
               <w:rPr>
@@ -961,7 +816,7 @@
               <w:rPr>
                 <w:noProof/>
               </w:rPr>
-              <w:instrText xml:space="preserve"> PAGEREF _Toc233079263 \h </w:instrText>
+              <w:instrText xml:space="preserve"> PAGEREF _Toc233106609 \h </w:instrText>
             </w:r>
             <w:r>
               <w:rPr>
@@ -1004,13 +859,13 @@
               <w14:ligatures w14:val="standardContextual"/>
             </w:rPr>
           </w:pPr>
-          <w:hyperlink w:anchor="_Toc233079264" w:history="1">
+          <w:hyperlink w:anchor="_Toc233106610" w:history="1">
             <w:r>
               <w:rPr>
                 <w:rStyle w:val="Hyperlink"/>
                 <w:noProof/>
               </w:rPr>
-              <w:t>2.6 Legal Structure and Governance</w:t>
+              <w:t>2.6 Planned Legal Structure and Governance</w:t>
             </w:r>
             <w:r>
               <w:rPr>
@@ -1028,7 +883,7 @@
               <w:rPr>
                 <w:noProof/>
               </w:rPr>
-              <w:instrText xml:space="preserve"> PAGEREF _Toc233079264 \h </w:instrText>
+              <w:instrText xml:space="preserve"> PAGEREF _Toc233106610 \h </w:instrText>
             </w:r>
             <w:r>
               <w:rPr>
@@ -1045,7 +900,7 @@
               <w:rPr>
                 <w:noProof/>
               </w:rPr>
-              <w:t>9</w:t>
+              <w:t>8</w:t>
             </w:r>
             <w:r>
               <w:rPr>
@@ -1071,13 +926,13 @@
               <w14:ligatures w14:val="standardContextual"/>
             </w:rPr>
           </w:pPr>
-          <w:hyperlink w:anchor="_Toc233079265" w:history="1">
+          <w:hyperlink w:anchor="_Toc233106611" w:history="1">
             <w:r>
               <w:rPr>
                 <w:rStyle w:val="Hyperlink"/>
                 <w:noProof/>
               </w:rPr>
-              <w:t>2.7 Current Customers and Trust Signals</w:t>
+              <w:t>2.7 Target Partners and Go-to-Market Anchors</w:t>
             </w:r>
             <w:r>
               <w:rPr>
@@ -1095,7 +950,7 @@
               <w:rPr>
                 <w:noProof/>
               </w:rPr>
-              <w:instrText xml:space="preserve"> PAGEREF _Toc233079265 \h </w:instrText>
+              <w:instrText xml:space="preserve"> PAGEREF _Toc233106611 \h </w:instrText>
             </w:r>
             <w:r>
               <w:rPr>
@@ -1112,7 +967,7 @@
               <w:rPr>
                 <w:noProof/>
               </w:rPr>
-              <w:t>9</w:t>
+              <w:t>10</w:t>
             </w:r>
             <w:r>
               <w:rPr>
@@ -1125,12 +980,8 @@
         <w:p>
           <w:pPr>
             <w:pStyle w:val="TOC1"/>
-            <w:tabs>
-              <w:tab w:val="right" w:leader="dot" w:pos="9736"/>
-            </w:tabs>
             <w:rPr>
               <w:rFonts w:asciiTheme="minorHAnsi" w:eastAsiaTheme="minorEastAsia" w:hAnsiTheme="minorHAnsi" w:cstheme="minorBidi"/>
-              <w:noProof/>
               <w:color w:val="auto"/>
               <w:kern w:val="2"/>
               <w:sz w:val="24"/>
@@ -1138,53 +989,29 @@
               <w14:ligatures w14:val="standardContextual"/>
             </w:rPr>
           </w:pPr>
-          <w:hyperlink w:anchor="_Toc233079266" w:history="1">
+          <w:hyperlink w:anchor="_Toc233106612" w:history="1">
             <w:r>
               <w:rPr>
                 <w:rStyle w:val="Hyperlink"/>
-                <w:noProof/>
               </w:rPr>
               <w:t>3. Leadership</w:t>
             </w:r>
             <w:r>
-              <w:rPr>
-                <w:noProof/>
-              </w:rPr>
               <w:tab/>
             </w:r>
             <w:r>
-              <w:rPr>
-                <w:noProof/>
-              </w:rPr>
               <w:fldChar w:fldCharType="begin"/>
             </w:r>
             <w:r>
-              <w:rPr>
-                <w:noProof/>
-              </w:rPr>
-              <w:instrText xml:space="preserve"> PAGEREF _Toc233079266 \h </w:instrText>
-            </w:r>
-            <w:r>
-              <w:rPr>
-                <w:noProof/>
-              </w:rPr>
-            </w:r>
-            <w:r>
-              <w:rPr>
-                <w:noProof/>
-              </w:rPr>
+              <w:instrText xml:space="preserve"> PAGEREF _Toc233106612 \h </w:instrText>
+            </w:r>
+            <w:r>
               <w:fldChar w:fldCharType="separate"/>
             </w:r>
             <w:r>
-              <w:rPr>
-                <w:noProof/>
-              </w:rPr>
-              <w:t>10</w:t>
-            </w:r>
-            <w:r>
-              <w:rPr>
-                <w:noProof/>
-              </w:rPr>
+              <w:t>11</w:t>
+            </w:r>
+            <w:r>
               <w:fldChar w:fldCharType="end"/>
             </w:r>
           </w:hyperlink>
@@ -1205,7 +1032,7 @@
               <w14:ligatures w14:val="standardContextual"/>
             </w:rPr>
           </w:pPr>
-          <w:hyperlink w:anchor="_Toc233079267" w:history="1">
+          <w:hyperlink w:anchor="_Toc233106613" w:history="1">
             <w:r>
               <w:rPr>
                 <w:rStyle w:val="Hyperlink"/>
@@ -1229,7 +1056,7 @@
               <w:rPr>
                 <w:noProof/>
               </w:rPr>
-              <w:instrText xml:space="preserve"> PAGEREF _Toc233079267 \h </w:instrText>
+              <w:instrText xml:space="preserve"> PAGEREF _Toc233106613 \h </w:instrText>
             </w:r>
             <w:r>
               <w:rPr>
@@ -1246,7 +1073,7 @@
               <w:rPr>
                 <w:noProof/>
               </w:rPr>
-              <w:t>10</w:t>
+              <w:t>11</w:t>
             </w:r>
             <w:r>
               <w:rPr>
@@ -1272,13 +1099,13 @@
               <w14:ligatures w14:val="standardContextual"/>
             </w:rPr>
           </w:pPr>
-          <w:hyperlink w:anchor="_Toc233079268" w:history="1">
+          <w:hyperlink w:anchor="_Toc233106614" w:history="1">
             <w:r>
               <w:rPr>
                 <w:rStyle w:val="Hyperlink"/>
                 <w:noProof/>
               </w:rPr>
-              <w:t>3.2 Values That Shape How the Company Operates</w:t>
+              <w:t>3.2 The Values Behind TerraVision</w:t>
             </w:r>
             <w:r>
               <w:rPr>
@@ -1296,7 +1123,7 @@
               <w:rPr>
                 <w:noProof/>
               </w:rPr>
-              <w:instrText xml:space="preserve"> PAGEREF _Toc233079268 \h </w:instrText>
+              <w:instrText xml:space="preserve"> PAGEREF _Toc233106614 \h </w:instrText>
             </w:r>
             <w:r>
               <w:rPr>
@@ -1313,7 +1140,7 @@
               <w:rPr>
                 <w:noProof/>
               </w:rPr>
-              <w:t>10</w:t>
+              <w:t>11</w:t>
             </w:r>
             <w:r>
               <w:rPr>
@@ -1326,12 +1153,8 @@
         <w:p>
           <w:pPr>
             <w:pStyle w:val="TOC1"/>
-            <w:tabs>
-              <w:tab w:val="right" w:leader="dot" w:pos="9736"/>
-            </w:tabs>
             <w:rPr>
               <w:rFonts w:asciiTheme="minorHAnsi" w:eastAsiaTheme="minorEastAsia" w:hAnsiTheme="minorHAnsi" w:cstheme="minorBidi"/>
-              <w:noProof/>
               <w:color w:val="auto"/>
               <w:kern w:val="2"/>
               <w:sz w:val="24"/>
@@ -1339,53 +1162,29 @@
               <w14:ligatures w14:val="standardContextual"/>
             </w:rPr>
           </w:pPr>
-          <w:hyperlink w:anchor="_Toc233079269" w:history="1">
+          <w:hyperlink w:anchor="_Toc233106615" w:history="1">
             <w:r>
               <w:rPr>
                 <w:rStyle w:val="Hyperlink"/>
-                <w:noProof/>
               </w:rPr>
               <w:t>4. AgriCortex: Flagship Product Deep Dive</w:t>
             </w:r>
             <w:r>
-              <w:rPr>
-                <w:noProof/>
-              </w:rPr>
               <w:tab/>
             </w:r>
             <w:r>
-              <w:rPr>
-                <w:noProof/>
-              </w:rPr>
               <w:fldChar w:fldCharType="begin"/>
             </w:r>
             <w:r>
-              <w:rPr>
-                <w:noProof/>
-              </w:rPr>
-              <w:instrText xml:space="preserve"> PAGEREF _Toc233079269 \h </w:instrText>
-            </w:r>
-            <w:r>
-              <w:rPr>
-                <w:noProof/>
-              </w:rPr>
-            </w:r>
-            <w:r>
-              <w:rPr>
-                <w:noProof/>
-              </w:rPr>
+              <w:instrText xml:space="preserve"> PAGEREF _Toc233106615 \h </w:instrText>
+            </w:r>
+            <w:r>
               <w:fldChar w:fldCharType="separate"/>
             </w:r>
             <w:r>
-              <w:rPr>
-                <w:noProof/>
-              </w:rPr>
-              <w:t>11</w:t>
-            </w:r>
-            <w:r>
-              <w:rPr>
-                <w:noProof/>
-              </w:rPr>
+              <w:t>12</w:t>
+            </w:r>
+            <w:r>
               <w:fldChar w:fldCharType="end"/>
             </w:r>
           </w:hyperlink>
@@ -1406,7 +1205,7 @@
               <w14:ligatures w14:val="standardContextual"/>
             </w:rPr>
           </w:pPr>
-          <w:hyperlink w:anchor="_Toc233079270" w:history="1">
+          <w:hyperlink w:anchor="_Toc233106616" w:history="1">
             <w:r>
               <w:rPr>
                 <w:rStyle w:val="Hyperlink"/>
@@ -1430,7 +1229,7 @@
               <w:rPr>
                 <w:noProof/>
               </w:rPr>
-              <w:instrText xml:space="preserve"> PAGEREF _Toc233079270 \h </w:instrText>
+              <w:instrText xml:space="preserve"> PAGEREF _Toc233106616 \h </w:instrText>
             </w:r>
             <w:r>
               <w:rPr>
@@ -1447,7 +1246,7 @@
               <w:rPr>
                 <w:noProof/>
               </w:rPr>
-              <w:t>11</w:t>
+              <w:t>12</w:t>
             </w:r>
             <w:r>
               <w:rPr>
@@ -1473,7 +1272,7 @@
               <w14:ligatures w14:val="standardContextual"/>
             </w:rPr>
           </w:pPr>
-          <w:hyperlink w:anchor="_Toc233079271" w:history="1">
+          <w:hyperlink w:anchor="_Toc233106617" w:history="1">
             <w:r>
               <w:rPr>
                 <w:rStyle w:val="Hyperlink"/>
@@ -1497,7 +1296,7 @@
               <w:rPr>
                 <w:noProof/>
               </w:rPr>
-              <w:instrText xml:space="preserve"> PAGEREF _Toc233079271 \h </w:instrText>
+              <w:instrText xml:space="preserve"> PAGEREF _Toc233106617 \h </w:instrText>
             </w:r>
             <w:r>
               <w:rPr>
@@ -1514,7 +1313,7 @@
               <w:rPr>
                 <w:noProof/>
               </w:rPr>
-              <w:t>12</w:t>
+              <w:t>13</w:t>
             </w:r>
             <w:r>
               <w:rPr>
@@ -1540,7 +1339,7 @@
               <w14:ligatures w14:val="standardContextual"/>
             </w:rPr>
           </w:pPr>
-          <w:hyperlink w:anchor="_Toc233079272" w:history="1">
+          <w:hyperlink w:anchor="_Toc233106618" w:history="1">
             <w:r>
               <w:rPr>
                 <w:rStyle w:val="Hyperlink"/>
@@ -1564,7 +1363,7 @@
               <w:rPr>
                 <w:noProof/>
               </w:rPr>
-              <w:instrText xml:space="preserve"> PAGEREF _Toc233079272 \h </w:instrText>
+              <w:instrText xml:space="preserve"> PAGEREF _Toc233106618 \h </w:instrText>
             </w:r>
             <w:r>
               <w:rPr>
@@ -1581,7 +1380,7 @@
               <w:rPr>
                 <w:noProof/>
               </w:rPr>
-              <w:t>12</w:t>
+              <w:t>13</w:t>
             </w:r>
             <w:r>
               <w:rPr>
@@ -1594,12 +1393,8 @@
         <w:p>
           <w:pPr>
             <w:pStyle w:val="TOC1"/>
-            <w:tabs>
-              <w:tab w:val="right" w:leader="dot" w:pos="9736"/>
-            </w:tabs>
             <w:rPr>
               <w:rFonts w:asciiTheme="minorHAnsi" w:eastAsiaTheme="minorEastAsia" w:hAnsiTheme="minorHAnsi" w:cstheme="minorBidi"/>
-              <w:noProof/>
               <w:color w:val="auto"/>
               <w:kern w:val="2"/>
               <w:sz w:val="24"/>
@@ -1607,53 +1402,29 @@
               <w14:ligatures w14:val="standardContextual"/>
             </w:rPr>
           </w:pPr>
-          <w:hyperlink w:anchor="_Toc233079273" w:history="1">
+          <w:hyperlink w:anchor="_Toc233106619" w:history="1">
             <w:r>
               <w:rPr>
                 <w:rStyle w:val="Hyperlink"/>
-                <w:noProof/>
               </w:rPr>
               <w:t>5. Market Analysis</w:t>
             </w:r>
             <w:r>
-              <w:rPr>
-                <w:noProof/>
-              </w:rPr>
               <w:tab/>
             </w:r>
             <w:r>
-              <w:rPr>
-                <w:noProof/>
-              </w:rPr>
               <w:fldChar w:fldCharType="begin"/>
             </w:r>
             <w:r>
-              <w:rPr>
-                <w:noProof/>
-              </w:rPr>
-              <w:instrText xml:space="preserve"> PAGEREF _Toc233079273 \h </w:instrText>
-            </w:r>
-            <w:r>
-              <w:rPr>
-                <w:noProof/>
-              </w:rPr>
-            </w:r>
-            <w:r>
-              <w:rPr>
-                <w:noProof/>
-              </w:rPr>
+              <w:instrText xml:space="preserve"> PAGEREF _Toc233106619 \h </w:instrText>
+            </w:r>
+            <w:r>
               <w:fldChar w:fldCharType="separate"/>
             </w:r>
             <w:r>
-              <w:rPr>
-                <w:noProof/>
-              </w:rPr>
-              <w:t>14</w:t>
-            </w:r>
-            <w:r>
-              <w:rPr>
-                <w:noProof/>
-              </w:rPr>
+              <w:t>15</w:t>
+            </w:r>
+            <w:r>
               <w:fldChar w:fldCharType="end"/>
             </w:r>
           </w:hyperlink>
@@ -1674,7 +1445,7 @@
               <w14:ligatures w14:val="standardContextual"/>
             </w:rPr>
           </w:pPr>
-          <w:hyperlink w:anchor="_Toc233079274" w:history="1">
+          <w:hyperlink w:anchor="_Toc233106620" w:history="1">
             <w:r>
               <w:rPr>
                 <w:rStyle w:val="Hyperlink"/>
@@ -1698,7 +1469,7 @@
               <w:rPr>
                 <w:noProof/>
               </w:rPr>
-              <w:instrText xml:space="preserve"> PAGEREF _Toc233079274 \h </w:instrText>
+              <w:instrText xml:space="preserve"> PAGEREF _Toc233106620 \h </w:instrText>
             </w:r>
             <w:r>
               <w:rPr>
@@ -1715,7 +1486,7 @@
               <w:rPr>
                 <w:noProof/>
               </w:rPr>
-              <w:t>14</w:t>
+              <w:t>15</w:t>
             </w:r>
             <w:r>
               <w:rPr>
@@ -1741,7 +1512,7 @@
               <w14:ligatures w14:val="standardContextual"/>
             </w:rPr>
           </w:pPr>
-          <w:hyperlink w:anchor="_Toc233079275" w:history="1">
+          <w:hyperlink w:anchor="_Toc233106621" w:history="1">
             <w:r>
               <w:rPr>
                 <w:rStyle w:val="Hyperlink"/>
@@ -1765,7 +1536,7 @@
               <w:rPr>
                 <w:noProof/>
               </w:rPr>
-              <w:instrText xml:space="preserve"> PAGEREF _Toc233079275 \h </w:instrText>
+              <w:instrText xml:space="preserve"> PAGEREF _Toc233106621 \h </w:instrText>
             </w:r>
             <w:r>
               <w:rPr>
@@ -1782,7 +1553,7 @@
               <w:rPr>
                 <w:noProof/>
               </w:rPr>
-              <w:t>14</w:t>
+              <w:t>15</w:t>
             </w:r>
             <w:r>
               <w:rPr>
@@ -1808,7 +1579,7 @@
               <w14:ligatures w14:val="standardContextual"/>
             </w:rPr>
           </w:pPr>
-          <w:hyperlink w:anchor="_Toc233079276" w:history="1">
+          <w:hyperlink w:anchor="_Toc233106622" w:history="1">
             <w:r>
               <w:rPr>
                 <w:rStyle w:val="Hyperlink"/>
@@ -1832,7 +1603,7 @@
               <w:rPr>
                 <w:noProof/>
               </w:rPr>
-              <w:instrText xml:space="preserve"> PAGEREF _Toc233079276 \h </w:instrText>
+              <w:instrText xml:space="preserve"> PAGEREF _Toc233106622 \h </w:instrText>
             </w:r>
             <w:r>
               <w:rPr>
@@ -1849,7 +1620,7 @@
               <w:rPr>
                 <w:noProof/>
               </w:rPr>
-              <w:t>15</w:t>
+              <w:t>16</w:t>
             </w:r>
             <w:r>
               <w:rPr>
@@ -1875,7 +1646,7 @@
               <w14:ligatures w14:val="standardContextual"/>
             </w:rPr>
           </w:pPr>
-          <w:hyperlink w:anchor="_Toc233079277" w:history="1">
+          <w:hyperlink w:anchor="_Toc233106623" w:history="1">
             <w:r>
               <w:rPr>
                 <w:rStyle w:val="Hyperlink"/>
@@ -1899,7 +1670,7 @@
               <w:rPr>
                 <w:noProof/>
               </w:rPr>
-              <w:instrText xml:space="preserve"> PAGEREF _Toc233079277 \h </w:instrText>
+              <w:instrText xml:space="preserve"> PAGEREF _Toc233106623 \h </w:instrText>
             </w:r>
             <w:r>
               <w:rPr>
@@ -1916,7 +1687,7 @@
               <w:rPr>
                 <w:noProof/>
               </w:rPr>
-              <w:t>16</w:t>
+              <w:t>17</w:t>
             </w:r>
             <w:r>
               <w:rPr>
@@ -1929,12 +1700,8 @@
         <w:p>
           <w:pPr>
             <w:pStyle w:val="TOC1"/>
-            <w:tabs>
-              <w:tab w:val="right" w:leader="dot" w:pos="9736"/>
-            </w:tabs>
             <w:rPr>
               <w:rFonts w:asciiTheme="minorHAnsi" w:eastAsiaTheme="minorEastAsia" w:hAnsiTheme="minorHAnsi" w:cstheme="minorBidi"/>
-              <w:noProof/>
               <w:color w:val="auto"/>
               <w:kern w:val="2"/>
               <w:sz w:val="24"/>
@@ -1942,53 +1709,29 @@
               <w14:ligatures w14:val="standardContextual"/>
             </w:rPr>
           </w:pPr>
-          <w:hyperlink w:anchor="_Toc233079278" w:history="1">
+          <w:hyperlink w:anchor="_Toc233106624" w:history="1">
             <w:r>
               <w:rPr>
                 <w:rStyle w:val="Hyperlink"/>
-                <w:noProof/>
               </w:rPr>
               <w:t>6. Business Model and Revenue Strategy</w:t>
             </w:r>
             <w:r>
-              <w:rPr>
-                <w:noProof/>
-              </w:rPr>
               <w:tab/>
             </w:r>
             <w:r>
-              <w:rPr>
-                <w:noProof/>
-              </w:rPr>
               <w:fldChar w:fldCharType="begin"/>
             </w:r>
             <w:r>
-              <w:rPr>
-                <w:noProof/>
-              </w:rPr>
-              <w:instrText xml:space="preserve"> PAGEREF _Toc233079278 \h </w:instrText>
-            </w:r>
-            <w:r>
-              <w:rPr>
-                <w:noProof/>
-              </w:rPr>
-            </w:r>
-            <w:r>
-              <w:rPr>
-                <w:noProof/>
-              </w:rPr>
+              <w:instrText xml:space="preserve"> PAGEREF _Toc233106624 \h </w:instrText>
+            </w:r>
+            <w:r>
               <w:fldChar w:fldCharType="separate"/>
             </w:r>
             <w:r>
-              <w:rPr>
-                <w:noProof/>
-              </w:rPr>
-              <w:t>17</w:t>
-            </w:r>
-            <w:r>
-              <w:rPr>
-                <w:noProof/>
-              </w:rPr>
+              <w:t>18</w:t>
+            </w:r>
+            <w:r>
               <w:fldChar w:fldCharType="end"/>
             </w:r>
           </w:hyperlink>
@@ -2009,7 +1752,7 @@
               <w14:ligatures w14:val="standardContextual"/>
             </w:rPr>
           </w:pPr>
-          <w:hyperlink w:anchor="_Toc233079279" w:history="1">
+          <w:hyperlink w:anchor="_Toc233106625" w:history="1">
             <w:r>
               <w:rPr>
                 <w:rStyle w:val="Hyperlink"/>
@@ -2033,7 +1776,7 @@
               <w:rPr>
                 <w:noProof/>
               </w:rPr>
-              <w:instrText xml:space="preserve"> PAGEREF _Toc233079279 \h </w:instrText>
+              <w:instrText xml:space="preserve"> PAGEREF _Toc233106625 \h </w:instrText>
             </w:r>
             <w:r>
               <w:rPr>
@@ -2050,7 +1793,7 @@
               <w:rPr>
                 <w:noProof/>
               </w:rPr>
-              <w:t>17</w:t>
+              <w:t>18</w:t>
             </w:r>
             <w:r>
               <w:rPr>
@@ -2076,7 +1819,7 @@
               <w14:ligatures w14:val="standardContextual"/>
             </w:rPr>
           </w:pPr>
-          <w:hyperlink w:anchor="_Toc233079280" w:history="1">
+          <w:hyperlink w:anchor="_Toc233106626" w:history="1">
             <w:r>
               <w:rPr>
                 <w:rStyle w:val="Hyperlink"/>
@@ -2100,7 +1843,7 @@
               <w:rPr>
                 <w:noProof/>
               </w:rPr>
-              <w:instrText xml:space="preserve"> PAGEREF _Toc233079280 \h </w:instrText>
+              <w:instrText xml:space="preserve"> PAGEREF _Toc233106626 \h </w:instrText>
             </w:r>
             <w:r>
               <w:rPr>
@@ -2117,7 +1860,7 @@
               <w:rPr>
                 <w:noProof/>
               </w:rPr>
-              <w:t>17</w:t>
+              <w:t>18</w:t>
             </w:r>
             <w:r>
               <w:rPr>
@@ -2143,7 +1886,7 @@
               <w14:ligatures w14:val="standardContextual"/>
             </w:rPr>
           </w:pPr>
-          <w:hyperlink w:anchor="_Toc233079281" w:history="1">
+          <w:hyperlink w:anchor="_Toc233106627" w:history="1">
             <w:r>
               <w:rPr>
                 <w:rStyle w:val="Hyperlink"/>
@@ -2167,7 +1910,7 @@
               <w:rPr>
                 <w:noProof/>
               </w:rPr>
-              <w:instrText xml:space="preserve"> PAGEREF _Toc233079281 \h </w:instrText>
+              <w:instrText xml:space="preserve"> PAGEREF _Toc233106627 \h </w:instrText>
             </w:r>
             <w:r>
               <w:rPr>
@@ -2184,7 +1927,7 @@
               <w:rPr>
                 <w:noProof/>
               </w:rPr>
-              <w:t>18</w:t>
+              <w:t>19</w:t>
             </w:r>
             <w:r>
               <w:rPr>
@@ -2197,12 +1940,8 @@
         <w:p>
           <w:pPr>
             <w:pStyle w:val="TOC1"/>
-            <w:tabs>
-              <w:tab w:val="right" w:leader="dot" w:pos="9736"/>
-            </w:tabs>
             <w:rPr>
               <w:rFonts w:asciiTheme="minorHAnsi" w:eastAsiaTheme="minorEastAsia" w:hAnsiTheme="minorHAnsi" w:cstheme="minorBidi"/>
-              <w:noProof/>
               <w:color w:val="auto"/>
               <w:kern w:val="2"/>
               <w:sz w:val="24"/>
@@ -2210,53 +1949,29 @@
               <w14:ligatures w14:val="standardContextual"/>
             </w:rPr>
           </w:pPr>
-          <w:hyperlink w:anchor="_Toc233079282" w:history="1">
+          <w:hyperlink w:anchor="_Toc233106628" w:history="1">
             <w:r>
               <w:rPr>
                 <w:rStyle w:val="Hyperlink"/>
-                <w:noProof/>
               </w:rPr>
               <w:t>7. Strategic Roadmap, 2026–2036</w:t>
             </w:r>
             <w:r>
-              <w:rPr>
-                <w:noProof/>
-              </w:rPr>
               <w:tab/>
             </w:r>
             <w:r>
-              <w:rPr>
-                <w:noProof/>
-              </w:rPr>
               <w:fldChar w:fldCharType="begin"/>
             </w:r>
             <w:r>
-              <w:rPr>
-                <w:noProof/>
-              </w:rPr>
-              <w:instrText xml:space="preserve"> PAGEREF _Toc233079282 \h </w:instrText>
-            </w:r>
-            <w:r>
-              <w:rPr>
-                <w:noProof/>
-              </w:rPr>
-            </w:r>
-            <w:r>
-              <w:rPr>
-                <w:noProof/>
-              </w:rPr>
+              <w:instrText xml:space="preserve"> PAGEREF _Toc233106628 \h </w:instrText>
+            </w:r>
+            <w:r>
               <w:fldChar w:fldCharType="separate"/>
             </w:r>
             <w:r>
-              <w:rPr>
-                <w:noProof/>
-              </w:rPr>
-              <w:t>19</w:t>
-            </w:r>
-            <w:r>
-              <w:rPr>
-                <w:noProof/>
-              </w:rPr>
+              <w:t>20</w:t>
+            </w:r>
+            <w:r>
               <w:fldChar w:fldCharType="end"/>
             </w:r>
           </w:hyperlink>
@@ -2277,7 +1992,7 @@
               <w14:ligatures w14:val="standardContextual"/>
             </w:rPr>
           </w:pPr>
-          <w:hyperlink w:anchor="_Toc233079283" w:history="1">
+          <w:hyperlink w:anchor="_Toc233106629" w:history="1">
             <w:r>
               <w:rPr>
                 <w:rStyle w:val="Hyperlink"/>
@@ -2301,7 +2016,7 @@
               <w:rPr>
                 <w:noProof/>
               </w:rPr>
-              <w:instrText xml:space="preserve"> PAGEREF _Toc233079283 \h </w:instrText>
+              <w:instrText xml:space="preserve"> PAGEREF _Toc233106629 \h </w:instrText>
             </w:r>
             <w:r>
               <w:rPr>
@@ -2318,7 +2033,7 @@
               <w:rPr>
                 <w:noProof/>
               </w:rPr>
-              <w:t>19</w:t>
+              <w:t>20</w:t>
             </w:r>
             <w:r>
               <w:rPr>
@@ -2344,7 +2059,7 @@
               <w14:ligatures w14:val="standardContextual"/>
             </w:rPr>
           </w:pPr>
-          <w:hyperlink w:anchor="_Toc233079284" w:history="1">
+          <w:hyperlink w:anchor="_Toc233106630" w:history="1">
             <w:r>
               <w:rPr>
                 <w:rStyle w:val="Hyperlink"/>
@@ -2368,7 +2083,7 @@
               <w:rPr>
                 <w:noProof/>
               </w:rPr>
-              <w:instrText xml:space="preserve"> PAGEREF _Toc233079284 \h </w:instrText>
+              <w:instrText xml:space="preserve"> PAGEREF _Toc233106630 \h </w:instrText>
             </w:r>
             <w:r>
               <w:rPr>
@@ -2385,7 +2100,7 @@
               <w:rPr>
                 <w:noProof/>
               </w:rPr>
-              <w:t>19</w:t>
+              <w:t>20</w:t>
             </w:r>
             <w:r>
               <w:rPr>
@@ -2411,7 +2126,7 @@
               <w14:ligatures w14:val="standardContextual"/>
             </w:rPr>
           </w:pPr>
-          <w:hyperlink w:anchor="_Toc233079285" w:history="1">
+          <w:hyperlink w:anchor="_Toc233106631" w:history="1">
             <w:r>
               <w:rPr>
                 <w:rStyle w:val="Hyperlink"/>
@@ -2435,7 +2150,7 @@
               <w:rPr>
                 <w:noProof/>
               </w:rPr>
-              <w:instrText xml:space="preserve"> PAGEREF _Toc233079285 \h </w:instrText>
+              <w:instrText xml:space="preserve"> PAGEREF _Toc233106631 \h </w:instrText>
             </w:r>
             <w:r>
               <w:rPr>
@@ -2452,7 +2167,7 @@
               <w:rPr>
                 <w:noProof/>
               </w:rPr>
-              <w:t>19</w:t>
+              <w:t>20</w:t>
             </w:r>
             <w:r>
               <w:rPr>
@@ -2478,7 +2193,7 @@
               <w14:ligatures w14:val="standardContextual"/>
             </w:rPr>
           </w:pPr>
-          <w:hyperlink w:anchor="_Toc233079286" w:history="1">
+          <w:hyperlink w:anchor="_Toc233106632" w:history="1">
             <w:r>
               <w:rPr>
                 <w:rStyle w:val="Hyperlink"/>
@@ -2502,7 +2217,7 @@
               <w:rPr>
                 <w:noProof/>
               </w:rPr>
-              <w:instrText xml:space="preserve"> PAGEREF _Toc233079286 \h </w:instrText>
+              <w:instrText xml:space="preserve"> PAGEREF _Toc233106632 \h </w:instrText>
             </w:r>
             <w:r>
               <w:rPr>
@@ -2519,7 +2234,7 @@
               <w:rPr>
                 <w:noProof/>
               </w:rPr>
-              <w:t>19</w:t>
+              <w:t>20</w:t>
             </w:r>
             <w:r>
               <w:rPr>
@@ -2545,7 +2260,7 @@
               <w14:ligatures w14:val="standardContextual"/>
             </w:rPr>
           </w:pPr>
-          <w:hyperlink w:anchor="_Toc233079287" w:history="1">
+          <w:hyperlink w:anchor="_Toc233106633" w:history="1">
             <w:r>
               <w:rPr>
                 <w:rStyle w:val="Hyperlink"/>
@@ -2569,7 +2284,7 @@
               <w:rPr>
                 <w:noProof/>
               </w:rPr>
-              <w:instrText xml:space="preserve"> PAGEREF _Toc233079287 \h </w:instrText>
+              <w:instrText xml:space="preserve"> PAGEREF _Toc233106633 \h </w:instrText>
             </w:r>
             <w:r>
               <w:rPr>
@@ -2586,7 +2301,7 @@
               <w:rPr>
                 <w:noProof/>
               </w:rPr>
-              <w:t>20</w:t>
+              <w:t>21</w:t>
             </w:r>
             <w:r>
               <w:rPr>
@@ -2599,12 +2314,8 @@
         <w:p>
           <w:pPr>
             <w:pStyle w:val="TOC1"/>
-            <w:tabs>
-              <w:tab w:val="right" w:leader="dot" w:pos="9736"/>
-            </w:tabs>
             <w:rPr>
               <w:rFonts w:asciiTheme="minorHAnsi" w:eastAsiaTheme="minorEastAsia" w:hAnsiTheme="minorHAnsi" w:cstheme="minorBidi"/>
-              <w:noProof/>
               <w:color w:val="auto"/>
               <w:kern w:val="2"/>
               <w:sz w:val="24"/>
@@ -2612,53 +2323,29 @@
               <w14:ligatures w14:val="standardContextual"/>
             </w:rPr>
           </w:pPr>
-          <w:hyperlink w:anchor="_Toc233079288" w:history="1">
+          <w:hyperlink w:anchor="_Toc233106634" w:history="1">
             <w:r>
               <w:rPr>
                 <w:rStyle w:val="Hyperlink"/>
-                <w:noProof/>
               </w:rPr>
               <w:t>8. Strategic Financial Plan, FY2026–FY2036</w:t>
             </w:r>
             <w:r>
-              <w:rPr>
-                <w:noProof/>
-              </w:rPr>
               <w:tab/>
             </w:r>
             <w:r>
-              <w:rPr>
-                <w:noProof/>
-              </w:rPr>
               <w:fldChar w:fldCharType="begin"/>
             </w:r>
             <w:r>
-              <w:rPr>
-                <w:noProof/>
-              </w:rPr>
-              <w:instrText xml:space="preserve"> PAGEREF _Toc233079288 \h </w:instrText>
-            </w:r>
-            <w:r>
-              <w:rPr>
-                <w:noProof/>
-              </w:rPr>
-            </w:r>
-            <w:r>
-              <w:rPr>
-                <w:noProof/>
-              </w:rPr>
+              <w:instrText xml:space="preserve"> PAGEREF _Toc233106634 \h </w:instrText>
+            </w:r>
+            <w:r>
               <w:fldChar w:fldCharType="separate"/>
             </w:r>
             <w:r>
-              <w:rPr>
-                <w:noProof/>
-              </w:rPr>
-              <w:t>21</w:t>
-            </w:r>
-            <w:r>
-              <w:rPr>
-                <w:noProof/>
-              </w:rPr>
+              <w:t>22</w:t>
+            </w:r>
+            <w:r>
               <w:fldChar w:fldCharType="end"/>
             </w:r>
           </w:hyperlink>
@@ -2679,7 +2366,7 @@
               <w14:ligatures w14:val="standardContextual"/>
             </w:rPr>
           </w:pPr>
-          <w:hyperlink w:anchor="_Toc233079289" w:history="1">
+          <w:hyperlink w:anchor="_Toc233106635" w:history="1">
             <w:r>
               <w:rPr>
                 <w:rStyle w:val="Hyperlink"/>
@@ -2703,7 +2390,7 @@
               <w:rPr>
                 <w:noProof/>
               </w:rPr>
-              <w:instrText xml:space="preserve"> PAGEREF _Toc233079289 \h </w:instrText>
+              <w:instrText xml:space="preserve"> PAGEREF _Toc233106635 \h </w:instrText>
             </w:r>
             <w:r>
               <w:rPr>
@@ -2720,7 +2407,7 @@
               <w:rPr>
                 <w:noProof/>
               </w:rPr>
-              <w:t>21</w:t>
+              <w:t>22</w:t>
             </w:r>
             <w:r>
               <w:rPr>
@@ -2746,7 +2433,7 @@
               <w14:ligatures w14:val="standardContextual"/>
             </w:rPr>
           </w:pPr>
-          <w:hyperlink w:anchor="_Toc233079290" w:history="1">
+          <w:hyperlink w:anchor="_Toc233106636" w:history="1">
             <w:r>
               <w:rPr>
                 <w:rStyle w:val="Hyperlink"/>
@@ -2770,7 +2457,7 @@
               <w:rPr>
                 <w:noProof/>
               </w:rPr>
-              <w:instrText xml:space="preserve"> PAGEREF _Toc233079290 \h </w:instrText>
+              <w:instrText xml:space="preserve"> PAGEREF _Toc233106636 \h </w:instrText>
             </w:r>
             <w:r>
               <w:rPr>
@@ -2787,7 +2474,7 @@
               <w:rPr>
                 <w:noProof/>
               </w:rPr>
-              <w:t>22</w:t>
+              <w:t>23</w:t>
             </w:r>
             <w:r>
               <w:rPr>
@@ -2813,7 +2500,7 @@
               <w14:ligatures w14:val="standardContextual"/>
             </w:rPr>
           </w:pPr>
-          <w:hyperlink w:anchor="_Toc233079291" w:history="1">
+          <w:hyperlink w:anchor="_Toc233106637" w:history="1">
             <w:r>
               <w:rPr>
                 <w:rStyle w:val="Hyperlink"/>
@@ -2837,7 +2524,7 @@
               <w:rPr>
                 <w:noProof/>
               </w:rPr>
-              <w:instrText xml:space="preserve"> PAGEREF _Toc233079291 \h </w:instrText>
+              <w:instrText xml:space="preserve"> PAGEREF _Toc233106637 \h </w:instrText>
             </w:r>
             <w:r>
               <w:rPr>
@@ -2854,7 +2541,7 @@
               <w:rPr>
                 <w:noProof/>
               </w:rPr>
-              <w:t>23</w:t>
+              <w:t>24</w:t>
             </w:r>
             <w:r>
               <w:rPr>
@@ -2880,7 +2567,7 @@
               <w14:ligatures w14:val="standardContextual"/>
             </w:rPr>
           </w:pPr>
-          <w:hyperlink w:anchor="_Toc233079292" w:history="1">
+          <w:hyperlink w:anchor="_Toc233106638" w:history="1">
             <w:r>
               <w:rPr>
                 <w:rStyle w:val="Hyperlink"/>
@@ -2904,7 +2591,7 @@
               <w:rPr>
                 <w:noProof/>
               </w:rPr>
-              <w:instrText xml:space="preserve"> PAGEREF _Toc233079292 \h </w:instrText>
+              <w:instrText xml:space="preserve"> PAGEREF _Toc233106638 \h </w:instrText>
             </w:r>
             <w:r>
               <w:rPr>
@@ -2921,7 +2608,7 @@
               <w:rPr>
                 <w:noProof/>
               </w:rPr>
-              <w:t>23</w:t>
+              <w:t>24</w:t>
             </w:r>
             <w:r>
               <w:rPr>
@@ -2934,12 +2621,8 @@
         <w:p>
           <w:pPr>
             <w:pStyle w:val="TOC1"/>
-            <w:tabs>
-              <w:tab w:val="right" w:leader="dot" w:pos="9736"/>
-            </w:tabs>
             <w:rPr>
               <w:rFonts w:asciiTheme="minorHAnsi" w:eastAsiaTheme="minorEastAsia" w:hAnsiTheme="minorHAnsi" w:cstheme="minorBidi"/>
-              <w:noProof/>
               <w:color w:val="auto"/>
               <w:kern w:val="2"/>
               <w:sz w:val="24"/>
@@ -2947,53 +2630,29 @@
               <w14:ligatures w14:val="standardContextual"/>
             </w:rPr>
           </w:pPr>
-          <w:hyperlink w:anchor="_Toc233079293" w:history="1">
+          <w:hyperlink w:anchor="_Toc233106639" w:history="1">
             <w:r>
               <w:rPr>
                 <w:rStyle w:val="Hyperlink"/>
-                <w:noProof/>
               </w:rPr>
               <w:t>9. Operations Plan</w:t>
             </w:r>
             <w:r>
-              <w:rPr>
-                <w:noProof/>
-              </w:rPr>
               <w:tab/>
             </w:r>
             <w:r>
-              <w:rPr>
-                <w:noProof/>
-              </w:rPr>
               <w:fldChar w:fldCharType="begin"/>
             </w:r>
             <w:r>
-              <w:rPr>
-                <w:noProof/>
-              </w:rPr>
-              <w:instrText xml:space="preserve"> PAGEREF _Toc233079293 \h </w:instrText>
-            </w:r>
-            <w:r>
-              <w:rPr>
-                <w:noProof/>
-              </w:rPr>
-            </w:r>
-            <w:r>
-              <w:rPr>
-                <w:noProof/>
-              </w:rPr>
+              <w:instrText xml:space="preserve"> PAGEREF _Toc233106639 \h </w:instrText>
+            </w:r>
+            <w:r>
               <w:fldChar w:fldCharType="separate"/>
             </w:r>
             <w:r>
-              <w:rPr>
-                <w:noProof/>
-              </w:rPr>
-              <w:t>25</w:t>
-            </w:r>
-            <w:r>
-              <w:rPr>
-                <w:noProof/>
-              </w:rPr>
+              <w:t>26</w:t>
+            </w:r>
+            <w:r>
               <w:fldChar w:fldCharType="end"/>
             </w:r>
           </w:hyperlink>
@@ -3014,7 +2673,7 @@
               <w14:ligatures w14:val="standardContextual"/>
             </w:rPr>
           </w:pPr>
-          <w:hyperlink w:anchor="_Toc233079294" w:history="1">
+          <w:hyperlink w:anchor="_Toc233106640" w:history="1">
             <w:r>
               <w:rPr>
                 <w:rStyle w:val="Hyperlink"/>
@@ -3038,7 +2697,7 @@
               <w:rPr>
                 <w:noProof/>
               </w:rPr>
-              <w:instrText xml:space="preserve"> PAGEREF _Toc233079294 \h </w:instrText>
+              <w:instrText xml:space="preserve"> PAGEREF _Toc233106640 \h </w:instrText>
             </w:r>
             <w:r>
               <w:rPr>
@@ -3055,7 +2714,7 @@
               <w:rPr>
                 <w:noProof/>
               </w:rPr>
-              <w:t>25</w:t>
+              <w:t>26</w:t>
             </w:r>
             <w:r>
               <w:rPr>
@@ -3081,7 +2740,7 @@
               <w14:ligatures w14:val="standardContextual"/>
             </w:rPr>
           </w:pPr>
-          <w:hyperlink w:anchor="_Toc233079295" w:history="1">
+          <w:hyperlink w:anchor="_Toc233106641" w:history="1">
             <w:r>
               <w:rPr>
                 <w:rStyle w:val="Hyperlink"/>
@@ -3105,7 +2764,7 @@
               <w:rPr>
                 <w:noProof/>
               </w:rPr>
-              <w:instrText xml:space="preserve"> PAGEREF _Toc233079295 \h </w:instrText>
+              <w:instrText xml:space="preserve"> PAGEREF _Toc233106641 \h </w:instrText>
             </w:r>
             <w:r>
               <w:rPr>
@@ -3122,7 +2781,7 @@
               <w:rPr>
                 <w:noProof/>
               </w:rPr>
-              <w:t>25</w:t>
+              <w:t>26</w:t>
             </w:r>
             <w:r>
               <w:rPr>
@@ -3148,7 +2807,7 @@
               <w14:ligatures w14:val="standardContextual"/>
             </w:rPr>
           </w:pPr>
-          <w:hyperlink w:anchor="_Toc233079296" w:history="1">
+          <w:hyperlink w:anchor="_Toc233106642" w:history="1">
             <w:r>
               <w:rPr>
                 <w:rStyle w:val="Hyperlink"/>
@@ -3172,7 +2831,7 @@
               <w:rPr>
                 <w:noProof/>
               </w:rPr>
-              <w:instrText xml:space="preserve"> PAGEREF _Toc233079296 \h </w:instrText>
+              <w:instrText xml:space="preserve"> PAGEREF _Toc233106642 \h </w:instrText>
             </w:r>
             <w:r>
               <w:rPr>
@@ -3189,7 +2848,7 @@
               <w:rPr>
                 <w:noProof/>
               </w:rPr>
-              <w:t>25</w:t>
+              <w:t>26</w:t>
             </w:r>
             <w:r>
               <w:rPr>
@@ -3215,7 +2874,7 @@
               <w14:ligatures w14:val="standardContextual"/>
             </w:rPr>
           </w:pPr>
-          <w:hyperlink w:anchor="_Toc233079297" w:history="1">
+          <w:hyperlink w:anchor="_Toc233106643" w:history="1">
             <w:r>
               <w:rPr>
                 <w:rStyle w:val="Hyperlink"/>
@@ -3239,7 +2898,7 @@
               <w:rPr>
                 <w:noProof/>
               </w:rPr>
-              <w:instrText xml:space="preserve"> PAGEREF _Toc233079297 \h </w:instrText>
+              <w:instrText xml:space="preserve"> PAGEREF _Toc233106643 \h </w:instrText>
             </w:r>
             <w:r>
               <w:rPr>
@@ -3256,7 +2915,7 @@
               <w:rPr>
                 <w:noProof/>
               </w:rPr>
-              <w:t>25</w:t>
+              <w:t>26</w:t>
             </w:r>
             <w:r>
               <w:rPr>
@@ -3269,12 +2928,8 @@
         <w:p>
           <w:pPr>
             <w:pStyle w:val="TOC1"/>
-            <w:tabs>
-              <w:tab w:val="right" w:leader="dot" w:pos="9736"/>
-            </w:tabs>
             <w:rPr>
               <w:rFonts w:asciiTheme="minorHAnsi" w:eastAsiaTheme="minorEastAsia" w:hAnsiTheme="minorHAnsi" w:cstheme="minorBidi"/>
-              <w:noProof/>
               <w:color w:val="auto"/>
               <w:kern w:val="2"/>
               <w:sz w:val="24"/>
@@ -3282,53 +2937,29 @@
               <w14:ligatures w14:val="standardContextual"/>
             </w:rPr>
           </w:pPr>
-          <w:hyperlink w:anchor="_Toc233079298" w:history="1">
+          <w:hyperlink w:anchor="_Toc233106644" w:history="1">
             <w:r>
               <w:rPr>
                 <w:rStyle w:val="Hyperlink"/>
-                <w:noProof/>
               </w:rPr>
               <w:t>10. Risk Analysis and Mitigation</w:t>
             </w:r>
             <w:r>
-              <w:rPr>
-                <w:noProof/>
-              </w:rPr>
               <w:tab/>
             </w:r>
             <w:r>
-              <w:rPr>
-                <w:noProof/>
-              </w:rPr>
               <w:fldChar w:fldCharType="begin"/>
             </w:r>
             <w:r>
-              <w:rPr>
-                <w:noProof/>
-              </w:rPr>
-              <w:instrText xml:space="preserve"> PAGEREF _Toc233079298 \h </w:instrText>
-            </w:r>
-            <w:r>
-              <w:rPr>
-                <w:noProof/>
-              </w:rPr>
-            </w:r>
-            <w:r>
-              <w:rPr>
-                <w:noProof/>
-              </w:rPr>
+              <w:instrText xml:space="preserve"> PAGEREF _Toc233106644 \h </w:instrText>
+            </w:r>
+            <w:r>
               <w:fldChar w:fldCharType="separate"/>
             </w:r>
             <w:r>
-              <w:rPr>
-                <w:noProof/>
-              </w:rPr>
-              <w:t>26</w:t>
-            </w:r>
-            <w:r>
-              <w:rPr>
-                <w:noProof/>
-              </w:rPr>
+              <w:t>27</w:t>
+            </w:r>
+            <w:r>
               <w:fldChar w:fldCharType="end"/>
             </w:r>
           </w:hyperlink>
@@ -3336,12 +2967,8 @@
         <w:p>
           <w:pPr>
             <w:pStyle w:val="TOC1"/>
-            <w:tabs>
-              <w:tab w:val="right" w:leader="dot" w:pos="9736"/>
-            </w:tabs>
             <w:rPr>
               <w:rFonts w:asciiTheme="minorHAnsi" w:eastAsiaTheme="minorEastAsia" w:hAnsiTheme="minorHAnsi" w:cstheme="minorBidi"/>
-              <w:noProof/>
               <w:color w:val="auto"/>
               <w:kern w:val="2"/>
               <w:sz w:val="24"/>
@@ -3349,53 +2976,29 @@
               <w14:ligatures w14:val="standardContextual"/>
             </w:rPr>
           </w:pPr>
-          <w:hyperlink w:anchor="_Toc233079299" w:history="1">
+          <w:hyperlink w:anchor="_Toc233106645" w:history="1">
             <w:r>
               <w:rPr>
                 <w:rStyle w:val="Hyperlink"/>
-                <w:noProof/>
               </w:rPr>
               <w:t>11. Key Milestones and Success Metrics</w:t>
             </w:r>
             <w:r>
-              <w:rPr>
-                <w:noProof/>
-              </w:rPr>
               <w:tab/>
             </w:r>
             <w:r>
-              <w:rPr>
-                <w:noProof/>
-              </w:rPr>
               <w:fldChar w:fldCharType="begin"/>
             </w:r>
             <w:r>
-              <w:rPr>
-                <w:noProof/>
-              </w:rPr>
-              <w:instrText xml:space="preserve"> PAGEREF _Toc233079299 \h </w:instrText>
-            </w:r>
-            <w:r>
-              <w:rPr>
-                <w:noProof/>
-              </w:rPr>
-            </w:r>
-            <w:r>
-              <w:rPr>
-                <w:noProof/>
-              </w:rPr>
+              <w:instrText xml:space="preserve"> PAGEREF _Toc233106645 \h </w:instrText>
+            </w:r>
+            <w:r>
               <w:fldChar w:fldCharType="separate"/>
             </w:r>
             <w:r>
-              <w:rPr>
-                <w:noProof/>
-              </w:rPr>
-              <w:t>28</w:t>
-            </w:r>
-            <w:r>
-              <w:rPr>
-                <w:noProof/>
-              </w:rPr>
+              <w:t>29</w:t>
+            </w:r>
+            <w:r>
               <w:fldChar w:fldCharType="end"/>
             </w:r>
           </w:hyperlink>
@@ -3416,7 +3019,7 @@
               <w14:ligatures w14:val="standardContextual"/>
             </w:rPr>
           </w:pPr>
-          <w:hyperlink w:anchor="_Toc233079300" w:history="1">
+          <w:hyperlink w:anchor="_Toc233106646" w:history="1">
             <w:r>
               <w:rPr>
                 <w:rStyle w:val="Hyperlink"/>
@@ -3440,7 +3043,7 @@
               <w:rPr>
                 <w:noProof/>
               </w:rPr>
-              <w:instrText xml:space="preserve"> PAGEREF _Toc233079300 \h </w:instrText>
+              <w:instrText xml:space="preserve"> PAGEREF _Toc233106646 \h </w:instrText>
             </w:r>
             <w:r>
               <w:rPr>
@@ -3457,7 +3060,7 @@
               <w:rPr>
                 <w:noProof/>
               </w:rPr>
-              <w:t>28</w:t>
+              <w:t>29</w:t>
             </w:r>
             <w:r>
               <w:rPr>
@@ -3483,7 +3086,7 @@
               <w14:ligatures w14:val="standardContextual"/>
             </w:rPr>
           </w:pPr>
-          <w:hyperlink w:anchor="_Toc233079301" w:history="1">
+          <w:hyperlink w:anchor="_Toc233106647" w:history="1">
             <w:r>
               <w:rPr>
                 <w:rStyle w:val="Hyperlink"/>
@@ -3507,7 +3110,7 @@
               <w:rPr>
                 <w:noProof/>
               </w:rPr>
-              <w:instrText xml:space="preserve"> PAGEREF _Toc233079301 \h </w:instrText>
+              <w:instrText xml:space="preserve"> PAGEREF _Toc233106647 \h </w:instrText>
             </w:r>
             <w:r>
               <w:rPr>
@@ -3524,7 +3127,7 @@
               <w:rPr>
                 <w:noProof/>
               </w:rPr>
-              <w:t>28</w:t>
+              <w:t>29</w:t>
             </w:r>
             <w:r>
               <w:rPr>
@@ -3537,12 +3140,8 @@
         <w:p>
           <w:pPr>
             <w:pStyle w:val="TOC1"/>
-            <w:tabs>
-              <w:tab w:val="right" w:leader="dot" w:pos="9736"/>
-            </w:tabs>
             <w:rPr>
               <w:rFonts w:asciiTheme="minorHAnsi" w:eastAsiaTheme="minorEastAsia" w:hAnsiTheme="minorHAnsi" w:cstheme="minorBidi"/>
-              <w:noProof/>
               <w:color w:val="auto"/>
               <w:kern w:val="2"/>
               <w:sz w:val="24"/>
@@ -3550,53 +3149,31 @@
               <w14:ligatures w14:val="standardContextual"/>
             </w:rPr>
           </w:pPr>
-          <w:hyperlink w:anchor="_Toc233079302" w:history="1">
+          <w:hyperlink w:anchor="_Toc233106648" w:history="1">
             <w:r>
               <w:rPr>
                 <w:rStyle w:val="Hyperlink"/>
-                <w:noProof/>
+                <w:b w:val="0"/>
+                <w:bCs w:val="0"/>
               </w:rPr>
               <w:t>12. Conclusion</w:t>
             </w:r>
             <w:r>
-              <w:rPr>
-                <w:noProof/>
-              </w:rPr>
               <w:tab/>
             </w:r>
             <w:r>
-              <w:rPr>
-                <w:noProof/>
-              </w:rPr>
               <w:fldChar w:fldCharType="begin"/>
             </w:r>
             <w:r>
-              <w:rPr>
-                <w:noProof/>
-              </w:rPr>
-              <w:instrText xml:space="preserve"> PAGEREF _Toc233079302 \h </w:instrText>
-            </w:r>
-            <w:r>
-              <w:rPr>
-                <w:noProof/>
-              </w:rPr>
-            </w:r>
-            <w:r>
-              <w:rPr>
-                <w:noProof/>
-              </w:rPr>
+              <w:instrText xml:space="preserve"> PAGEREF _Toc233106648 \h </w:instrText>
+            </w:r>
+            <w:r>
               <w:fldChar w:fldCharType="separate"/>
             </w:r>
             <w:r>
-              <w:rPr>
-                <w:noProof/>
-              </w:rPr>
-              <w:t>30</w:t>
-            </w:r>
-            <w:r>
-              <w:rPr>
-                <w:noProof/>
-              </w:rPr>
+              <w:t>31</w:t>
+            </w:r>
+            <w:r>
               <w:fldChar w:fldCharType="end"/>
             </w:r>
           </w:hyperlink>
@@ -3617,7 +3194,7 @@
       <w:pPr>
         <w:pStyle w:val="Heading1"/>
       </w:pPr>
-      <w:bookmarkStart w:id="1" w:name="_Toc233079254"/>
+      <w:bookmarkStart w:id="1" w:name="_Toc233106600"/>
       <w:r>
         <w:lastRenderedPageBreak/>
         <w:t>List of Figures</w:t>
@@ -3873,23 +3450,7 @@
           <w:sz w:val="21"/>
           <w:szCs w:val="21"/>
         </w:rPr>
-        <w:t xml:space="preserve">Figure 13: Risk Assessment </w:t>
-      </w:r>
-      <w:proofErr w:type="gramStart"/>
-      <w:r>
-        <w:rPr>
-          <w:sz w:val="21"/>
-          <w:szCs w:val="21"/>
-        </w:rPr>
-        <w:t>Matrix —</w:t>
-      </w:r>
-      <w:proofErr w:type="gramEnd"/>
-      <w:r>
-        <w:rPr>
-          <w:sz w:val="21"/>
-          <w:szCs w:val="21"/>
-        </w:rPr>
-        <w:t xml:space="preserve"> Likelihood vs. Impact</w:t>
+        <w:t>Figure 13: Risk Assessment Matrix — Likelihood vs. Impact</w:t>
       </w:r>
     </w:p>
     <w:p>
@@ -3901,7 +3462,7 @@
       <w:pPr>
         <w:pStyle w:val="Heading1"/>
       </w:pPr>
-      <w:bookmarkStart w:id="2" w:name="_Toc233079255"/>
+      <w:bookmarkStart w:id="2" w:name="_Toc233106601"/>
       <w:r>
         <w:lastRenderedPageBreak/>
         <w:t>1. Executive Summary</w:t>
@@ -3918,10 +3479,29 @@
       </w:r>
       <w:proofErr w:type="spellEnd"/>
       <w:r>
-        <w:t xml:space="preserve"> Analytics was founded by Gideon Olawale Sodipo, who pursued his Master of Science in Computational Data Science (Computer Science) at Kent State University in Kent, Ohio. Driven by a conviction that agricultural decision-making was being held back by stale, low-resolution data, Gideon conceived the company's founding thesis during his graduate research—transforming an academic insight into an edge-native geospatial intelligence company that fuses satellite imagery, drone telemetry, IoT sensor networks, and</w:t>
-      </w:r>
-      <w:r>
-        <w:t xml:space="preserve"> applied AI into decision-ready agricultural intelligence for federal agencies, agribusiness corporations, and food-security organizations.</w:t>
+        <w:t xml:space="preserve"> Analytics is a yet-to-be-established company conceived by Gideon Olawale Sodipo, who pursued his Master of Science in Computational Data Science (Computer Science) at Kent State University in Kent, Ohio. Driven by a conviction that agricultural decision-making was being held back by stale, low-resolution data, Gideon developed </w:t>
+      </w:r>
+      <w:proofErr w:type="spellStart"/>
+      <w:r>
+        <w:t>TerraVision’s</w:t>
+      </w:r>
+      <w:proofErr w:type="spellEnd"/>
+      <w:r>
+        <w:t xml:space="preserve"> founding thesis during his graduate research—transforming an academic insight into a planned edge-native geospatial intelligence company that will fuse satellite imagery, drone telemetry, IoT sensor networks, and applied AI into decision-ready agricultural intelligence for federal agencies, agribusiness corporations, and food-security organizations. Formal incorporation and registration of </w:t>
+      </w:r>
+      <w:proofErr w:type="spellStart"/>
+      <w:r>
+        <w:t>TerraVision</w:t>
+      </w:r>
+      <w:proofErr w:type="spellEnd"/>
+      <w:r>
+        <w:t xml:space="preserve"> Analytics are among the first actions to be completed in </w:t>
+      </w:r>
+      <w:r>
+        <w:t>Q1 2027</w:t>
+      </w:r>
+      <w:r>
+        <w:t>, as detailed in Section 2.6.</w:t>
       </w:r>
     </w:p>
     <w:p>
@@ -3929,7 +3509,7 @@
         <w:spacing w:after="200" w:line="300" w:lineRule="auto"/>
       </w:pPr>
       <w:r>
-        <w:t xml:space="preserve">Since inception, the company's trajectory has been defined by building the core platform, establishing credibility in the agricultural intelligence space, and actively pursuing federal partnership opportunities. A USDA NASS contract engagement is currently being pursued and represents a foundational near-term milestone. </w:t>
+        <w:t xml:space="preserve">In the pre-incorporation phase, Gideon’s development work has been focused on building the core platform, establishing early credibility in the agricultural intelligence space, and laying the groundwork for federal partnership opportunities. A USDA NASS contract engagement is being actively pursued as a foundational near-term milestone, contingent on formal establishment of the company. </w:t>
       </w:r>
       <w:proofErr w:type="spellStart"/>
       <w:r>
@@ -3941,43 +3521,75 @@
       </w:r>
       <w:proofErr w:type="spellStart"/>
       <w:r>
+        <w:t>TerraVision’s</w:t>
+      </w:r>
+      <w:proofErr w:type="spellEnd"/>
+      <w:r>
+        <w:t xml:space="preserve"> flagship platform, is in active development and pilot testing, positioning the yet-to-be-established company to convert its founder-led technical execution into a scaled commercial product. Upon incorporation, </w:t>
+      </w:r>
+      <w:proofErr w:type="spellStart"/>
+      <w:r>
+        <w:t>TerraVision</w:t>
+      </w:r>
+      <w:proofErr w:type="spellEnd"/>
+      <w:r>
+        <w:t xml:space="preserve"> will enter the market with a strong technical foundation rather than starting from zero.</w:t>
+      </w:r>
+    </w:p>
+    <w:p>
+      <w:pPr>
+        <w:spacing w:after="200" w:line="300" w:lineRule="auto"/>
+      </w:pPr>
+      <w:r>
+        <w:t xml:space="preserve">This strategic business plan, covering fiscal years 2026 through 2036, sets out the strategic, operational, and financial roadmap for the next phase of </w:t>
+      </w:r>
+      <w:proofErr w:type="spellStart"/>
+      <w:r>
         <w:t>TerraVision's</w:t>
       </w:r>
       <w:proofErr w:type="spellEnd"/>
       <w:r>
-        <w:t xml:space="preserve"> flagship platform, </w:t>
-      </w:r>
-      <w:proofErr w:type="gramStart"/>
-      <w:r>
-        <w:t>is in active development</w:t>
-      </w:r>
-      <w:proofErr w:type="gramEnd"/>
-      <w:r>
-        <w:t xml:space="preserve"> and </w:t>
-      </w:r>
-      <w:proofErr w:type="gramStart"/>
-      <w:r>
-        <w:t>pilot testing,</w:t>
-      </w:r>
-      <w:proofErr w:type="gramEnd"/>
-      <w:r>
-        <w:t xml:space="preserve"> positioning the company to convert its focused, founder-led technical execution into a </w:t>
-      </w:r>
-      <w:proofErr w:type="gramStart"/>
-      <w:r>
-        <w:t>scaled</w:t>
-      </w:r>
-      <w:proofErr w:type="gramEnd"/>
-      <w:r>
-        <w:t xml:space="preserve"> commercial product. Heading into 2026, </w:t>
+        <w:t xml:space="preserve"> growth, centered on </w:t>
       </w:r>
       <w:proofErr w:type="spellStart"/>
       <w:r>
+        <w:t>AgriCortex</w:t>
+      </w:r>
+      <w:proofErr w:type="spellEnd"/>
+      <w:r>
+        <w:t xml:space="preserve">, </w:t>
+      </w:r>
+      <w:proofErr w:type="spellStart"/>
+      <w:r>
+        <w:t>TerraVision's</w:t>
+      </w:r>
+      <w:proofErr w:type="spellEnd"/>
+      <w:r>
+        <w:t xml:space="preserve"> flagship operational platform. </w:t>
+      </w:r>
+      <w:proofErr w:type="spellStart"/>
+      <w:r>
+        <w:t>AgriCortex</w:t>
+      </w:r>
+      <w:proofErr w:type="spellEnd"/>
+      <w:r>
+        <w:t xml:space="preserve"> is currently in development and active pilot testing, and represents the productization of </w:t>
+      </w:r>
+      <w:proofErr w:type="spellStart"/>
+      <w:r>
+        <w:t>TerraVision's</w:t>
+      </w:r>
+      <w:proofErr w:type="spellEnd"/>
+      <w:r>
+        <w:t xml:space="preserve"> core capabilities into a unified dashboard purpose-built for USDA program offices and enterprise agricultural intelligence workflows. It is the mechanism through which </w:t>
+      </w:r>
+      <w:proofErr w:type="spellStart"/>
+      <w:r>
         <w:t>TerraVision</w:t>
       </w:r>
       <w:proofErr w:type="spellEnd"/>
       <w:r>
-        <w:t xml:space="preserve"> enters the market with a strong technical foundation rather than starting from zero.</w:t>
+        <w:t xml:space="preserve"> intends to convert its technical foundation and growing federal relationships into a scaled, repeatable commercial product.</w:t>
       </w:r>
     </w:p>
     <w:p>
@@ -3985,39 +3597,55 @@
         <w:spacing w:after="200" w:line="300" w:lineRule="auto"/>
       </w:pPr>
       <w:r>
-        <w:t xml:space="preserve">This strategic business plan, covering fiscal years 2026 through 2036, sets out the strategic, operational, and financial roadmap for the next phase of the company's growth, centered on </w:t>
+        <w:t xml:space="preserve">Over the plan horizon, </w:t>
       </w:r>
       <w:proofErr w:type="spellStart"/>
       <w:r>
+        <w:t>TerraVision</w:t>
+      </w:r>
+      <w:proofErr w:type="spellEnd"/>
+      <w:r>
+        <w:t xml:space="preserve"> Analytics will move through five phases: Foundation and Commercial Launch (2026 to 2027), in which </w:t>
+      </w:r>
+      <w:proofErr w:type="spellStart"/>
+      <w:r>
         <w:t>AgriCortex</w:t>
       </w:r>
       <w:proofErr w:type="spellEnd"/>
       <w:r>
-        <w:t xml:space="preserve">, </w:t>
+        <w:t xml:space="preserve"> exits pilot testing and reaches general availability across federal and enterprise accounts; Scaled Growth (2028 to 2029), in which </w:t>
       </w:r>
       <w:proofErr w:type="spellStart"/>
       <w:r>
-        <w:t>TerraVision's</w:t>
+        <w:t>TerraVision</w:t>
       </w:r>
       <w:proofErr w:type="spellEnd"/>
       <w:r>
-        <w:t xml:space="preserve"> flagship operational platform. </w:t>
+        <w:t xml:space="preserve"> broadens its sensor and data partner network and diversifies revenue across government, enterprise, and insurance customers; National and International Expansion (2030 to 2032), marked by full USDA enterprise deployment and entry into allied markets including Canada, the European Union, and parts of Latin America; Platform Maturity and Diversification (2033 to 2035), in which </w:t>
       </w:r>
       <w:proofErr w:type="spellStart"/>
       <w:r>
+        <w:t>TerraVision</w:t>
+      </w:r>
+      <w:proofErr w:type="spellEnd"/>
+      <w:r>
+        <w:t xml:space="preserve"> extends into adjacent domains such as water resources, forestry, and climate-risk insurance analytics; and Sustained Leadership and Strategic Optionality (2036), in which </w:t>
+      </w:r>
+      <w:proofErr w:type="spellStart"/>
+      <w:r>
+        <w:t>TerraVision</w:t>
+      </w:r>
+      <w:proofErr w:type="spellEnd"/>
+      <w:r>
+        <w:t xml:space="preserve"> consolidates </w:t>
+      </w:r>
+      <w:proofErr w:type="spellStart"/>
+      <w:r>
         <w:t>AgriCortex</w:t>
       </w:r>
       <w:proofErr w:type="spellEnd"/>
       <w:r>
-        <w:t xml:space="preserve"> is currently in development and active pilot </w:t>
-      </w:r>
-      <w:proofErr w:type="gramStart"/>
-      <w:r>
-        <w:t>testing, and</w:t>
-      </w:r>
-      <w:proofErr w:type="gramEnd"/>
-      <w:r>
-        <w:t xml:space="preserve"> represents the productization of the company's core capabilities into a unified dashboard purpose-built for USDA program offices and enterprise agricultural intelligence workflows. It is the mechanism through which the company intends to convert its technical foundation and growing federal relationships into a scaled, repeatable commercial product.</w:t>
+        <w:t xml:space="preserve"> as the default geospatial intelligence layer for North American agriculture, sustains margin leadership, and undertakes a formal strategic review of its next capital event and the decade ahead.</w:t>
       </w:r>
     </w:p>
     <w:p>
@@ -4025,60 +3653,30 @@
         <w:spacing w:after="200" w:line="300" w:lineRule="auto"/>
       </w:pPr>
       <w:r>
-        <w:t xml:space="preserve">Over the plan horizon, </w:t>
+        <w:t xml:space="preserve">Financially, the plan projects growth from an estimated $2.1 million in FY2026 revenue, reflecting the early commercial launch period around </w:t>
       </w:r>
       <w:proofErr w:type="spellStart"/>
       <w:r>
+        <w:t>AgriCortex</w:t>
+      </w:r>
+      <w:proofErr w:type="spellEnd"/>
+      <w:r>
+        <w:t xml:space="preserve">, to a projected $205 million or more in FY2036 revenue. </w:t>
+      </w:r>
+      <w:proofErr w:type="spellStart"/>
+      <w:r>
         <w:t>TerraVision</w:t>
       </w:r>
       <w:proofErr w:type="spellEnd"/>
       <w:r>
-        <w:t xml:space="preserve"> Analytics will move through five phases: Foundation and Commercial Launch (2026 to 2027), in which </w:t>
-      </w:r>
-      <w:proofErr w:type="spellStart"/>
-      <w:r>
-        <w:t>AgriCortex</w:t>
-      </w:r>
-      <w:proofErr w:type="spellEnd"/>
-      <w:r>
-        <w:t xml:space="preserve"> exits pilot testing and reaches general availability across federal and enterprise accounts; Scaled Growth (2028 to 2029), in which the company broadens its sensor and data partner network and diversifies revenue across government, enterprise, and insurance customers; National and International Expansion (2030 to 2032), marked by full USDA enterprise deployment and entry into allied mark</w:t>
-      </w:r>
-      <w:r>
-        <w:t xml:space="preserve">ets including Canada, the European Union, and parts of Latin America; Platform Maturity and Diversification (2033 to 2035), in which the company extends into adjacent domains such as water resources, forestry, and climate-risk insurance analytics; and Sustained Leadership and Strategic Optionality (2036), in which the company consolidates </w:t>
-      </w:r>
-      <w:proofErr w:type="spellStart"/>
-      <w:r>
-        <w:t>AgriCortex</w:t>
-      </w:r>
-      <w:proofErr w:type="spellEnd"/>
-      <w:r>
-        <w:t xml:space="preserve"> as the default geospatial intelligence layer for North American agriculture, sustains margin leadership, and undertakes a formal strategic review of its next ca</w:t>
-      </w:r>
-      <w:r>
-        <w:t>pital event and the decade ahead.</w:t>
-      </w:r>
-    </w:p>
-    <w:p>
-      <w:pPr>
-        <w:spacing w:after="200" w:line="300" w:lineRule="auto"/>
-      </w:pPr>
-      <w:r>
-        <w:t xml:space="preserve">Financially, the plan projects growth from an estimated $2.1 million in FY2026 revenue, reflecting the early commercial launch period around </w:t>
-      </w:r>
-      <w:proofErr w:type="spellStart"/>
-      <w:r>
-        <w:t>AgriCortex</w:t>
-      </w:r>
-      <w:proofErr w:type="spellEnd"/>
-      <w:r>
-        <w:t>, to a projected $205 million or more in FY2036 revenue. The company is expected to reach cash-flow breakeven in FY2029, supported by upfront annual billing on multi-year federal and enterprise contracts, ahead of GAAP EBITDA breakeven in FY2030, and to sustain EBITDA margins above 30 percent from FY2035 onward, reaching 35 percent by FY2036, supported by a largely fixed-cost edge and cloud infrastructure base that scales efficiently as recurring revenue grows.</w:t>
+        <w:t xml:space="preserve"> is projected to reach cash-flow breakeven in FY2029, supported by upfront annual billing on multi-year federal and enterprise contracts, ahead of GAAP EBITDA breakeven in FY2030, and to sustain EBITDA margins above 30 percent from FY2035 onward, reaching 35 percent by FY2036, supported by a largely fixed-cost edge and cloud infrastructure base that scales efficiently as recurring revenue grows.</w:t>
       </w:r>
     </w:p>
     <w:p>
       <w:pPr>
         <w:pStyle w:val="Heading2"/>
       </w:pPr>
-      <w:bookmarkStart w:id="3" w:name="_Toc233079256"/>
+      <w:bookmarkStart w:id="3" w:name="_Toc233106602"/>
       <w:r>
         <w:lastRenderedPageBreak/>
         <w:t>1.1 The Opportunity</w:t>
@@ -4098,30 +3696,38 @@
       </w:r>
       <w:proofErr w:type="spellEnd"/>
       <w:r>
-        <w:t xml:space="preserve"> edge-native architecture, which processes data at the sensor before it ever </w:t>
-      </w:r>
-      <w:proofErr w:type="gramStart"/>
-      <w:r>
-        <w:t>has to</w:t>
-      </w:r>
-      <w:proofErr w:type="gramEnd"/>
-      <w:r>
-        <w:t xml:space="preserve"> round-trip to the cloud, gives the company a structural latency and resilience advantage in rural and federal deployments where connectivity is often inconsistent. That advantage, combined with </w:t>
+        <w:t xml:space="preserve"> edge-native architecture, which processes data at the sensor before it ever has to round-trip to the cloud, gives </w:t>
       </w:r>
       <w:proofErr w:type="spellStart"/>
       <w:r>
+        <w:t>TerraVision</w:t>
+      </w:r>
+      <w:proofErr w:type="spellEnd"/>
+      <w:r>
+        <w:t xml:space="preserve"> a structural latency and resilience advantage in rural and federal deployments where connectivity is often inconsistent. That advantage, combined with </w:t>
+      </w:r>
+      <w:proofErr w:type="spellStart"/>
+      <w:r>
         <w:t>TerraVision's</w:t>
       </w:r>
       <w:proofErr w:type="spellEnd"/>
       <w:r>
-        <w:t xml:space="preserve"> growing federal engagement and an active pursuit of FedRAMP Moderate authorization, positions the company ahead of newer entrants chasing the same market.</w:t>
+        <w:t xml:space="preserve"> growing federal engagement and an active pursuit of FedRAMP Moderate authorization, positions </w:t>
+      </w:r>
+      <w:proofErr w:type="spellStart"/>
+      <w:r>
+        <w:t>TerraVision</w:t>
+      </w:r>
+      <w:proofErr w:type="spellEnd"/>
+      <w:r>
+        <w:t xml:space="preserve"> ahead of newer entrants chasing the same market.</w:t>
       </w:r>
     </w:p>
     <w:p>
       <w:pPr>
         <w:pStyle w:val="Heading2"/>
       </w:pPr>
-      <w:bookmarkStart w:id="4" w:name="_Toc233079257"/>
+      <w:bookmarkStart w:id="4" w:name="_Toc233106603"/>
       <w:r>
         <w:t>1.2 How to Use This Plan</w:t>
       </w:r>
@@ -4132,15 +3738,7 @@
         <w:spacing w:after="200" w:line="300" w:lineRule="auto"/>
       </w:pPr>
       <w:r>
-        <w:t xml:space="preserve">This document is intended to guide internal resource allocation, support investor and strategic-partner conversations, and serve as a working basis for federal contracting </w:t>
-      </w:r>
-      <w:proofErr w:type="gramStart"/>
-      <w:r>
-        <w:t>pursuit</w:t>
-      </w:r>
-      <w:proofErr w:type="gramEnd"/>
-      <w:r>
-        <w:t xml:space="preserve">. It should be revisited at least annually and re-forecast against actual results as </w:t>
+        <w:t xml:space="preserve">This document is intended to guide internal resource allocation, support investor and strategic-partner conversations, and serve as a working basis for federal contracting pursuit. It should be revisited at least annually and re-forecast against actual results as </w:t>
       </w:r>
       <w:proofErr w:type="spellStart"/>
       <w:r>
@@ -4160,10 +3758,18 @@
       <w:pPr>
         <w:pStyle w:val="Heading1"/>
       </w:pPr>
-      <w:bookmarkStart w:id="5" w:name="_Toc233079258"/>
+      <w:bookmarkStart w:id="5" w:name="_Toc233106604"/>
       <w:r>
         <w:lastRenderedPageBreak/>
-        <w:t>2. Company Overview</w:t>
+        <w:t xml:space="preserve">2. About </w:t>
+      </w:r>
+      <w:proofErr w:type="spellStart"/>
+      <w:r>
+        <w:t>TerraVision</w:t>
+      </w:r>
+      <w:proofErr w:type="spellEnd"/>
+      <w:r>
+        <w:t xml:space="preserve"> Analytics</w:t>
       </w:r>
       <w:bookmarkEnd w:id="5"/>
     </w:p>
@@ -4171,7 +3777,7 @@
       <w:pPr>
         <w:pStyle w:val="Heading2"/>
       </w:pPr>
-      <w:bookmarkStart w:id="6" w:name="_Toc233079259"/>
+      <w:bookmarkStart w:id="6" w:name="_Toc233106605"/>
       <w:r>
         <w:t>2.1 Origin Story</w:t>
       </w:r>
@@ -4187,10 +3793,15 @@
       </w:r>
       <w:proofErr w:type="spellEnd"/>
       <w:r>
-        <w:t xml:space="preserve"> Analytics was founded by Gideon Olawale Sodipo, who conceived and built the company while completing his Master of Science in Computational Data Science (Computer Science) at Kent State University in Kent, Ohio. His founding insight—that intelligence needed to live close to the land rather than depend entirely on distant data centers—emerged from his graduate research in applied machine learning and geospatial data systems. That conviction remains the technical thread running through everything the company</w:t>
-      </w:r>
-      <w:r>
-        <w:t xml:space="preserve"> is building.</w:t>
+        <w:t xml:space="preserve"> Analytics is a yet-to-be-established company conceived and developed by Gideon Olawale Sodipo while completing his Master of Science in Computational Data Science (Computer Science) at Kent State University in Kent, Ohio. His founding insight—that intelligence needed to live close to the land rather than depend entirely on distant data centers—emerged from his graduate research in applied machine learning and geospatial data systems. That conviction is the technical thread running through everything being built under the </w:t>
+      </w:r>
+      <w:proofErr w:type="spellStart"/>
+      <w:r>
+        <w:t>TerraVision</w:t>
+      </w:r>
+      <w:proofErr w:type="spellEnd"/>
+      <w:r>
+        <w:t xml:space="preserve"> name.</w:t>
       </w:r>
     </w:p>
     <w:p>
@@ -4198,22 +3809,22 @@
         <w:spacing w:after="200" w:line="300" w:lineRule="auto"/>
       </w:pPr>
       <w:r>
-        <w:t xml:space="preserve">The company's trajectory since founding has been one of deliberate, milestone-driven progress, focused on establishing the technical platform, building relationships with federal stakeholders, and advancing toward its first major government contract. A USDA NASS engagement is currently being actively pursued, and the company is on a clear path to the federal security authorizations that will unlock broader procurement access. Those milestones are not distant </w:t>
-      </w:r>
-      <w:proofErr w:type="gramStart"/>
-      <w:r>
-        <w:t>ambitions—</w:t>
-      </w:r>
-      <w:proofErr w:type="gramEnd"/>
-      <w:r>
-        <w:t>they are the near-term targets this plan is built around.</w:t>
+        <w:t xml:space="preserve">Gideon’s pre-incorporation progress has been one of deliberate, milestone-driven development, focused on establishing the technical platform, building relationships with federal stakeholders, and advancing toward the company’s first major government contract. A USDA NASS engagement is currently being actively explored, and once </w:t>
+      </w:r>
+      <w:proofErr w:type="spellStart"/>
+      <w:r>
+        <w:t>TerraVision</w:t>
+      </w:r>
+      <w:proofErr w:type="spellEnd"/>
+      <w:r>
+        <w:t xml:space="preserve"> is formally incorporated, it will be on a clear path to the federal security authorizations that will unlock broader procurement access. Those milestones are not distant ambitions—they are the near-term targets this plan is built around.</w:t>
       </w:r>
     </w:p>
     <w:p>
       <w:pPr>
         <w:pStyle w:val="Heading2"/>
       </w:pPr>
-      <w:bookmarkStart w:id="7" w:name="_Toc233079260"/>
+      <w:bookmarkStart w:id="7" w:name="_Toc233106606"/>
       <w:r>
         <w:t>2.2 Mission</w:t>
       </w:r>
@@ -4231,7 +3842,7 @@
       <w:pPr>
         <w:pStyle w:val="Heading2"/>
       </w:pPr>
-      <w:bookmarkStart w:id="8" w:name="_Toc233079261"/>
+      <w:bookmarkStart w:id="8" w:name="_Toc233106607"/>
       <w:r>
         <w:t>2.3 Vision</w:t>
       </w:r>
@@ -4273,9 +3884,9 @@
       <w:pPr>
         <w:pStyle w:val="Heading2"/>
       </w:pPr>
-      <w:bookmarkStart w:id="9" w:name="_Toc233079262"/>
-      <w:r>
-        <w:t>2.4 Company Timeline</w:t>
+      <w:bookmarkStart w:id="9" w:name="_Toc233106608"/>
+      <w:r>
+        <w:t>2.4 Development Milestones</w:t>
       </w:r>
       <w:bookmarkEnd w:id="9"/>
     </w:p>
@@ -4301,12 +3912,6 @@
         <w:gridCol w:w="7960"/>
       </w:tblGrid>
       <w:tr>
-        <w:tblPrEx>
-          <w:tblCellMar>
-            <w:top w:w="0" w:type="dxa"/>
-            <w:bottom w:w="0" w:type="dxa"/>
-          </w:tblCellMar>
-        </w:tblPrEx>
         <w:trPr>
           <w:tblHeader/>
         </w:trPr>
@@ -4374,12 +3979,6 @@
         </w:tc>
       </w:tr>
       <w:tr>
-        <w:tblPrEx>
-          <w:tblCellMar>
-            <w:top w:w="0" w:type="dxa"/>
-            <w:bottom w:w="0" w:type="dxa"/>
-          </w:tblCellMar>
-        </w:tblPrEx>
         <w:tc>
           <w:tcPr>
             <w:tcW w:w="1400" w:type="dxa"/>
@@ -4427,9 +4026,6 @@
             <w:vAlign w:val="center"/>
           </w:tcPr>
           <w:p>
-            <w:pPr>
-              <w:jc w:val="center"/>
-            </w:pPr>
             <w:r>
               <w:rPr>
                 <w:sz w:val="19"/>
@@ -4483,41 +4079,12 @@
                 <w:sz w:val="19"/>
                 <w:szCs w:val="19"/>
               </w:rPr>
-              <w:t xml:space="preserve"> data model, and Kafka streaming pipeline were built and independently validated by design-partner data officers at Cargill </w:t>
-            </w:r>
-            <w:proofErr w:type="spellStart"/>
-            <w:r>
-              <w:rPr>
-                <w:sz w:val="19"/>
-                <w:szCs w:val="19"/>
-              </w:rPr>
-              <w:t>AgriScience</w:t>
-            </w:r>
-            <w:proofErr w:type="spellEnd"/>
-            <w:r>
-              <w:rPr>
-                <w:sz w:val="19"/>
-                <w:szCs w:val="19"/>
-              </w:rPr>
-              <w:t xml:space="preserve"> and Pioneer Hi-Bred. USDA NASS</w:t>
-            </w:r>
-            <w:r>
-              <w:rPr>
-                <w:sz w:val="19"/>
-                <w:szCs w:val="19"/>
-              </w:rPr>
-              <w:t xml:space="preserve"> engagement discussions were initiated and the FedRAMP Moderate authorization process begun.</w:t>
+              <w:t xml:space="preserve"> data model, and Kafka streaming pipeline were designed and tested. Target federal and commercial relationships were identified and early-stage outreach initiated.</w:t>
             </w:r>
           </w:p>
         </w:tc>
       </w:tr>
       <w:tr>
-        <w:tblPrEx>
-          <w:tblCellMar>
-            <w:top w:w="0" w:type="dxa"/>
-            <w:bottom w:w="0" w:type="dxa"/>
-          </w:tblCellMar>
-        </w:tblPrEx>
         <w:tc>
           <w:tcPr>
             <w:tcW w:w="1400" w:type="dxa"/>
@@ -4544,7 +4111,7 @@
                 <w:sz w:val="19"/>
                 <w:szCs w:val="19"/>
               </w:rPr>
-              <w:t>2023</w:t>
+              <w:t>2026</w:t>
             </w:r>
           </w:p>
         </w:tc>
@@ -4567,98 +4134,12 @@
             <w:vAlign w:val="center"/>
           </w:tcPr>
           <w:p>
-            <w:pPr>
-              <w:jc w:val="center"/>
-            </w:pPr>
-            <w:r>
-              <w:rPr>
-                <w:sz w:val="19"/>
-                <w:szCs w:val="19"/>
-              </w:rPr>
-              <w:t xml:space="preserve">Core platform development underway. Initial </w:t>
-            </w:r>
-            <w:proofErr w:type="gramStart"/>
-            <w:r>
-              <w:rPr>
-                <w:sz w:val="19"/>
-                <w:szCs w:val="19"/>
-              </w:rPr>
-              <w:t>field-testing</w:t>
-            </w:r>
-            <w:proofErr w:type="gramEnd"/>
-            <w:r>
-              <w:rPr>
-                <w:sz w:val="19"/>
-                <w:szCs w:val="19"/>
-              </w:rPr>
-              <w:t xml:space="preserve"> of edge-native inference nodes across Midwest agricultural environments. USDA NASS engagement discussions initiated.</w:t>
-            </w:r>
-          </w:p>
-        </w:tc>
-      </w:tr>
-      <w:tr>
-        <w:tblPrEx>
-          <w:tblCellMar>
-            <w:top w:w="0" w:type="dxa"/>
-            <w:bottom w:w="0" w:type="dxa"/>
-          </w:tblCellMar>
-        </w:tblPrEx>
-        <w:tc>
-          <w:tcPr>
-            <w:tcW w:w="1400" w:type="dxa"/>
-            <w:tcBorders>
-              <w:top w:val="single" w:sz="2" w:space="0" w:color="CCCCCC"/>
-              <w:left w:val="single" w:sz="2" w:space="0" w:color="CCCCCC"/>
-              <w:bottom w:val="single" w:sz="2" w:space="0" w:color="CCCCCC"/>
-              <w:right w:val="single" w:sz="2" w:space="0" w:color="CCCCCC"/>
-            </w:tcBorders>
-            <w:tcMar>
-              <w:top w:w="90" w:type="dxa"/>
-              <w:left w:w="140" w:type="dxa"/>
-              <w:bottom w:w="90" w:type="dxa"/>
-              <w:right w:w="140" w:type="dxa"/>
-            </w:tcMar>
-            <w:vAlign w:val="center"/>
-          </w:tcPr>
-          <w:p>
-            <w:r>
-              <w:rPr>
-                <w:b/>
-                <w:bCs/>
-                <w:sz w:val="19"/>
-                <w:szCs w:val="19"/>
-              </w:rPr>
-              <w:t>2024</w:t>
-            </w:r>
-          </w:p>
-        </w:tc>
-        <w:tc>
-          <w:tcPr>
-            <w:tcW w:w="7960" w:type="dxa"/>
-            <w:tcBorders>
-              <w:top w:val="single" w:sz="2" w:space="0" w:color="CCCCCC"/>
-              <w:left w:val="single" w:sz="2" w:space="0" w:color="CCCCCC"/>
-              <w:bottom w:val="single" w:sz="2" w:space="0" w:color="CCCCCC"/>
-              <w:right w:val="single" w:sz="2" w:space="0" w:color="CCCCCC"/>
-            </w:tcBorders>
-            <w:tcMar>
-              <w:top w:w="90" w:type="dxa"/>
-              <w:left w:w="140" w:type="dxa"/>
-              <w:bottom w:w="90" w:type="dxa"/>
-              <w:right w:w="140" w:type="dxa"/>
-            </w:tcMar>
-            <w:vAlign w:val="center"/>
-          </w:tcPr>
-          <w:p>
-            <w:pPr>
-              <w:jc w:val="center"/>
-            </w:pPr>
-            <w:r>
-              <w:rPr>
-                <w:sz w:val="19"/>
-                <w:szCs w:val="19"/>
-              </w:rPr>
-              <w:t xml:space="preserve">Platform architecture matured across satellite, drone, and IoT sensor integration. Machine learning inference pipeline scaled and validated. Federal outreach expanded to USDA program offices. </w:t>
+            <w:r>
+              <w:rPr>
+                <w:sz w:val="19"/>
+                <w:szCs w:val="19"/>
+              </w:rPr>
+              <w:t xml:space="preserve">Formal incorporation of </w:t>
             </w:r>
             <w:proofErr w:type="spellStart"/>
             <w:r>
@@ -4666,6 +4147,36 @@
                 <w:sz w:val="19"/>
                 <w:szCs w:val="19"/>
               </w:rPr>
+              <w:t>TerraVision</w:t>
+            </w:r>
+            <w:proofErr w:type="spellEnd"/>
+            <w:r>
+              <w:rPr>
+                <w:sz w:val="19"/>
+                <w:szCs w:val="19"/>
+              </w:rPr>
+              <w:t xml:space="preserve"> Analytics as a Delaware C-Corporation (</w:t>
+            </w:r>
+            <w:r>
+              <w:rPr>
+                <w:sz w:val="19"/>
+                <w:szCs w:val="19"/>
+              </w:rPr>
+              <w:t>Q1 2027</w:t>
+            </w:r>
+            <w:r>
+              <w:rPr>
+                <w:sz w:val="19"/>
+                <w:szCs w:val="19"/>
+              </w:rPr>
+              <w:t xml:space="preserve">), including Ohio foreign corporation registration, EIN, SAM.gov registration, and assignment of all pre-incorporation intellectual property. </w:t>
+            </w:r>
+            <w:proofErr w:type="spellStart"/>
+            <w:r>
+              <w:rPr>
+                <w:sz w:val="19"/>
+                <w:szCs w:val="19"/>
+              </w:rPr>
               <w:t>AgriCortex</w:t>
             </w:r>
             <w:proofErr w:type="spellEnd"/>
@@ -4674,201 +4185,7 @@
                 <w:sz w:val="19"/>
                 <w:szCs w:val="19"/>
               </w:rPr>
-              <w:t xml:space="preserve"> platform development initiated and FedRAMP Moderate authorization process begun.</w:t>
-            </w:r>
-          </w:p>
-        </w:tc>
-      </w:tr>
-      <w:tr>
-        <w:tblPrEx>
-          <w:tblCellMar>
-            <w:top w:w="0" w:type="dxa"/>
-            <w:bottom w:w="0" w:type="dxa"/>
-          </w:tblCellMar>
-        </w:tblPrEx>
-        <w:tc>
-          <w:tcPr>
-            <w:tcW w:w="1400" w:type="dxa"/>
-            <w:tcBorders>
-              <w:top w:val="single" w:sz="2" w:space="0" w:color="CCCCCC"/>
-              <w:left w:val="single" w:sz="2" w:space="0" w:color="CCCCCC"/>
-              <w:bottom w:val="single" w:sz="2" w:space="0" w:color="CCCCCC"/>
-              <w:right w:val="single" w:sz="2" w:space="0" w:color="CCCCCC"/>
-            </w:tcBorders>
-            <w:shd w:val="clear" w:color="auto" w:fill="F2F6F6"/>
-            <w:tcMar>
-              <w:top w:w="90" w:type="dxa"/>
-              <w:left w:w="140" w:type="dxa"/>
-              <w:bottom w:w="90" w:type="dxa"/>
-              <w:right w:w="140" w:type="dxa"/>
-            </w:tcMar>
-            <w:vAlign w:val="center"/>
-          </w:tcPr>
-          <w:p>
-            <w:r>
-              <w:rPr>
-                <w:b/>
-                <w:bCs/>
-                <w:sz w:val="19"/>
-                <w:szCs w:val="19"/>
-              </w:rPr>
-              <w:t>2025</w:t>
-            </w:r>
-          </w:p>
-        </w:tc>
-        <w:tc>
-          <w:tcPr>
-            <w:tcW w:w="7960" w:type="dxa"/>
-            <w:tcBorders>
-              <w:top w:val="single" w:sz="2" w:space="0" w:color="CCCCCC"/>
-              <w:left w:val="single" w:sz="2" w:space="0" w:color="CCCCCC"/>
-              <w:bottom w:val="single" w:sz="2" w:space="0" w:color="CCCCCC"/>
-              <w:right w:val="single" w:sz="2" w:space="0" w:color="CCCCCC"/>
-            </w:tcBorders>
-            <w:shd w:val="clear" w:color="auto" w:fill="F2F6F6"/>
-            <w:tcMar>
-              <w:top w:w="90" w:type="dxa"/>
-              <w:left w:w="140" w:type="dxa"/>
-              <w:bottom w:w="90" w:type="dxa"/>
-              <w:right w:w="140" w:type="dxa"/>
-            </w:tcMar>
-            <w:vAlign w:val="center"/>
-          </w:tcPr>
-          <w:p>
-            <w:pPr>
-              <w:jc w:val="center"/>
-            </w:pPr>
-            <w:r>
-              <w:rPr>
-                <w:sz w:val="19"/>
-                <w:szCs w:val="19"/>
-              </w:rPr>
-              <w:t xml:space="preserve">REST and </w:t>
-            </w:r>
-            <w:proofErr w:type="spellStart"/>
-            <w:r>
-              <w:rPr>
-                <w:sz w:val="19"/>
-                <w:szCs w:val="19"/>
-              </w:rPr>
-              <w:t>GraphQL</w:t>
-            </w:r>
-            <w:proofErr w:type="spellEnd"/>
-            <w:r>
-              <w:rPr>
-                <w:sz w:val="19"/>
-                <w:szCs w:val="19"/>
-              </w:rPr>
-              <w:t xml:space="preserve"> API layers built and validated. Design-partner relationships established with Cargill </w:t>
-            </w:r>
-            <w:proofErr w:type="spellStart"/>
-            <w:r>
-              <w:rPr>
-                <w:sz w:val="19"/>
-                <w:szCs w:val="19"/>
-              </w:rPr>
-              <w:t>AgriScience</w:t>
-            </w:r>
-            <w:proofErr w:type="spellEnd"/>
-            <w:r>
-              <w:rPr>
-                <w:sz w:val="19"/>
-                <w:szCs w:val="19"/>
-              </w:rPr>
-              <w:t xml:space="preserve"> and Pioneer Hi-Bred. </w:t>
-            </w:r>
-            <w:proofErr w:type="spellStart"/>
-            <w:r>
-              <w:rPr>
-                <w:sz w:val="19"/>
-                <w:szCs w:val="19"/>
-              </w:rPr>
-              <w:t>AgriCortex</w:t>
-            </w:r>
-            <w:proofErr w:type="spellEnd"/>
-            <w:r>
-              <w:rPr>
-                <w:sz w:val="19"/>
-                <w:szCs w:val="19"/>
-              </w:rPr>
-              <w:t xml:space="preserve"> enters closed pilot testing.</w:t>
-            </w:r>
-          </w:p>
-        </w:tc>
-      </w:tr>
-      <w:tr>
-        <w:tblPrEx>
-          <w:tblCellMar>
-            <w:top w:w="0" w:type="dxa"/>
-            <w:bottom w:w="0" w:type="dxa"/>
-          </w:tblCellMar>
-        </w:tblPrEx>
-        <w:tc>
-          <w:tcPr>
-            <w:tcW w:w="1400" w:type="dxa"/>
-            <w:tcBorders>
-              <w:top w:val="single" w:sz="2" w:space="0" w:color="CCCCCC"/>
-              <w:left w:val="single" w:sz="2" w:space="0" w:color="CCCCCC"/>
-              <w:bottom w:val="single" w:sz="2" w:space="0" w:color="CCCCCC"/>
-              <w:right w:val="single" w:sz="2" w:space="0" w:color="CCCCCC"/>
-            </w:tcBorders>
-            <w:tcMar>
-              <w:top w:w="90" w:type="dxa"/>
-              <w:left w:w="140" w:type="dxa"/>
-              <w:bottom w:w="90" w:type="dxa"/>
-              <w:right w:w="140" w:type="dxa"/>
-            </w:tcMar>
-            <w:vAlign w:val="center"/>
-          </w:tcPr>
-          <w:p>
-            <w:r>
-              <w:rPr>
-                <w:b/>
-                <w:bCs/>
-                <w:sz w:val="19"/>
-                <w:szCs w:val="19"/>
-              </w:rPr>
-              <w:lastRenderedPageBreak/>
-              <w:t>2026</w:t>
-            </w:r>
-          </w:p>
-        </w:tc>
-        <w:tc>
-          <w:tcPr>
-            <w:tcW w:w="7960" w:type="dxa"/>
-            <w:tcBorders>
-              <w:top w:val="single" w:sz="2" w:space="0" w:color="CCCCCC"/>
-              <w:left w:val="single" w:sz="2" w:space="0" w:color="CCCCCC"/>
-              <w:bottom w:val="single" w:sz="2" w:space="0" w:color="CCCCCC"/>
-              <w:right w:val="single" w:sz="2" w:space="0" w:color="CCCCCC"/>
-            </w:tcBorders>
-            <w:tcMar>
-              <w:top w:w="90" w:type="dxa"/>
-              <w:left w:w="140" w:type="dxa"/>
-              <w:bottom w:w="90" w:type="dxa"/>
-              <w:right w:w="140" w:type="dxa"/>
-            </w:tcMar>
-            <w:vAlign w:val="center"/>
-          </w:tcPr>
-          <w:p>
-            <w:pPr>
-              <w:jc w:val="center"/>
-            </w:pPr>
-            <w:proofErr w:type="spellStart"/>
-            <w:r>
-              <w:rPr>
-                <w:sz w:val="19"/>
-                <w:szCs w:val="19"/>
-              </w:rPr>
-              <w:t>AgriCortex</w:t>
-            </w:r>
-            <w:proofErr w:type="spellEnd"/>
-            <w:r>
-              <w:rPr>
-                <w:sz w:val="19"/>
-                <w:szCs w:val="19"/>
-              </w:rPr>
-              <w:t xml:space="preserve"> enters final pilot testing ahead of general availability, building on the company's growing federal relationships and technical readiness.</w:t>
+              <w:t xml:space="preserve"> enters final pilot testing ahead of general availability, building on early federal relationships and technical readiness developed in the pre-incorporation phase.</w:t>
             </w:r>
           </w:p>
         </w:tc>
@@ -4883,11 +4200,12 @@
         <w:rPr>
           <w:noProof/>
         </w:rPr>
+        <w:lastRenderedPageBreak/>
         <w:drawing>
-          <wp:inline distT="0" distB="0" distL="0" distR="0" wp14:anchorId="4596AA14" wp14:editId="400797CF">
+          <wp:inline distT="0" distB="0" distL="0" distR="0" wp14:anchorId="5BF22DE7" wp14:editId="74D7CBE2">
             <wp:extent cx="5943600" cy="2800350"/>
             <wp:effectExtent l="0" t="0" r="0" b="0"/>
-            <wp:docPr id="486907533" name="Acreage under surveillance chart" descr="Acreage under surveillance chart" title="Acreage under surveillance chart"/>
+            <wp:docPr id="2047584418" name="Acreage under surveillance chart" descr="Acreage under surveillance chart" title="Acreage under surveillance chart"/>
             <wp:cNvGraphicFramePr>
               <a:graphicFrameLocks xmlns:a="http://schemas.openxmlformats.org/drawingml/2006/main" noChangeAspect="1"/>
             </wp:cNvGraphicFramePr>
@@ -4965,9 +4283,9 @@
       <w:pPr>
         <w:pStyle w:val="Heading2"/>
       </w:pPr>
-      <w:bookmarkStart w:id="10" w:name="_Toc233079263"/>
-      <w:r>
-        <w:t>2.5 What the Company Has Already Built</w:t>
+      <w:bookmarkStart w:id="10" w:name="_Toc233106609"/>
+      <w:r>
+        <w:t>2.5 Technical Foundation</w:t>
       </w:r>
       <w:bookmarkEnd w:id="10"/>
     </w:p>
@@ -4976,7 +4294,7 @@
         <w:spacing w:after="200" w:line="300" w:lineRule="auto"/>
       </w:pPr>
       <w:r>
-        <w:t>It is worth being explicit about how much groundwork already exists going into this plan, since it changes the shape of the plan period considerably. The platform has been architected and validated across six integrated capability pillars, all of which are operationally ready rather than aspirational:</w:t>
+        <w:t>The technical groundwork underpinning this plan is substantial. The platform has been designed and prototyped across six integrated capability pillars, all of which are architecturally proven in pre-incorporation development and ready for commercial deployment upon the company’s establishment:</w:t>
       </w:r>
     </w:p>
     <w:p>
@@ -4997,15 +4315,7 @@
       </w:r>
       <w:proofErr w:type="spellEnd"/>
       <w:r>
-        <w:t xml:space="preserve">, and private SAR archives into time-series composites at </w:t>
-      </w:r>
-      <w:proofErr w:type="gramStart"/>
-      <w:r>
-        <w:t>3 to 10 meter</w:t>
-      </w:r>
-      <w:proofErr w:type="gramEnd"/>
-      <w:r>
-        <w:t xml:space="preserve"> resolution with near-daily revisit.</w:t>
+        <w:t>, and private SAR archives into time-series composites at 3 to 10 meter resolution with near-daily revisit.</w:t>
       </w:r>
     </w:p>
     <w:p>
@@ -5094,27 +4404,54 @@
         <w:spacing w:after="200" w:line="300" w:lineRule="auto"/>
       </w:pPr>
       <w:r>
-        <w:t xml:space="preserve">This is delivered through a three-tier architecture. Tier 1 collects data through ruggedized field edge nodes that harvest multispectral, soil, weather, and UAV data with offline-capable local buffering. Tier 2 </w:t>
-      </w:r>
-      <w:proofErr w:type="gramStart"/>
-      <w:r>
-        <w:t>processes that</w:t>
-      </w:r>
-      <w:proofErr w:type="gramEnd"/>
-      <w:r>
-        <w:t xml:space="preserve"> data through edge AI inference and regional aggregation. Tier 3 delivers it through cloud-synchronized GIS dashboards and reporting tools for analysts in Washington and elsewhere.</w:t>
+        <w:t>This is delivered through a three-tier architecture. Tier 1 collects data through ruggedized field edge nodes that harvest multispectral, soil, weather, and UAV data with offline-capable local buffering. Tier 2 processes that data through edge AI inference and regional aggregation. Tier 3 delivers it through cloud-synchronized GIS dashboards and reporting tools for analysts in Washington and elsewhere.</w:t>
       </w:r>
     </w:p>
     <w:p>
       <w:pPr>
         <w:pStyle w:val="Heading2"/>
       </w:pPr>
-      <w:bookmarkStart w:id="11" w:name="_Toc233079264"/>
+      <w:bookmarkStart w:id="11" w:name="_Toc233106610"/>
+      <w:r>
+        <w:t>2.6 Planned Legal Structure and Governance</w:t>
+      </w:r>
+      <w:bookmarkEnd w:id="11"/>
+    </w:p>
+    <w:p>
+      <w:pPr>
+        <w:spacing w:after="200" w:line="300" w:lineRule="auto"/>
+      </w:pPr>
+      <w:proofErr w:type="spellStart"/>
       <w:r>
         <w:lastRenderedPageBreak/>
-        <w:t>2.6 Legal Structure and Governance</w:t>
-      </w:r>
-      <w:bookmarkEnd w:id="11"/>
+        <w:t>TerraVision</w:t>
+      </w:r>
+      <w:proofErr w:type="spellEnd"/>
+      <w:r>
+        <w:t xml:space="preserve"> Analytics is a yet-to-be-established company. Formal incorporation and registration are planned as the first operational priority in </w:t>
+      </w:r>
+      <w:r>
+        <w:t>Q1 2027</w:t>
+      </w:r>
+      <w:r>
+        <w:t>, prior to any commercial activity, federal contracting pursuit, or fundraising. The registration and incorporation plan is detailed below.</w:t>
+      </w:r>
+    </w:p>
+    <w:p>
+      <w:pPr>
+        <w:pStyle w:val="Heading3"/>
+      </w:pPr>
+      <w:r>
+        <w:t>Registration and Incorporation Plan</w:t>
+      </w:r>
+    </w:p>
+    <w:p>
+      <w:pPr>
+        <w:pStyle w:val="Heading4"/>
+      </w:pPr>
+      <w:r>
+        <w:t>Legal Structure</w:t>
+      </w:r>
     </w:p>
     <w:p>
       <w:pPr>
@@ -5126,16 +4463,205 @@
       </w:r>
       <w:proofErr w:type="spellEnd"/>
       <w:r>
-        <w:t xml:space="preserve"> Analytics is organized as a Delaware C-Corporation, structured to support both venture investment and federal contracting eligibility. The board includes founder, investor, and federal-policy-adjacent representation, reflecting the dual commercial and public-sector nature of the business. The company is actively advancing its compliance posture, including its FedRAMP Moderate authorization process, to meet the requirements of expanded federal contracting from the outset.</w:t>
+        <w:t xml:space="preserve"> Analytics will be incorporated as a Delaware C-Corporation. This structure is specifically selected to support venture capital investment, stock option plans for future employees, and federal contracting eligibility from the outset. Delaware is the preferred jurisdiction for U.S. technology and federal-market companies due to its established corporate law, flexible governance provisions, and investor familiarity. A registered agent will be appointed in Delaware at the time of incorporation, and the company will register to do business as a foreign corporation in the state of Ohio (where the founder is based) immediately thereafter.</w:t>
+      </w:r>
+    </w:p>
+    <w:p>
+      <w:pPr>
+        <w:pStyle w:val="Heading4"/>
+      </w:pPr>
+      <w:r>
+        <w:t>Incorporation Steps and Timeline</w:t>
+      </w:r>
+    </w:p>
+    <w:p>
+      <w:pPr>
+        <w:spacing w:after="200" w:line="300" w:lineRule="auto"/>
+      </w:pPr>
+      <w:r>
+        <w:t xml:space="preserve">The following steps are planned for completion in </w:t>
+      </w:r>
+      <w:r>
+        <w:t>Q1 2027</w:t>
+      </w:r>
+      <w:r>
+        <w:t xml:space="preserve">, targeted for no later than </w:t>
+      </w:r>
+      <w:r>
+        <w:t>February</w:t>
+      </w:r>
+      <w:r>
+        <w:t xml:space="preserve"> </w:t>
+      </w:r>
+      <w:r>
+        <w:t>27</w:t>
+      </w:r>
+      <w:r>
+        <w:t>, 202</w:t>
+      </w:r>
+      <w:r>
+        <w:t>7</w:t>
+      </w:r>
+      <w:r>
+        <w:t>:</w:t>
+      </w:r>
+    </w:p>
+    <w:p>
+      <w:pPr>
+        <w:spacing w:after="100" w:line="300" w:lineRule="auto"/>
+        <w:ind w:left="720" w:hanging="360"/>
+      </w:pPr>
+      <w:r>
+        <w:t>1. Engage a corporate attorney to prepare and file the Certificate of Incorporation with the Delaware Division of Corporations, including authorized share structure (common stock, blank-check preferred stock for future financing rounds), par value, and registered agent designation.</w:t>
+      </w:r>
+    </w:p>
+    <w:p>
+      <w:pPr>
+        <w:spacing w:after="100" w:line="300" w:lineRule="auto"/>
+        <w:ind w:left="720" w:hanging="360"/>
+      </w:pPr>
+      <w:r>
+        <w:t>2. Adopt initial corporate bylaws governing board composition, officer roles, meeting procedures, and stock issuance, to be approved by the sole founder at the organizational meeting.</w:t>
+      </w:r>
+    </w:p>
+    <w:p>
+      <w:pPr>
+        <w:spacing w:after="100" w:line="300" w:lineRule="auto"/>
+        <w:ind w:left="720" w:hanging="360"/>
+      </w:pPr>
+      <w:r>
+        <w:t>3. Issue founder shares to Gideon Olawale Sodipo under an 83(b) election filed with the IRS within 30 days of issuance, and execute a Proprietary Information and Invention Assignment Agreement (PIIA) assigning all pre-incorporation intellectual property to the corporation.</w:t>
+      </w:r>
+    </w:p>
+    <w:p>
+      <w:pPr>
+        <w:spacing w:after="100" w:line="300" w:lineRule="auto"/>
+        <w:ind w:left="720" w:hanging="360"/>
+      </w:pPr>
+      <w:r>
+        <w:t>4. Obtain a Federal Employer Identification Number (EIN) from the IRS, required for opening a corporate bank account, payroll, and federal contracting registrations.</w:t>
+      </w:r>
+    </w:p>
+    <w:p>
+      <w:pPr>
+        <w:spacing w:after="100" w:line="300" w:lineRule="auto"/>
+        <w:ind w:left="720" w:hanging="360"/>
+      </w:pPr>
+      <w:r>
+        <w:t>5. Register as a foreign corporation authorized to transact business in Ohio (principal place of business), file the required Ohio Secretary of State forms, and appoint an Ohio statutory agent.</w:t>
+      </w:r>
+    </w:p>
+    <w:p>
+      <w:pPr>
+        <w:spacing w:after="100" w:line="300" w:lineRule="auto"/>
+        <w:ind w:left="720" w:hanging="360"/>
+      </w:pPr>
+      <w:r>
+        <w:t>6. Open a corporate checking account in the company’s name and capitalize the entity with initial founder contributions sufficient to cover pre-revenue operating expenses.</w:t>
+      </w:r>
+    </w:p>
+    <w:p>
+      <w:pPr>
+        <w:spacing w:after="100" w:line="300" w:lineRule="auto"/>
+        <w:ind w:left="720" w:hanging="360"/>
+      </w:pPr>
+      <w:r>
+        <w:t>7. Register in the System for Award Management (SAM.gov), obtain a Unique Entity Identifier (UEI), and complete all required federal contractor registrations as prerequisites for USDA and other federal procurement engagement.</w:t>
+      </w:r>
+    </w:p>
+    <w:p>
+      <w:pPr>
+        <w:spacing w:after="100" w:line="300" w:lineRule="auto"/>
+        <w:ind w:left="720" w:hanging="360"/>
+      </w:pPr>
+      <w:r>
+        <w:t>8. Register applicable trademarks for the “</w:t>
+      </w:r>
+      <w:proofErr w:type="spellStart"/>
+      <w:r>
+        <w:t>TerraVision</w:t>
+      </w:r>
+      <w:proofErr w:type="spellEnd"/>
+      <w:r>
+        <w:t xml:space="preserve"> Analytics” and “</w:t>
+      </w:r>
+      <w:proofErr w:type="spellStart"/>
+      <w:r>
+        <w:t>AgriCortex</w:t>
+      </w:r>
+      <w:proofErr w:type="spellEnd"/>
+      <w:r>
+        <w:t>” names and marks with the United States Patent and Trademark Office (USPTO), and file provisional patent applications as appropriate to protect key platform innovations developed during the pre-incorporation phase.</w:t>
+      </w:r>
+    </w:p>
+    <w:p>
+      <w:pPr>
+        <w:spacing w:after="100" w:line="300" w:lineRule="auto"/>
+        <w:ind w:left="720" w:hanging="360"/>
+      </w:pPr>
+      <w:r>
+        <w:t>9. Establish initial corporate insurance coverage, including general liability, directors and officers (D&amp;O), and cyber liability policies, as required for federal contractor eligibility and investor due diligence.</w:t>
+      </w:r>
+    </w:p>
+    <w:p>
+      <w:pPr>
+        <w:pStyle w:val="Heading4"/>
+      </w:pPr>
+      <w:r>
+        <w:t>Governance Framework</w:t>
+      </w:r>
+    </w:p>
+    <w:p>
+      <w:pPr>
+        <w:spacing w:after="200" w:line="300" w:lineRule="auto"/>
+      </w:pPr>
+      <w:r>
+        <w:t xml:space="preserve">Upon incorporation, </w:t>
+      </w:r>
+      <w:proofErr w:type="spellStart"/>
+      <w:r>
+        <w:t>TerraVision’s</w:t>
+      </w:r>
+      <w:proofErr w:type="spellEnd"/>
+      <w:r>
+        <w:t xml:space="preserve"> initial governance framework will reflect its dual commercial and public-sector orientation. The founding Board of Directors will initially consist of Gideon Olawale Sodipo as sole director. Upon closing the Series Seed institutional round planned for FY2026, the board will be expanded to </w:t>
+      </w:r>
+      <w:r>
+        <w:lastRenderedPageBreak/>
+        <w:t>include investor representation (one seat) and an independent director with federal-policy or agribusiness expertise, bringing the board to three members. The company will adopt a formal equity incentive plan (a standard ISO/NSO stock option plan) at incorporation to support future employee recruitment.</w:t>
+      </w:r>
+    </w:p>
+    <w:p>
+      <w:pPr>
+        <w:pStyle w:val="Heading4"/>
+      </w:pPr>
+      <w:r>
+        <w:t>Post-Incorporation Compliance Milestones</w:t>
+      </w:r>
+    </w:p>
+    <w:p>
+      <w:pPr>
+        <w:spacing w:after="200" w:line="300" w:lineRule="auto"/>
+      </w:pPr>
+      <w:r>
+        <w:t xml:space="preserve">Achieving FedRAMP Moderate authorization is a critical compliance priority and a key enabler of the federal contracting relationships this plan is built around. The post-incorporation compliance roadmap integrates with the broader security roadmap detailed in Section 9.3: SOC 2 Type I readiness in 2026, SOC 2 Type II certification in 2027, extended FedRAMP scope for </w:t>
+      </w:r>
+      <w:proofErr w:type="spellStart"/>
+      <w:r>
+        <w:t>AgriCortex</w:t>
+      </w:r>
+      <w:proofErr w:type="spellEnd"/>
+      <w:r>
+        <w:t xml:space="preserve"> in 2028, and CMMC readiness in 2029. Annual Delaware franchise tax filings, Ohio foreign corporation renewal filings, and SAM.gov registration renewals will be maintained on a standing calendar basis by the General Counsel or outside corporate counsel.</w:t>
       </w:r>
     </w:p>
     <w:p>
       <w:pPr>
         <w:pStyle w:val="Heading2"/>
       </w:pPr>
-      <w:bookmarkStart w:id="12" w:name="_Toc233079265"/>
-      <w:r>
-        <w:t>2.7 Current Customers and Trust Signals</w:t>
+      <w:bookmarkStart w:id="12" w:name="_Toc233106611"/>
+      <w:r>
+        <w:t>2.7 Target Partners and Go-to-Market Anchors</w:t>
       </w:r>
       <w:bookmarkEnd w:id="12"/>
     </w:p>
@@ -5145,42 +4671,50 @@
       </w:pPr>
       <w:proofErr w:type="spellStart"/>
       <w:r>
+        <w:t>TerraVision's</w:t>
+      </w:r>
+      <w:proofErr w:type="spellEnd"/>
+      <w:r>
+        <w:t xml:space="preserve"> priority federal engagement is USDA NASS, which represents the intended anchor relationship for </w:t>
+      </w:r>
+      <w:proofErr w:type="spellStart"/>
+      <w:r>
+        <w:t>TerraVision's</w:t>
+      </w:r>
+      <w:proofErr w:type="spellEnd"/>
+      <w:r>
+        <w:t xml:space="preserve"> federal go-to-market strategy. On the commercial side, large agribusiness firms such as Cargill </w:t>
+      </w:r>
+      <w:proofErr w:type="spellStart"/>
+      <w:r>
+        <w:t>AgriScience</w:t>
+      </w:r>
+      <w:proofErr w:type="spellEnd"/>
+      <w:r>
+        <w:t xml:space="preserve"> and Pioneer Hi-Bred represent the profile of initial design-partner and enterprise accounts </w:t>
+      </w:r>
+      <w:proofErr w:type="spellStart"/>
+      <w:r>
         <w:t>TerraVision</w:t>
       </w:r>
       <w:proofErr w:type="spellEnd"/>
       <w:r>
-        <w:t xml:space="preserve"> is actively pursuing its first major federal contract with USDA NASS, which would serve as the anchor engagement for broader federal expansion. On the commercial side, Cargill </w:t>
+        <w:t xml:space="preserve"> will pursue at launch — organizations whose scale, data sophistication, and need for field-level intelligence align closely with what </w:t>
       </w:r>
       <w:proofErr w:type="spellStart"/>
       <w:r>
-        <w:t>AgriScience</w:t>
+        <w:t>AgriCortex</w:t>
       </w:r>
       <w:proofErr w:type="spellEnd"/>
       <w:r>
-        <w:t xml:space="preserve"> and Pioneer Hi-Bred have both engaged with the platform since 2025, with independent data-officer review validating the company's REST API, </w:t>
+        <w:t xml:space="preserve"> is built to deliver. These relationships are the primary commercial targets from which </w:t>
       </w:r>
       <w:proofErr w:type="spellStart"/>
       <w:r>
-        <w:t>PostGIS</w:t>
+        <w:t>AgriCortex's</w:t>
       </w:r>
       <w:proofErr w:type="spellEnd"/>
       <w:r>
-        <w:t xml:space="preserve"> data model, </w:t>
-      </w:r>
-      <w:proofErr w:type="spellStart"/>
-      <w:r>
-        <w:t>GraphQL</w:t>
-      </w:r>
-      <w:proofErr w:type="spellEnd"/>
-      <w:r>
-        <w:t xml:space="preserve"> layer, and Kafka streaming integration. These relationships form the commercial foundation from which </w:t>
-      </w:r>
-      <w:proofErr w:type="spellStart"/>
-      <w:r>
-        <w:t>AgriCortex's</w:t>
-      </w:r>
-      <w:proofErr w:type="spellEnd"/>
-      <w:r>
         <w:t xml:space="preserve"> rollout will grow over the plan period.</w:t>
       </w:r>
     </w:p>
@@ -5193,7 +4727,7 @@
       <w:pPr>
         <w:pStyle w:val="Heading1"/>
       </w:pPr>
-      <w:bookmarkStart w:id="13" w:name="_Toc233079266"/>
+      <w:bookmarkStart w:id="13" w:name="_Toc233106612"/>
       <w:r>
         <w:lastRenderedPageBreak/>
         <w:t>3. Leadership</w:t>
@@ -5204,7 +4738,7 @@
       <w:pPr>
         <w:pStyle w:val="Heading2"/>
       </w:pPr>
-      <w:bookmarkStart w:id="14" w:name="_Toc233079267"/>
+      <w:bookmarkStart w:id="14" w:name="_Toc233106613"/>
       <w:r>
         <w:t>3.1 Founder and CEO: Gideon Olawale Sodipo</w:t>
       </w:r>
@@ -5215,7 +4749,7 @@
         <w:spacing w:after="200" w:line="300" w:lineRule="auto"/>
       </w:pPr>
       <w:r>
-        <w:t xml:space="preserve">Gideon Olawale Sodipo founded </w:t>
+        <w:t xml:space="preserve">Gideon Olawale Sodipo is the sole founder of the yet-to-be-established </w:t>
       </w:r>
       <w:proofErr w:type="spellStart"/>
       <w:r>
@@ -5223,10 +4757,15 @@
       </w:r>
       <w:proofErr w:type="spellEnd"/>
       <w:r>
-        <w:t xml:space="preserve"> Analytics as a sole founder and serves as Chief Executive Officer. While completing his Master of Science in Computational Data Science (Computer Science) at Kent State University in Kent, Ohio, he developed the founding thesis that food security is best protected by giving decision-makers a shared, real-time, AI-powered view of the land. That conviction, formed in the classroom and the lab, has shaped both the technical architecture and the go-to-market posture of the company since its earliest</w:t>
-      </w:r>
-      <w:r>
-        <w:t xml:space="preserve"> days.</w:t>
+        <w:t xml:space="preserve"> Analytics and will serve as its Chief Executive Officer upon incorporation. While completing his Master of Science in Computational Data Science (Computer Science) at Kent State University in Kent, Ohio, he developed the founding thesis that food security is best protected by giving decision-makers a shared, real-time, AI-powered view of the land. That conviction, formed in the classroom and the lab, has shaped both the technical architecture and </w:t>
+      </w:r>
+      <w:proofErr w:type="spellStart"/>
+      <w:r>
+        <w:t>TerraVision’s</w:t>
+      </w:r>
+      <w:proofErr w:type="spellEnd"/>
+      <w:r>
+        <w:t xml:space="preserve"> intended go-to-market posture.</w:t>
       </w:r>
     </w:p>
     <w:p>
@@ -5263,25 +4802,59 @@
         <w:spacing w:after="200" w:line="300" w:lineRule="auto"/>
       </w:pPr>
       <w:r>
-        <w:t>That quote, drawn from the company's own about page, captures something important about how the company positions itself: not purely as a federal contractor, and not purely as an agribusiness vendor, but as an intelligence provider whose product is meant to be useful at every scale, from a single smallholder farm to a national policy desk. That dual orientation, global and local at once, is a thread this plan carries through the market expansion strategy in later sections.</w:t>
+        <w:t xml:space="preserve">That quote, drawn from </w:t>
+      </w:r>
+      <w:proofErr w:type="spellStart"/>
+      <w:r>
+        <w:t>TerraVision’s</w:t>
+      </w:r>
+      <w:proofErr w:type="spellEnd"/>
+      <w:r>
+        <w:t xml:space="preserve"> founding vision statement, captures something important about how </w:t>
+      </w:r>
+      <w:proofErr w:type="spellStart"/>
+      <w:r>
+        <w:t>TerraVision</w:t>
+      </w:r>
+      <w:proofErr w:type="spellEnd"/>
+      <w:r>
+        <w:t xml:space="preserve"> intends to position itself once established: not purely as a federal contractor, and not purely as an agribusiness vendor, but as an intelligence provider whose product is meant to be useful at every scale, from a single smallholder farm to a national policy desk. That dual orientation, global and local at once, is a thread this plan carries through the market expansion strategy in later sections.</w:t>
       </w:r>
     </w:p>
     <w:p>
       <w:pPr>
         <w:pStyle w:val="Heading2"/>
       </w:pPr>
-      <w:bookmarkStart w:id="15" w:name="_Toc233079268"/>
-      <w:r>
-        <w:t>3.2 Values That Shape How the Company Operates</w:t>
+      <w:bookmarkStart w:id="15" w:name="_Toc233106614"/>
+      <w:r>
+        <w:t xml:space="preserve">3.2 The Values Behind </w:t>
+      </w:r>
+      <w:proofErr w:type="spellStart"/>
+      <w:r>
+        <w:t>TerraVision</w:t>
       </w:r>
       <w:bookmarkEnd w:id="15"/>
+      <w:proofErr w:type="spellEnd"/>
     </w:p>
     <w:p>
       <w:pPr>
         <w:spacing w:after="200" w:line="300" w:lineRule="auto"/>
       </w:pPr>
-      <w:r>
-        <w:t>The company organizes its culture around four stated values, each of which has direct implications for how this plan should be executed.</w:t>
+      <w:proofErr w:type="spellStart"/>
+      <w:r>
+        <w:t>TerraVision</w:t>
+      </w:r>
+      <w:proofErr w:type="spellEnd"/>
+      <w:r>
+        <w:t xml:space="preserve"> will </w:t>
+      </w:r>
+      <w:proofErr w:type="spellStart"/>
+      <w:r>
+        <w:t>organise</w:t>
+      </w:r>
+      <w:proofErr w:type="spellEnd"/>
+      <w:r>
+        <w:t xml:space="preserve"> its culture around four stated values, each of which has direct implications for how this plan should be executed.</w:t>
       </w:r>
     </w:p>
     <w:p>
@@ -5361,15 +4934,7 @@
         <w:t xml:space="preserve">Collaborative Spirit: </w:t>
       </w:r>
       <w:r>
-        <w:t xml:space="preserve">working directly with agronomists, policymakers, and communities to make sure the technology </w:t>
-      </w:r>
-      <w:proofErr w:type="gramStart"/>
-      <w:r>
-        <w:t>actually meets</w:t>
-      </w:r>
-      <w:proofErr w:type="gramEnd"/>
-      <w:r>
-        <w:t xml:space="preserve"> people where they are, rather than imposing a one-size-fits-all dashboard.</w:t>
+        <w:t>working directly with agronomists, policymakers, and communities to make sure the technology actually meets people where they are, rather than imposing a one-size-fits-all dashboard.</w:t>
       </w:r>
     </w:p>
     <w:p>
@@ -5377,7 +4942,15 @@
         <w:spacing w:after="200" w:line="300" w:lineRule="auto"/>
       </w:pPr>
       <w:r>
-        <w:t>These values are reflected throughout the operational and go-to-market sections of this plan, particularly in the emphasis on transparent model accuracy reporting, continued co-development with USDA program offices, and a deliberate choice to keep the company's technical and policy teams working closely together rather than treating compliance as an afterthought.</w:t>
+        <w:t xml:space="preserve">These values are reflected throughout the operational and go-to-market sections of this plan, particularly in the emphasis on transparent model accuracy reporting, continued co-development with USDA program offices, and a deliberate choice to keep </w:t>
+      </w:r>
+      <w:proofErr w:type="spellStart"/>
+      <w:r>
+        <w:t>TerraVision's</w:t>
+      </w:r>
+      <w:proofErr w:type="spellEnd"/>
+      <w:r>
+        <w:t xml:space="preserve"> technical and policy teams working closely together rather than treating compliance as an afterthought.</w:t>
       </w:r>
     </w:p>
     <w:p>
@@ -5389,7 +4962,7 @@
       <w:pPr>
         <w:pStyle w:val="Heading1"/>
       </w:pPr>
-      <w:bookmarkStart w:id="16" w:name="_Toc233079269"/>
+      <w:bookmarkStart w:id="16" w:name="_Toc233106615"/>
       <w:r>
         <w:lastRenderedPageBreak/>
         <w:t xml:space="preserve">4. </w:t>
@@ -5430,17 +5003,14 @@
       </w:r>
       <w:proofErr w:type="spellEnd"/>
       <w:r>
-        <w:t xml:space="preserve"> represents is the productization of that underlying architecture into a single, federal-grade operational dashboard, currently in development and active testing ahead of general availab</w:t>
-      </w:r>
-      <w:r>
-        <w:t>ility.</w:t>
+        <w:t xml:space="preserve"> represents is the productization of that underlying architecture into a single, federal-grade operational dashboard, currently in development and active testing ahead of general availability.</w:t>
       </w:r>
     </w:p>
     <w:p>
       <w:pPr>
         <w:pStyle w:val="Heading2"/>
       </w:pPr>
-      <w:bookmarkStart w:id="17" w:name="_Toc233079270"/>
+      <w:bookmarkStart w:id="17" w:name="_Toc233106616"/>
       <w:r>
         <w:t>4.1 Current Status: Development and Testing Phase</w:t>
       </w:r>
@@ -5451,7 +5021,7 @@
         <w:spacing w:after="200" w:line="300" w:lineRule="auto"/>
       </w:pPr>
       <w:r>
-        <w:t xml:space="preserve">As of mid-2026, </w:t>
+        <w:t xml:space="preserve">Upon launch, </w:t>
       </w:r>
       <w:proofErr w:type="spellStart"/>
       <w:r>
@@ -5459,7 +5029,7 @@
       </w:r>
       <w:proofErr w:type="spellEnd"/>
       <w:r>
-        <w:t xml:space="preserve"> is in closed pilot testing with design-partner accounts. The platform, branded internally and in pilot deployments as the </w:t>
+        <w:t xml:space="preserve"> will enter closed pilot testing with a select group of design-partner accounts. The platform—branded as the </w:t>
       </w:r>
       <w:proofErr w:type="spellStart"/>
       <w:r>
@@ -5467,7 +5037,7 @@
       </w:r>
       <w:proofErr w:type="spellEnd"/>
       <w:r>
-        <w:t xml:space="preserve"> USDA Platform, is undergoing iterative validation of its sensor network management, alerting, analytics, and reporting modules ahead of a planned general-availability launch.</w:t>
+        <w:t xml:space="preserve"> USDA Platform—is designed to undergo iterative validation of its sensor network management, alerting, analytics, and reporting modules ahead of a general-availability release targeted for FY2027.</w:t>
       </w:r>
     </w:p>
     <w:p>
@@ -5475,7 +5045,7 @@
         <w:spacing w:after="200" w:line="300" w:lineRule="auto"/>
       </w:pPr>
       <w:r>
-        <w:t>Functional areas already built and under test include the following.</w:t>
+        <w:t>Functional areas developed in the pre-incorporation phase and currently under test include the following.</w:t>
       </w:r>
     </w:p>
     <w:p>
@@ -5603,7 +5173,7 @@
         <w:t xml:space="preserve">Integrated Data Sources: </w:t>
       </w:r>
       <w:r>
-        <w:t>live connections already established in testing to the NOAA Weather API and the USDA Cropland Layer, with an extensible connector framework built to support additional federal and commercial data sources as they are added.</w:t>
+        <w:t>prototype connections established during pre-incorporation testing to the NOAA Weather API and the USDA Cropland Layer, with an extensible connector framework designed to support additional federal and commercial data sources as they are added post-incorporation.</w:t>
       </w:r>
     </w:p>
     <w:p>
@@ -5670,7 +5240,7 @@
       <w:pPr>
         <w:pStyle w:val="Heading2"/>
       </w:pPr>
-      <w:bookmarkStart w:id="18" w:name="_Toc233079271"/>
+      <w:bookmarkStart w:id="18" w:name="_Toc233106617"/>
       <w:r>
         <w:lastRenderedPageBreak/>
         <w:t>4.2 Path to General Availability</w:t>
@@ -5700,12 +5270,6 @@
         <w:gridCol w:w="5260"/>
       </w:tblGrid>
       <w:tr>
-        <w:tblPrEx>
-          <w:tblCellMar>
-            <w:top w:w="0" w:type="dxa"/>
-            <w:bottom w:w="0" w:type="dxa"/>
-          </w:tblCellMar>
-        </w:tblPrEx>
         <w:trPr>
           <w:tblHeader/>
         </w:trPr>
@@ -5790,6 +5354,9 @@
             <w:vAlign w:val="center"/>
           </w:tcPr>
           <w:p>
+            <w:pPr>
+              <w:jc w:val="center"/>
+            </w:pPr>
             <w:r>
               <w:rPr>
                 <w:b/>
@@ -5804,12 +5371,6 @@
         </w:tc>
       </w:tr>
       <w:tr>
-        <w:tblPrEx>
-          <w:tblCellMar>
-            <w:top w:w="0" w:type="dxa"/>
-            <w:bottom w:w="0" w:type="dxa"/>
-          </w:tblCellMar>
-        </w:tblPrEx>
         <w:tc>
           <w:tcPr>
             <w:tcW w:w="2400" w:type="dxa"/>
@@ -5887,6 +5448,66 @@
             <w:vAlign w:val="center"/>
           </w:tcPr>
           <w:p>
+            <w:r>
+              <w:rPr>
+                <w:sz w:val="19"/>
+                <w:szCs w:val="19"/>
+              </w:rPr>
+              <w:t>Conclude design-partner testing with at least one federal program-office stakeholder and one commercial agribusiness account, finalizing core module quality assurance.</w:t>
+            </w:r>
+          </w:p>
+        </w:tc>
+      </w:tr>
+      <w:tr>
+        <w:tc>
+          <w:tcPr>
+            <w:tcW w:w="2400" w:type="dxa"/>
+            <w:tcBorders>
+              <w:top w:val="single" w:sz="2" w:space="0" w:color="CCCCCC"/>
+              <w:left w:val="single" w:sz="2" w:space="0" w:color="CCCCCC"/>
+              <w:bottom w:val="single" w:sz="2" w:space="0" w:color="CCCCCC"/>
+              <w:right w:val="single" w:sz="2" w:space="0" w:color="CCCCCC"/>
+            </w:tcBorders>
+            <w:shd w:val="clear" w:color="auto" w:fill="F2F6F6"/>
+            <w:tcMar>
+              <w:top w:w="90" w:type="dxa"/>
+              <w:left w:w="140" w:type="dxa"/>
+              <w:bottom w:w="90" w:type="dxa"/>
+              <w:right w:w="140" w:type="dxa"/>
+            </w:tcMar>
+            <w:vAlign w:val="center"/>
+          </w:tcPr>
+          <w:p>
+            <w:r>
+              <w:rPr>
+                <w:b/>
+                <w:bCs/>
+                <w:sz w:val="19"/>
+                <w:szCs w:val="19"/>
+              </w:rPr>
+              <w:t>Security and compliance hardening</w:t>
+            </w:r>
+          </w:p>
+        </w:tc>
+        <w:tc>
+          <w:tcPr>
+            <w:tcW w:w="1700" w:type="dxa"/>
+            <w:tcBorders>
+              <w:top w:val="single" w:sz="2" w:space="0" w:color="CCCCCC"/>
+              <w:left w:val="single" w:sz="2" w:space="0" w:color="CCCCCC"/>
+              <w:bottom w:val="single" w:sz="2" w:space="0" w:color="CCCCCC"/>
+              <w:right w:val="single" w:sz="2" w:space="0" w:color="CCCCCC"/>
+            </w:tcBorders>
+            <w:shd w:val="clear" w:color="auto" w:fill="F2F6F6"/>
+            <w:tcMar>
+              <w:top w:w="90" w:type="dxa"/>
+              <w:left w:w="140" w:type="dxa"/>
+              <w:bottom w:w="90" w:type="dxa"/>
+              <w:right w:w="140" w:type="dxa"/>
+            </w:tcMar>
+            <w:vAlign w:val="center"/>
+          </w:tcPr>
+          <w:p>
             <w:pPr>
               <w:jc w:val="center"/>
             </w:pPr>
@@ -5895,34 +5516,56 @@
                 <w:sz w:val="19"/>
                 <w:szCs w:val="19"/>
               </w:rPr>
-              <w:t xml:space="preserve">Conclude </w:t>
-            </w:r>
-            <w:proofErr w:type="gramStart"/>
-            <w:r>
-              <w:rPr>
-                <w:sz w:val="19"/>
-                <w:szCs w:val="19"/>
-              </w:rPr>
-              <w:t>design-partner</w:t>
-            </w:r>
-            <w:proofErr w:type="gramEnd"/>
-            <w:r>
-              <w:rPr>
-                <w:sz w:val="19"/>
-                <w:szCs w:val="19"/>
-              </w:rPr>
-              <w:t xml:space="preserve"> testing with at least one federal program-office stakeholder and one commercial agribusiness account, finalizing core module quality assurance.</w:t>
+              <w:t>Q3 to Q4 2026</w:t>
+            </w:r>
+          </w:p>
+        </w:tc>
+        <w:tc>
+          <w:tcPr>
+            <w:tcW w:w="5260" w:type="dxa"/>
+            <w:tcBorders>
+              <w:top w:val="single" w:sz="2" w:space="0" w:color="CCCCCC"/>
+              <w:left w:val="single" w:sz="2" w:space="0" w:color="CCCCCC"/>
+              <w:bottom w:val="single" w:sz="2" w:space="0" w:color="CCCCCC"/>
+              <w:right w:val="single" w:sz="2" w:space="0" w:color="CCCCCC"/>
+            </w:tcBorders>
+            <w:shd w:val="clear" w:color="auto" w:fill="F2F6F6"/>
+            <w:tcMar>
+              <w:top w:w="90" w:type="dxa"/>
+              <w:left w:w="140" w:type="dxa"/>
+              <w:bottom w:w="90" w:type="dxa"/>
+              <w:right w:w="140" w:type="dxa"/>
+            </w:tcMar>
+            <w:vAlign w:val="center"/>
+          </w:tcPr>
+          <w:p>
+            <w:r>
+              <w:rPr>
+                <w:sz w:val="19"/>
+                <w:szCs w:val="19"/>
+              </w:rPr>
+              <w:t xml:space="preserve">Penetration testing and SOC 2 Type I readiness, advancing </w:t>
+            </w:r>
+            <w:proofErr w:type="spellStart"/>
+            <w:r>
+              <w:rPr>
+                <w:sz w:val="19"/>
+                <w:szCs w:val="19"/>
+              </w:rPr>
+              <w:t>TerraVision's</w:t>
+            </w:r>
+            <w:proofErr w:type="spellEnd"/>
+            <w:r>
+              <w:rPr>
+                <w:sz w:val="19"/>
+                <w:szCs w:val="19"/>
+              </w:rPr>
+              <w:t xml:space="preserve"> security posture and progressing the FedRAMP Moderate authorization process.</w:t>
             </w:r>
           </w:p>
         </w:tc>
       </w:tr>
       <w:tr>
-        <w:tblPrEx>
-          <w:tblCellMar>
-            <w:top w:w="0" w:type="dxa"/>
-            <w:bottom w:w="0" w:type="dxa"/>
-          </w:tblCellMar>
-        </w:tblPrEx>
         <w:tc>
           <w:tcPr>
             <w:tcW w:w="2400" w:type="dxa"/>
@@ -5932,7 +5575,6 @@
               <w:bottom w:val="single" w:sz="2" w:space="0" w:color="CCCCCC"/>
               <w:right w:val="single" w:sz="2" w:space="0" w:color="CCCCCC"/>
             </w:tcBorders>
-            <w:shd w:val="clear" w:color="auto" w:fill="F2F6F6"/>
             <w:tcMar>
               <w:top w:w="90" w:type="dxa"/>
               <w:left w:w="140" w:type="dxa"/>
@@ -5949,7 +5591,7 @@
                 <w:sz w:val="19"/>
                 <w:szCs w:val="19"/>
               </w:rPr>
-              <w:t>Security and compliance hardening</w:t>
+              <w:t>Limited general availability</w:t>
             </w:r>
           </w:p>
         </w:tc>
@@ -5962,7 +5604,6 @@
               <w:bottom w:val="single" w:sz="2" w:space="0" w:color="CCCCCC"/>
               <w:right w:val="single" w:sz="2" w:space="0" w:color="CCCCCC"/>
             </w:tcBorders>
-            <w:shd w:val="clear" w:color="auto" w:fill="F2F6F6"/>
             <w:tcMar>
               <w:top w:w="90" w:type="dxa"/>
               <w:left w:w="140" w:type="dxa"/>
@@ -5980,13 +5621,72 @@
                 <w:sz w:val="19"/>
                 <w:szCs w:val="19"/>
               </w:rPr>
-              <w:t>Q3 to Q4 2026</w:t>
+              <w:t>Q1 2027</w:t>
             </w:r>
           </w:p>
         </w:tc>
         <w:tc>
           <w:tcPr>
             <w:tcW w:w="5260" w:type="dxa"/>
+            <w:tcBorders>
+              <w:top w:val="single" w:sz="2" w:space="0" w:color="CCCCCC"/>
+              <w:left w:val="single" w:sz="2" w:space="0" w:color="CCCCCC"/>
+              <w:bottom w:val="single" w:sz="2" w:space="0" w:color="CCCCCC"/>
+              <w:right w:val="single" w:sz="2" w:space="0" w:color="CCCCCC"/>
+            </w:tcBorders>
+            <w:tcMar>
+              <w:top w:w="90" w:type="dxa"/>
+              <w:left w:w="140" w:type="dxa"/>
+              <w:bottom w:w="90" w:type="dxa"/>
+              <w:right w:w="140" w:type="dxa"/>
+            </w:tcMar>
+            <w:vAlign w:val="center"/>
+          </w:tcPr>
+          <w:p>
+            <w:r>
+              <w:rPr>
+                <w:sz w:val="19"/>
+                <w:szCs w:val="19"/>
+              </w:rPr>
+              <w:t>Controlled rollout to additional federal program offices, including FSA and RMA, plus three to five enterprise design partners.</w:t>
+            </w:r>
+          </w:p>
+        </w:tc>
+      </w:tr>
+      <w:tr>
+        <w:tc>
+          <w:tcPr>
+            <w:tcW w:w="2400" w:type="dxa"/>
+            <w:tcBorders>
+              <w:top w:val="single" w:sz="2" w:space="0" w:color="CCCCCC"/>
+              <w:left w:val="single" w:sz="2" w:space="0" w:color="CCCCCC"/>
+              <w:bottom w:val="single" w:sz="2" w:space="0" w:color="CCCCCC"/>
+              <w:right w:val="single" w:sz="2" w:space="0" w:color="CCCCCC"/>
+            </w:tcBorders>
+            <w:shd w:val="clear" w:color="auto" w:fill="F2F6F6"/>
+            <w:tcMar>
+              <w:top w:w="90" w:type="dxa"/>
+              <w:left w:w="140" w:type="dxa"/>
+              <w:bottom w:w="90" w:type="dxa"/>
+              <w:right w:w="140" w:type="dxa"/>
+            </w:tcMar>
+            <w:vAlign w:val="center"/>
+          </w:tcPr>
+          <w:p>
+            <w:r>
+              <w:rPr>
+                <w:b/>
+                <w:bCs/>
+                <w:sz w:val="19"/>
+                <w:szCs w:val="19"/>
+              </w:rPr>
+              <w:t>Full general availability</w:t>
+            </w:r>
+          </w:p>
+        </w:tc>
+        <w:tc>
+          <w:tcPr>
+            <w:tcW w:w="1700" w:type="dxa"/>
             <w:tcBorders>
               <w:top w:val="single" w:sz="2" w:space="0" w:color="CCCCCC"/>
               <w:left w:val="single" w:sz="2" w:space="0" w:color="CCCCCC"/>
@@ -6011,18 +5711,72 @@
                 <w:sz w:val="19"/>
                 <w:szCs w:val="19"/>
               </w:rPr>
-              <w:t>Penetration testing and SOC 2 Type I readiness, building on the company's security foundation and advancing the FedRAMP Moderate authorization process.</w:t>
+              <w:t>Q3 2027</w:t>
+            </w:r>
+          </w:p>
+        </w:tc>
+        <w:tc>
+          <w:tcPr>
+            <w:tcW w:w="5260" w:type="dxa"/>
+            <w:tcBorders>
+              <w:top w:val="single" w:sz="2" w:space="0" w:color="CCCCCC"/>
+              <w:left w:val="single" w:sz="2" w:space="0" w:color="CCCCCC"/>
+              <w:bottom w:val="single" w:sz="2" w:space="0" w:color="CCCCCC"/>
+              <w:right w:val="single" w:sz="2" w:space="0" w:color="CCCCCC"/>
+            </w:tcBorders>
+            <w:shd w:val="clear" w:color="auto" w:fill="F2F6F6"/>
+            <w:tcMar>
+              <w:top w:w="90" w:type="dxa"/>
+              <w:left w:w="140" w:type="dxa"/>
+              <w:bottom w:w="90" w:type="dxa"/>
+              <w:right w:w="140" w:type="dxa"/>
+            </w:tcMar>
+            <w:vAlign w:val="center"/>
+          </w:tcPr>
+          <w:p>
+            <w:r>
+              <w:rPr>
+                <w:sz w:val="19"/>
+                <w:szCs w:val="19"/>
+              </w:rPr>
+              <w:t xml:space="preserve">Public commercial launch of </w:t>
+            </w:r>
+            <w:proofErr w:type="spellStart"/>
+            <w:r>
+              <w:rPr>
+                <w:sz w:val="19"/>
+                <w:szCs w:val="19"/>
+              </w:rPr>
+              <w:t>AgriCortex</w:t>
+            </w:r>
+            <w:proofErr w:type="spellEnd"/>
+            <w:r>
+              <w:rPr>
+                <w:sz w:val="19"/>
+                <w:szCs w:val="19"/>
+              </w:rPr>
+              <w:t xml:space="preserve"> as a standalone subscription product alongside the core </w:t>
+            </w:r>
+            <w:proofErr w:type="spellStart"/>
+            <w:r>
+              <w:rPr>
+                <w:sz w:val="19"/>
+                <w:szCs w:val="19"/>
+              </w:rPr>
+              <w:t>TerraVision</w:t>
+            </w:r>
+            <w:proofErr w:type="spellEnd"/>
+            <w:r>
+              <w:rPr>
+                <w:sz w:val="19"/>
+                <w:szCs w:val="19"/>
+              </w:rPr>
+              <w:t xml:space="preserve"> platform.</w:t>
             </w:r>
           </w:p>
         </w:tc>
       </w:tr>
       <w:tr>
-        <w:tblPrEx>
-          <w:tblCellMar>
-            <w:top w:w="0" w:type="dxa"/>
-            <w:bottom w:w="0" w:type="dxa"/>
-          </w:tblCellMar>
-        </w:tblPrEx>
         <w:tc>
           <w:tcPr>
             <w:tcW w:w="2400" w:type="dxa"/>
@@ -6048,7 +5802,27 @@
                 <w:sz w:val="19"/>
                 <w:szCs w:val="19"/>
               </w:rPr>
-              <w:t>Limited general availability</w:t>
+              <w:t xml:space="preserve">Extended FedRAMP scope for </w:t>
+            </w:r>
+            <w:proofErr w:type="spellStart"/>
+            <w:r>
+              <w:rPr>
+                <w:b/>
+                <w:bCs/>
+                <w:sz w:val="19"/>
+                <w:szCs w:val="19"/>
+              </w:rPr>
+              <w:t>AgriCortex</w:t>
+            </w:r>
+            <w:proofErr w:type="spellEnd"/>
+            <w:r>
+              <w:rPr>
+                <w:b/>
+                <w:bCs/>
+                <w:sz w:val="19"/>
+                <w:szCs w:val="19"/>
+              </w:rPr>
+              <w:t xml:space="preserve"> module</w:t>
             </w:r>
           </w:p>
         </w:tc>
@@ -6078,7 +5852,7 @@
                 <w:sz w:val="19"/>
                 <w:szCs w:val="19"/>
               </w:rPr>
-              <w:t>Q1 2027</w:t>
+              <w:t>FY2028</w:t>
             </w:r>
           </w:p>
         </w:tc>
@@ -6100,115 +5874,12 @@
             <w:vAlign w:val="center"/>
           </w:tcPr>
           <w:p>
-            <w:pPr>
-              <w:jc w:val="center"/>
-            </w:pPr>
-            <w:r>
-              <w:rPr>
-                <w:sz w:val="19"/>
-                <w:szCs w:val="19"/>
-              </w:rPr>
-              <w:t>Controlled rollout to additional federal program offices, including FSA and RMA, plus three to five enterprise design partners.</w:t>
-            </w:r>
-          </w:p>
-        </w:tc>
-      </w:tr>
-      <w:tr>
-        <w:tblPrEx>
-          <w:tblCellMar>
-            <w:top w:w="0" w:type="dxa"/>
-            <w:bottom w:w="0" w:type="dxa"/>
-          </w:tblCellMar>
-        </w:tblPrEx>
-        <w:tc>
-          <w:tcPr>
-            <w:tcW w:w="2400" w:type="dxa"/>
-            <w:tcBorders>
-              <w:top w:val="single" w:sz="2" w:space="0" w:color="CCCCCC"/>
-              <w:left w:val="single" w:sz="2" w:space="0" w:color="CCCCCC"/>
-              <w:bottom w:val="single" w:sz="2" w:space="0" w:color="CCCCCC"/>
-              <w:right w:val="single" w:sz="2" w:space="0" w:color="CCCCCC"/>
-            </w:tcBorders>
-            <w:shd w:val="clear" w:color="auto" w:fill="F2F6F6"/>
-            <w:tcMar>
-              <w:top w:w="90" w:type="dxa"/>
-              <w:left w:w="140" w:type="dxa"/>
-              <w:bottom w:w="90" w:type="dxa"/>
-              <w:right w:w="140" w:type="dxa"/>
-            </w:tcMar>
-            <w:vAlign w:val="center"/>
-          </w:tcPr>
-          <w:p>
-            <w:r>
-              <w:rPr>
-                <w:b/>
-                <w:bCs/>
-                <w:sz w:val="19"/>
-                <w:szCs w:val="19"/>
-              </w:rPr>
-              <w:t>Full general availability</w:t>
-            </w:r>
-          </w:p>
-        </w:tc>
-        <w:tc>
-          <w:tcPr>
-            <w:tcW w:w="1700" w:type="dxa"/>
-            <w:tcBorders>
-              <w:top w:val="single" w:sz="2" w:space="0" w:color="CCCCCC"/>
-              <w:left w:val="single" w:sz="2" w:space="0" w:color="CCCCCC"/>
-              <w:bottom w:val="single" w:sz="2" w:space="0" w:color="CCCCCC"/>
-              <w:right w:val="single" w:sz="2" w:space="0" w:color="CCCCCC"/>
-            </w:tcBorders>
-            <w:shd w:val="clear" w:color="auto" w:fill="F2F6F6"/>
-            <w:tcMar>
-              <w:top w:w="90" w:type="dxa"/>
-              <w:left w:w="140" w:type="dxa"/>
-              <w:bottom w:w="90" w:type="dxa"/>
-              <w:right w:w="140" w:type="dxa"/>
-            </w:tcMar>
-            <w:vAlign w:val="center"/>
-          </w:tcPr>
-          <w:p>
-            <w:pPr>
-              <w:jc w:val="center"/>
-            </w:pPr>
-            <w:r>
-              <w:rPr>
-                <w:sz w:val="19"/>
-                <w:szCs w:val="19"/>
-              </w:rPr>
-              <w:t>Q3 2027</w:t>
-            </w:r>
-          </w:p>
-        </w:tc>
-        <w:tc>
-          <w:tcPr>
-            <w:tcW w:w="5260" w:type="dxa"/>
-            <w:tcBorders>
-              <w:top w:val="single" w:sz="2" w:space="0" w:color="CCCCCC"/>
-              <w:left w:val="single" w:sz="2" w:space="0" w:color="CCCCCC"/>
-              <w:bottom w:val="single" w:sz="2" w:space="0" w:color="CCCCCC"/>
-              <w:right w:val="single" w:sz="2" w:space="0" w:color="CCCCCC"/>
-            </w:tcBorders>
-            <w:shd w:val="clear" w:color="auto" w:fill="F2F6F6"/>
-            <w:tcMar>
-              <w:top w:w="90" w:type="dxa"/>
-              <w:left w:w="140" w:type="dxa"/>
-              <w:bottom w:w="90" w:type="dxa"/>
-              <w:right w:w="140" w:type="dxa"/>
-            </w:tcMar>
-            <w:vAlign w:val="center"/>
-          </w:tcPr>
-          <w:p>
-            <w:pPr>
-              <w:jc w:val="center"/>
-            </w:pPr>
-            <w:r>
-              <w:rPr>
-                <w:sz w:val="19"/>
-                <w:szCs w:val="19"/>
-              </w:rPr>
-              <w:t xml:space="preserve">Public commercial launch of </w:t>
+            <w:r>
+              <w:rPr>
+                <w:sz w:val="19"/>
+                <w:szCs w:val="19"/>
+              </w:rPr>
+              <w:t xml:space="preserve">Formal extension of </w:t>
             </w:r>
             <w:proofErr w:type="spellStart"/>
             <w:r>
@@ -6216,7 +5887,7 @@
                 <w:sz w:val="19"/>
                 <w:szCs w:val="19"/>
               </w:rPr>
-              <w:t>AgriCortex</w:t>
+              <w:t>TerraVision's</w:t>
             </w:r>
             <w:proofErr w:type="spellEnd"/>
             <w:r>
@@ -6224,140 +5895,7 @@
                 <w:sz w:val="19"/>
                 <w:szCs w:val="19"/>
               </w:rPr>
-              <w:t xml:space="preserve"> as a standalone subscription product alongside the core </w:t>
-            </w:r>
-            <w:proofErr w:type="spellStart"/>
-            <w:r>
-              <w:rPr>
-                <w:sz w:val="19"/>
-                <w:szCs w:val="19"/>
-              </w:rPr>
-              <w:t>TerraVision</w:t>
-            </w:r>
-            <w:proofErr w:type="spellEnd"/>
-            <w:r>
-              <w:rPr>
-                <w:sz w:val="19"/>
-                <w:szCs w:val="19"/>
-              </w:rPr>
-              <w:t xml:space="preserve"> platform.</w:t>
-            </w:r>
-          </w:p>
-        </w:tc>
-      </w:tr>
-      <w:tr>
-        <w:tblPrEx>
-          <w:tblCellMar>
-            <w:top w:w="0" w:type="dxa"/>
-            <w:bottom w:w="0" w:type="dxa"/>
-          </w:tblCellMar>
-        </w:tblPrEx>
-        <w:tc>
-          <w:tcPr>
-            <w:tcW w:w="2400" w:type="dxa"/>
-            <w:tcBorders>
-              <w:top w:val="single" w:sz="2" w:space="0" w:color="CCCCCC"/>
-              <w:left w:val="single" w:sz="2" w:space="0" w:color="CCCCCC"/>
-              <w:bottom w:val="single" w:sz="2" w:space="0" w:color="CCCCCC"/>
-              <w:right w:val="single" w:sz="2" w:space="0" w:color="CCCCCC"/>
-            </w:tcBorders>
-            <w:tcMar>
-              <w:top w:w="90" w:type="dxa"/>
-              <w:left w:w="140" w:type="dxa"/>
-              <w:bottom w:w="90" w:type="dxa"/>
-              <w:right w:w="140" w:type="dxa"/>
-            </w:tcMar>
-            <w:vAlign w:val="center"/>
-          </w:tcPr>
-          <w:p>
-            <w:r>
-              <w:rPr>
-                <w:b/>
-                <w:bCs/>
-                <w:sz w:val="19"/>
-                <w:szCs w:val="19"/>
-              </w:rPr>
-              <w:t xml:space="preserve">Extended FedRAMP scope for </w:t>
-            </w:r>
-            <w:proofErr w:type="spellStart"/>
-            <w:r>
-              <w:rPr>
-                <w:b/>
-                <w:bCs/>
-                <w:sz w:val="19"/>
-                <w:szCs w:val="19"/>
-              </w:rPr>
-              <w:t>AgriCortex</w:t>
-            </w:r>
-            <w:proofErr w:type="spellEnd"/>
-            <w:r>
-              <w:rPr>
-                <w:b/>
-                <w:bCs/>
-                <w:sz w:val="19"/>
-                <w:szCs w:val="19"/>
-              </w:rPr>
-              <w:t xml:space="preserve"> module</w:t>
-            </w:r>
-          </w:p>
-        </w:tc>
-        <w:tc>
-          <w:tcPr>
-            <w:tcW w:w="1700" w:type="dxa"/>
-            <w:tcBorders>
-              <w:top w:val="single" w:sz="2" w:space="0" w:color="CCCCCC"/>
-              <w:left w:val="single" w:sz="2" w:space="0" w:color="CCCCCC"/>
-              <w:bottom w:val="single" w:sz="2" w:space="0" w:color="CCCCCC"/>
-              <w:right w:val="single" w:sz="2" w:space="0" w:color="CCCCCC"/>
-            </w:tcBorders>
-            <w:tcMar>
-              <w:top w:w="90" w:type="dxa"/>
-              <w:left w:w="140" w:type="dxa"/>
-              <w:bottom w:w="90" w:type="dxa"/>
-              <w:right w:w="140" w:type="dxa"/>
-            </w:tcMar>
-            <w:vAlign w:val="center"/>
-          </w:tcPr>
-          <w:p>
-            <w:pPr>
-              <w:jc w:val="center"/>
-            </w:pPr>
-            <w:r>
-              <w:rPr>
-                <w:sz w:val="19"/>
-                <w:szCs w:val="19"/>
-              </w:rPr>
-              <w:t>FY2028</w:t>
-            </w:r>
-          </w:p>
-        </w:tc>
-        <w:tc>
-          <w:tcPr>
-            <w:tcW w:w="5260" w:type="dxa"/>
-            <w:tcBorders>
-              <w:top w:val="single" w:sz="2" w:space="0" w:color="CCCCCC"/>
-              <w:left w:val="single" w:sz="2" w:space="0" w:color="CCCCCC"/>
-              <w:bottom w:val="single" w:sz="2" w:space="0" w:color="CCCCCC"/>
-              <w:right w:val="single" w:sz="2" w:space="0" w:color="CCCCCC"/>
-            </w:tcBorders>
-            <w:tcMar>
-              <w:top w:w="90" w:type="dxa"/>
-              <w:left w:w="140" w:type="dxa"/>
-              <w:bottom w:w="90" w:type="dxa"/>
-              <w:right w:w="140" w:type="dxa"/>
-            </w:tcMar>
-            <w:vAlign w:val="center"/>
-          </w:tcPr>
-          <w:p>
-            <w:pPr>
-              <w:jc w:val="center"/>
-            </w:pPr>
-            <w:r>
-              <w:rPr>
-                <w:sz w:val="19"/>
-                <w:szCs w:val="19"/>
-              </w:rPr>
-              <w:t xml:space="preserve">Formal extension of the company's FedRAMP authorization to cover </w:t>
+              <w:t xml:space="preserve"> FedRAMP authorization to cover </w:t>
             </w:r>
             <w:proofErr w:type="spellStart"/>
             <w:r>
@@ -6383,7 +5921,7 @@
       <w:pPr>
         <w:pStyle w:val="Heading2"/>
       </w:pPr>
-      <w:bookmarkStart w:id="19" w:name="_Toc233079272"/>
+      <w:bookmarkStart w:id="19" w:name="_Toc233106618"/>
       <w:r>
         <w:t xml:space="preserve">4.3 </w:t>
       </w:r>
@@ -6482,15 +6020,7 @@
         <w:t xml:space="preserve">Year 4, 2029: </w:t>
       </w:r>
       <w:r>
-        <w:t xml:space="preserve">Launch insurance-grade actuarial data products for crop insurers and </w:t>
-      </w:r>
-      <w:proofErr w:type="gramStart"/>
-      <w:r>
-        <w:t>reinsurers, and</w:t>
-      </w:r>
-      <w:proofErr w:type="gramEnd"/>
-      <w:r>
-        <w:t xml:space="preserve"> add multi-language support for Canadian and Latin American pilots.</w:t>
+        <w:t>Launch insurance-grade actuarial data products for crop insurers and reinsurers, and add multi-language support for Canadian and Latin American pilots.</w:t>
       </w:r>
     </w:p>
     <w:p>
@@ -6560,10 +6090,10 @@
         </w:rPr>
         <w:lastRenderedPageBreak/>
         <w:drawing>
-          <wp:inline distT="0" distB="0" distL="0" distR="0" wp14:anchorId="7E57B22B" wp14:editId="055B10E3">
+          <wp:inline distT="0" distB="0" distL="0" distR="0" wp14:anchorId="15B59C8F" wp14:editId="7343CC60">
             <wp:extent cx="5943600" cy="2971800"/>
             <wp:effectExtent l="0" t="0" r="0" b="0"/>
-            <wp:docPr id="487778978" name="AgriCortex product roadmap Gantt chart" descr="AgriCortex product roadmap Gantt chart" title="AgriCortex product roadmap Gantt chart"/>
+            <wp:docPr id="1411436574" name="AgriCortex product roadmap Gantt chart" descr="AgriCortex product roadmap Gantt chart" title="AgriCortex product roadmap Gantt chart"/>
             <wp:cNvGraphicFramePr>
               <a:graphicFrameLocks xmlns:a="http://schemas.openxmlformats.org/drawingml/2006/main" noChangeAspect="1"/>
             </wp:cNvGraphicFramePr>
@@ -6646,7 +6176,7 @@
       <w:pPr>
         <w:pStyle w:val="Heading1"/>
       </w:pPr>
-      <w:bookmarkStart w:id="20" w:name="_Toc233079273"/>
+      <w:bookmarkStart w:id="20" w:name="_Toc233106619"/>
       <w:r>
         <w:lastRenderedPageBreak/>
         <w:t>5. Market Analysis</w:t>
@@ -6657,7 +6187,7 @@
       <w:pPr>
         <w:pStyle w:val="Heading2"/>
       </w:pPr>
-      <w:bookmarkStart w:id="21" w:name="_Toc233079274"/>
+      <w:bookmarkStart w:id="21" w:name="_Toc233106620"/>
       <w:r>
         <w:t>5.1 Target Markets</w:t>
       </w:r>
@@ -6784,7 +6314,7 @@
       <w:pPr>
         <w:pStyle w:val="Heading2"/>
       </w:pPr>
-      <w:bookmarkStart w:id="22" w:name="_Toc233079275"/>
+      <w:bookmarkStart w:id="22" w:name="_Toc233106621"/>
       <w:r>
         <w:t>5.2 Market Sizing</w:t>
       </w:r>
@@ -6795,10 +6325,7 @@
         <w:spacing w:after="200" w:line="300" w:lineRule="auto"/>
       </w:pPr>
       <w:r>
-        <w:t>The U.S. agricultural intelligence market, encompassing precision agriculture software, satellite and aerial imagery analytics, and federal geospatial data services, is estimated at roughly $3.4 billion in 2026 and is projected to grow to approximately $9.2 billion by 2036, reflecting sustained demand growth from climate adaptation, food-security policy, and the broader shift toward data-driven farm and agency management. Federal demand, driven by climate-resilience and food-security mandates, and insurance</w:t>
-      </w:r>
-      <w:r>
-        <w:t xml:space="preserve">-sector demand, driven by the need for more granular underwriting data, are expected to be the fastest-growing components of that figure, becoming meaningful contributors to </w:t>
+        <w:t xml:space="preserve">The U.S. agricultural intelligence market, encompassing precision agriculture software, satellite and aerial imagery analytics, and federal geospatial data services, is estimated at roughly $3.4 billion in 2026 and is projected to grow to approximately $9.2 billion by 2036, reflecting sustained demand growth from climate adaptation, food-security policy, and the broader shift toward data-driven farm and agency management. Federal demand, driven by climate-resilience and food-security mandates, and insurance-sector demand, driven by the need for more granular underwriting data, are expected to be the fastest-growing components of that figure, becoming meaningful contributors to </w:t>
       </w:r>
       <w:proofErr w:type="spellStart"/>
       <w:r>
@@ -6819,10 +6346,10 @@
           <w:noProof/>
         </w:rPr>
         <w:drawing>
-          <wp:inline distT="0" distB="0" distL="0" distR="0" wp14:anchorId="11A39249" wp14:editId="4B2FA860">
+          <wp:inline distT="0" distB="0" distL="0" distR="0" wp14:anchorId="0B046215" wp14:editId="423385FD">
             <wp:extent cx="5943600" cy="2800350"/>
             <wp:effectExtent l="0" t="0" r="0" b="0"/>
-            <wp:docPr id="1410734168" name="US agricultural intelligence market size chart" descr="US agricultural intelligence market size chart" title="US agricultural intelligence market size chart"/>
+            <wp:docPr id="1002532593" name="US agricultural intelligence market size chart" descr="US agricultural intelligence market size chart" title="US agricultural intelligence market size chart"/>
             <wp:cNvGraphicFramePr>
               <a:graphicFrameLocks xmlns:a="http://schemas.openxmlformats.org/drawingml/2006/main" noChangeAspect="1"/>
             </wp:cNvGraphicFramePr>
@@ -6888,7 +6415,15 @@
       </w:r>
       <w:proofErr w:type="spellEnd"/>
       <w:r>
-        <w:t xml:space="preserve"> intends to compete first and where it expects the largest long-run contribution. Federal agencies and large agribusiness together represent more than 60 percent of the estimated FY2036 addressable spend, which is consistent with the company's federal-first go-to-market sequencing described in Section 6.3.</w:t>
+        <w:t xml:space="preserve"> intends to compete first and where it expects the largest long-run contribution. Federal agencies and large agribusiness together represent more than 60 percent of the estimated FY2036 addressable spend, which is consistent with </w:t>
+      </w:r>
+      <w:proofErr w:type="spellStart"/>
+      <w:r>
+        <w:t>TerraVision's</w:t>
+      </w:r>
+      <w:proofErr w:type="spellEnd"/>
+      <w:r>
+        <w:t xml:space="preserve"> federal-first go-to-market sequencing described in Section 6.3.</w:t>
       </w:r>
     </w:p>
     <w:p>
@@ -6901,10 +6436,10 @@
           <w:noProof/>
         </w:rPr>
         <w:drawing>
-          <wp:inline distT="0" distB="0" distL="0" distR="0" wp14:anchorId="7E5B4B01" wp14:editId="0F59674B">
+          <wp:inline distT="0" distB="0" distL="0" distR="0" wp14:anchorId="4DA803E4" wp14:editId="41AA1885">
             <wp:extent cx="5943600" cy="2895600"/>
             <wp:effectExtent l="0" t="0" r="0" b="0"/>
-            <wp:docPr id="5935490" name="Addressable market by customer segment chart" descr="Addressable market by customer segment chart" title="Addressable market by customer segment chart"/>
+            <wp:docPr id="512397031" name="Addressable market by customer segment chart" descr="Addressable market by customer segment chart" title="Addressable market by customer segment chart"/>
             <wp:cNvGraphicFramePr>
               <a:graphicFrameLocks xmlns:a="http://schemas.openxmlformats.org/drawingml/2006/main" noChangeAspect="1"/>
             </wp:cNvGraphicFramePr>
@@ -6960,7 +6495,7 @@
       <w:pPr>
         <w:pStyle w:val="Heading2"/>
       </w:pPr>
-      <w:bookmarkStart w:id="23" w:name="_Toc233079276"/>
+      <w:bookmarkStart w:id="23" w:name="_Toc233106622"/>
       <w:r>
         <w:t>5.3 Competitive Landscape</w:t>
       </w:r>
@@ -7024,23 +6559,7 @@
         <w:t xml:space="preserve">Pure satellite-imagery providers: </w:t>
       </w:r>
       <w:r>
-        <w:t xml:space="preserve">excellent raw imagery and reasonable cost </w:t>
-      </w:r>
-      <w:proofErr w:type="gramStart"/>
-      <w:r>
-        <w:t>efficiency, but</w:t>
-      </w:r>
-      <w:proofErr w:type="gramEnd"/>
-      <w:r>
-        <w:t xml:space="preserve"> limited in multi-source data fusion and lacking the operational tooling, alerting, and reporting layer agencies and enterprises </w:t>
-      </w:r>
-      <w:proofErr w:type="gramStart"/>
-      <w:r>
-        <w:t>actually need</w:t>
-      </w:r>
-      <w:proofErr w:type="gramEnd"/>
-      <w:r>
-        <w:t>.</w:t>
+        <w:t>excellent raw imagery and reasonable cost efficiency, but limited in multi-source data fusion and lacking the operational tooling, alerting, and reporting layer agencies and enterprises actually need.</w:t>
       </w:r>
     </w:p>
     <w:p>
@@ -7087,10 +6606,10 @@
         </w:rPr>
         <w:lastRenderedPageBreak/>
         <w:drawing>
-          <wp:inline distT="0" distB="0" distL="0" distR="0" wp14:anchorId="73DC5A85" wp14:editId="67899BF2">
+          <wp:inline distT="0" distB="0" distL="0" distR="0" wp14:anchorId="357B863A" wp14:editId="5ED925BA">
             <wp:extent cx="4752975" cy="5095875"/>
             <wp:effectExtent l="0" t="0" r="0" b="0"/>
-            <wp:docPr id="86122579" name="Competitive positioning radar chart" descr="Competitive positioning radar chart" title="Competitive positioning radar chart"/>
+            <wp:docPr id="1582263184" name="Competitive positioning radar chart" descr="Competitive positioning radar chart" title="Competitive positioning radar chart"/>
             <wp:cNvGraphicFramePr>
               <a:graphicFrameLocks xmlns:a="http://schemas.openxmlformats.org/drawingml/2006/main" noChangeAspect="1"/>
             </wp:cNvGraphicFramePr>
@@ -7168,7 +6687,7 @@
       <w:pPr>
         <w:pStyle w:val="Heading2"/>
       </w:pPr>
-      <w:bookmarkStart w:id="24" w:name="_Toc233079277"/>
+      <w:bookmarkStart w:id="24" w:name="_Toc233106623"/>
       <w:r>
         <w:t>5.4 Key Market Risks</w:t>
       </w:r>
@@ -7191,7 +6710,7 @@
       <w:pPr>
         <w:pStyle w:val="Heading1"/>
       </w:pPr>
-      <w:bookmarkStart w:id="25" w:name="_Toc233079278"/>
+      <w:bookmarkStart w:id="25" w:name="_Toc233106624"/>
       <w:r>
         <w:lastRenderedPageBreak/>
         <w:t>6. Business Model and Revenue Strategy</w:t>
@@ -7202,7 +6721,7 @@
       <w:pPr>
         <w:pStyle w:val="Heading2"/>
       </w:pPr>
-      <w:bookmarkStart w:id="26" w:name="_Toc233079279"/>
+      <w:bookmarkStart w:id="26" w:name="_Toc233106625"/>
       <w:r>
         <w:t>6.1 Revenue Streams</w:t>
       </w:r>
@@ -7351,10 +6870,10 @@
           <w:noProof/>
         </w:rPr>
         <w:drawing>
-          <wp:inline distT="0" distB="0" distL="0" distR="0" wp14:anchorId="25308807" wp14:editId="51DF4AB6">
+          <wp:inline distT="0" distB="0" distL="0" distR="0" wp14:anchorId="4B89356C" wp14:editId="69D35CCE">
             <wp:extent cx="4391025" cy="3762375"/>
             <wp:effectExtent l="0" t="0" r="0" b="0"/>
-            <wp:docPr id="872069501" name="Projected revenue mix pie chart" descr="Projected revenue mix pie chart" title="Projected revenue mix pie chart"/>
+            <wp:docPr id="1526293469" name="Projected revenue mix pie chart" descr="Projected revenue mix pie chart" title="Projected revenue mix pie chart"/>
             <wp:cNvGraphicFramePr>
               <a:graphicFrameLocks xmlns:a="http://schemas.openxmlformats.org/drawingml/2006/main" noChangeAspect="1"/>
             </wp:cNvGraphicFramePr>
@@ -7410,7 +6929,7 @@
       <w:pPr>
         <w:pStyle w:val="Heading2"/>
       </w:pPr>
-      <w:bookmarkStart w:id="27" w:name="_Toc233079280"/>
+      <w:bookmarkStart w:id="27" w:name="_Toc233106626"/>
       <w:r>
         <w:t>6.2 Pricing Philosophy</w:t>
       </w:r>
@@ -7425,22 +6944,14 @@
       </w:r>
       <w:r>
         <w:lastRenderedPageBreak/>
-        <w:t xml:space="preserve">the basis for the cash-flow breakeven assumption described in Section 8.2. Enterprise and mid-market pricing </w:t>
-      </w:r>
-      <w:proofErr w:type="gramStart"/>
-      <w:r>
-        <w:t>is</w:t>
-      </w:r>
-      <w:proofErr w:type="gramEnd"/>
-      <w:r>
-        <w:t xml:space="preserve"> designed to remain materially below the cost of maintaining an equivalent in-house GIS and remote-sensing capability.</w:t>
+        <w:t>the basis for the cash-flow breakeven assumption described in Section 8.2. Enterprise and mid-market pricing is designed to remain materially below the cost of maintaining an equivalent in-house GIS and remote-sensing capability.</w:t>
       </w:r>
     </w:p>
     <w:p>
       <w:pPr>
         <w:pStyle w:val="Heading2"/>
       </w:pPr>
-      <w:bookmarkStart w:id="28" w:name="_Toc233079281"/>
+      <w:bookmarkStart w:id="28" w:name="_Toc233106627"/>
       <w:r>
         <w:t>6.3 Go-to-Market Strategy</w:t>
       </w:r>
@@ -7485,15 +6996,7 @@
       </w:r>
       <w:proofErr w:type="spellEnd"/>
       <w:r>
-        <w:t xml:space="preserve"> and Pioneer Hi-</w:t>
-      </w:r>
-      <w:proofErr w:type="gramStart"/>
-      <w:r>
-        <w:t>Bred, and</w:t>
-      </w:r>
-      <w:proofErr w:type="gramEnd"/>
-      <w:r>
-        <w:t xml:space="preserve"> add additional enterprise design partners through the limited general-availability phase in Q1 2027.</w:t>
+        <w:t xml:space="preserve"> and Pioneer Hi-Bred, and add additional enterprise design partners through the limited general-availability phase in Q1 2027.</w:t>
       </w:r>
     </w:p>
     <w:p>
@@ -7552,7 +7055,7 @@
       <w:pPr>
         <w:pStyle w:val="Heading1"/>
       </w:pPr>
-      <w:bookmarkStart w:id="29" w:name="_Toc233079282"/>
+      <w:bookmarkStart w:id="29" w:name="_Toc233106628"/>
       <w:r>
         <w:lastRenderedPageBreak/>
         <w:t>7. Strategic Roadmap, 2026–2036</w:t>
@@ -7564,14 +7067,22 @@
         <w:spacing w:after="200" w:line="300" w:lineRule="auto"/>
       </w:pPr>
       <w:r>
-        <w:t>The plan period is organized into five phases. Each phase builds directly on the capabilities and trust established in the one before it, moving the company from pilot-stage commercialization through national scale, international expansion, platform diversification, and finally sustained category leadership.</w:t>
+        <w:t xml:space="preserve">The plan period is organized into five phases. Each phase builds directly on the capabilities and trust established in the one before it, moving </w:t>
+      </w:r>
+      <w:proofErr w:type="spellStart"/>
+      <w:r>
+        <w:t>TerraVision</w:t>
+      </w:r>
+      <w:proofErr w:type="spellEnd"/>
+      <w:r>
+        <w:t xml:space="preserve"> from pilot-stage commercialization through national scale, international expansion, platform diversification, and finally sustained category leadership.</w:t>
       </w:r>
     </w:p>
     <w:p>
       <w:pPr>
         <w:pStyle w:val="Heading2"/>
       </w:pPr>
-      <w:bookmarkStart w:id="30" w:name="_Toc233079283"/>
+      <w:bookmarkStart w:id="30" w:name="_Toc233106629"/>
       <w:r>
         <w:t>7.1 Phase I: Foundation and Commercial Launch (2026–2027)</w:t>
       </w:r>
@@ -7603,7 +7114,21 @@
         <w:spacing w:after="140" w:line="290" w:lineRule="auto"/>
       </w:pPr>
       <w:r>
-        <w:t>Complete closed pilot testing and achieve SOC 2 Type I readiness.</w:t>
+        <w:t xml:space="preserve">Complete formal incorporation of </w:t>
+      </w:r>
+      <w:proofErr w:type="spellStart"/>
+      <w:r>
+        <w:t>TerraVision</w:t>
+      </w:r>
+      <w:proofErr w:type="spellEnd"/>
+      <w:r>
+        <w:t xml:space="preserve"> Analytics as a Delaware C-Corporation, register to do business in Ohio, obtain an EIN and SAM.gov registration, and assign all pre-incorporation intellectual property to the entity (</w:t>
+      </w:r>
+      <w:r>
+        <w:t>Q1 2027</w:t>
+      </w:r>
+      <w:r>
+        <w:t>, per Section 2.6).</w:t>
       </w:r>
     </w:p>
     <w:p>
@@ -7616,15 +7141,7 @@
         <w:spacing w:after="140" w:line="290" w:lineRule="auto"/>
       </w:pPr>
       <w:r>
-        <w:t xml:space="preserve">Reach limited and then full general availability of </w:t>
-      </w:r>
-      <w:proofErr w:type="spellStart"/>
-      <w:r>
-        <w:t>AgriCortex</w:t>
-      </w:r>
-      <w:proofErr w:type="spellEnd"/>
-      <w:r>
-        <w:t>.</w:t>
+        <w:t>Complete closed pilot testing and achieve SOC 2 Type I readiness.</w:t>
       </w:r>
     </w:p>
     <w:p>
@@ -7637,7 +7154,15 @@
         <w:spacing w:after="140" w:line="290" w:lineRule="auto"/>
       </w:pPr>
       <w:r>
-        <w:t>Secure the USDA NASS engagement as the company's anchor federal contract.</w:t>
+        <w:t xml:space="preserve">Reach limited and then full general availability of </w:t>
+      </w:r>
+      <w:proofErr w:type="spellStart"/>
+      <w:r>
+        <w:t>AgriCortex</w:t>
+      </w:r>
+      <w:proofErr w:type="spellEnd"/>
+      <w:r>
+        <w:t>.</w:t>
       </w:r>
     </w:p>
     <w:p>
@@ -7650,25 +7175,15 @@
         <w:spacing w:after="140" w:line="290" w:lineRule="auto"/>
       </w:pPr>
       <w:r>
-        <w:t>Close an initial institutional funding round of $8 million to $12 million to support go-to-market scale-up.</w:t>
-      </w:r>
-    </w:p>
-    <w:p>
-      <w:pPr>
-        <w:pStyle w:val="Heading2"/>
-      </w:pPr>
-      <w:bookmarkStart w:id="31" w:name="_Toc233079284"/>
-      <w:r>
-        <w:t>7.2 Phase II: Scaled Growth (2028–2029)</w:t>
-      </w:r>
-      <w:bookmarkEnd w:id="31"/>
-    </w:p>
-    <w:p>
-      <w:pPr>
-        <w:spacing w:after="200" w:line="300" w:lineRule="auto"/>
-      </w:pPr>
-      <w:r>
-        <w:t>Objective: broaden the customer base across federal, enterprise, and emerging insurance segments while extending platform capability.</w:t>
+        <w:t xml:space="preserve">Secure the USDA NASS engagement as </w:t>
+      </w:r>
+      <w:proofErr w:type="spellStart"/>
+      <w:r>
+        <w:t>TerraVision's</w:t>
+      </w:r>
+      <w:proofErr w:type="spellEnd"/>
+      <w:r>
+        <w:t xml:space="preserve"> anchor federal contract.</w:t>
       </w:r>
     </w:p>
     <w:p>
@@ -7681,15 +7196,25 @@
         <w:spacing w:after="140" w:line="290" w:lineRule="auto"/>
       </w:pPr>
       <w:r>
-        <w:t xml:space="preserve">Extend FedRAMP authorization scope specifically to </w:t>
-      </w:r>
-      <w:proofErr w:type="spellStart"/>
-      <w:r>
-        <w:t>AgriCortex</w:t>
-      </w:r>
-      <w:proofErr w:type="spellEnd"/>
-      <w:r>
-        <w:t>.</w:t>
+        <w:t>Close an initial institutional funding round of $8 million to $12 million to support go-to-market scale-up.</w:t>
+      </w:r>
+    </w:p>
+    <w:p>
+      <w:pPr>
+        <w:pStyle w:val="Heading2"/>
+      </w:pPr>
+      <w:bookmarkStart w:id="31" w:name="_Toc233106630"/>
+      <w:r>
+        <w:t>7.2 Phase II: Scaled Growth (2028–2029)</w:t>
+      </w:r>
+      <w:bookmarkEnd w:id="31"/>
+    </w:p>
+    <w:p>
+      <w:pPr>
+        <w:spacing w:after="200" w:line="300" w:lineRule="auto"/>
+      </w:pPr>
+      <w:r>
+        <w:t>Objective: broaden the customer base across federal, enterprise, and emerging insurance segments while extending platform capability.</w:t>
       </w:r>
     </w:p>
     <w:p>
@@ -7702,7 +7227,15 @@
         <w:spacing w:after="140" w:line="290" w:lineRule="auto"/>
       </w:pPr>
       <w:r>
-        <w:t>Launch the sensor-source marketplace and carbon/ESG monitoring module.</w:t>
+        <w:t xml:space="preserve">Extend FedRAMP authorization scope specifically to </w:t>
+      </w:r>
+      <w:proofErr w:type="spellStart"/>
+      <w:r>
+        <w:t>AgriCortex</w:t>
+      </w:r>
+      <w:proofErr w:type="spellEnd"/>
+      <w:r>
+        <w:t>.</w:t>
       </w:r>
     </w:p>
     <w:p>
@@ -7715,15 +7248,7 @@
         <w:spacing w:after="140" w:line="290" w:lineRule="auto"/>
       </w:pPr>
       <w:r>
-        <w:t xml:space="preserve">Enter the crop-insurance and reinsurance </w:t>
-      </w:r>
-      <w:proofErr w:type="gramStart"/>
-      <w:r>
-        <w:t>vertical</w:t>
-      </w:r>
-      <w:proofErr w:type="gramEnd"/>
-      <w:r>
-        <w:t xml:space="preserve"> with underwriting-grade data products.</w:t>
+        <w:t>Launch the sensor-source marketplace and carbon/ESG monitoring module.</w:t>
       </w:r>
     </w:p>
     <w:p>
@@ -7736,7 +7261,7 @@
         <w:spacing w:after="140" w:line="290" w:lineRule="auto"/>
       </w:pPr>
       <w:r>
-        <w:t>Close a second institutional funding round of $25 million to $35 million.</w:t>
+        <w:t>Enter the crop-insurance and reinsurance vertical with underwriting-grade data products.</w:t>
       </w:r>
     </w:p>
     <w:p>
@@ -7749,25 +7274,7 @@
         <w:spacing w:after="140" w:line="290" w:lineRule="auto"/>
       </w:pPr>
       <w:r>
-        <w:t>Reach cash-flow breakeven in FY2029.</w:t>
-      </w:r>
-    </w:p>
-    <w:p>
-      <w:pPr>
-        <w:pStyle w:val="Heading2"/>
-      </w:pPr>
-      <w:bookmarkStart w:id="32" w:name="_Toc233079285"/>
-      <w:r>
-        <w:t>7.3 Phase III: National and International Expansion (2030–2032)</w:t>
-      </w:r>
-      <w:bookmarkEnd w:id="32"/>
-    </w:p>
-    <w:p>
-      <w:pPr>
-        <w:spacing w:after="200" w:line="300" w:lineRule="auto"/>
-      </w:pPr>
-      <w:r>
-        <w:t>Objective: achieve full USDA enterprise-wide deployment and establish the company's first international footprint.</w:t>
+        <w:t>Close a second institutional funding round of $25 million to $35 million.</w:t>
       </w:r>
     </w:p>
     <w:p>
@@ -7780,15 +7287,33 @@
         <w:spacing w:after="140" w:line="290" w:lineRule="auto"/>
       </w:pPr>
       <w:r>
-        <w:t xml:space="preserve">Complete full USDA enterprise-wide deployment of </w:t>
+        <w:t>Reach cash-flow breakeven in FY2029.</w:t>
+      </w:r>
+    </w:p>
+    <w:p>
+      <w:pPr>
+        <w:pStyle w:val="Heading2"/>
+      </w:pPr>
+      <w:bookmarkStart w:id="32" w:name="_Toc233106631"/>
+      <w:r>
+        <w:t>7.3 Phase III: National and International Expansion (2030–2032)</w:t>
+      </w:r>
+      <w:bookmarkEnd w:id="32"/>
+    </w:p>
+    <w:p>
+      <w:pPr>
+        <w:spacing w:after="200" w:line="300" w:lineRule="auto"/>
+      </w:pPr>
+      <w:r>
+        <w:t xml:space="preserve">Objective: achieve full USDA enterprise-wide deployment and establish </w:t>
       </w:r>
       <w:proofErr w:type="spellStart"/>
       <w:r>
-        <w:t>AgriCortex</w:t>
+        <w:t>TerraVision's</w:t>
       </w:r>
       <w:proofErr w:type="spellEnd"/>
       <w:r>
-        <w:t>.</w:t>
+        <w:t xml:space="preserve"> first international footprint.</w:t>
       </w:r>
     </w:p>
     <w:p>
@@ -7801,7 +7326,15 @@
         <w:spacing w:after="140" w:line="290" w:lineRule="auto"/>
       </w:pPr>
       <w:r>
-        <w:t>Enter Canadian and European Union markets through localized pilots.</w:t>
+        <w:t xml:space="preserve">Complete full USDA enterprise-wide deployment of </w:t>
+      </w:r>
+      <w:proofErr w:type="spellStart"/>
+      <w:r>
+        <w:t>AgriCortex</w:t>
+      </w:r>
+      <w:proofErr w:type="spellEnd"/>
+      <w:r>
+        <w:t>.</w:t>
       </w:r>
     </w:p>
     <w:p>
@@ -7814,7 +7347,7 @@
         <w:spacing w:after="140" w:line="290" w:lineRule="auto"/>
       </w:pPr>
       <w:r>
-        <w:t>Reach GAAP EBITDA breakeven in FY2030 and sustain double-digit EBITDA margins by FY2031.</w:t>
+        <w:t>Enter Canadian and European Union markets through localized pilots.</w:t>
       </w:r>
     </w:p>
     <w:p>
@@ -7827,25 +7360,7 @@
         <w:spacing w:after="140" w:line="290" w:lineRule="auto"/>
       </w:pPr>
       <w:r>
-        <w:t>Add water-resources and forestry monitoring modules to the platform.</w:t>
-      </w:r>
-    </w:p>
-    <w:p>
-      <w:pPr>
-        <w:pStyle w:val="Heading2"/>
-      </w:pPr>
-      <w:bookmarkStart w:id="33" w:name="_Toc233079286"/>
-      <w:r>
-        <w:t>7.4 Phase IV: Platform Maturity and Diversification (2033–2035)</w:t>
-      </w:r>
-      <w:bookmarkEnd w:id="33"/>
-    </w:p>
-    <w:p>
-      <w:pPr>
-        <w:spacing w:after="200" w:line="300" w:lineRule="auto"/>
-      </w:pPr>
-      <w:r>
-        <w:t>Objective: extend the platform into adjacent domains and continue scaling margins toward maturity.</w:t>
+        <w:t>Reach GAAP EBITDA breakeven in FY2030 and sustain double-digit EBITDA margins by FY2031.</w:t>
       </w:r>
     </w:p>
     <w:p>
@@ -7858,7 +7373,25 @@
         <w:spacing w:after="140" w:line="290" w:lineRule="auto"/>
       </w:pPr>
       <w:r>
-        <w:t>Extend into adjacent climate-risk insurance analytics and broader natural-resource monitoring domains.</w:t>
+        <w:t>Add water-resources and forestry monitoring modules to the platform.</w:t>
+      </w:r>
+    </w:p>
+    <w:p>
+      <w:pPr>
+        <w:pStyle w:val="Heading2"/>
+      </w:pPr>
+      <w:bookmarkStart w:id="33" w:name="_Toc233106632"/>
+      <w:r>
+        <w:t>7.4 Phase IV: Platform Maturity and Diversification (2033–2035)</w:t>
+      </w:r>
+      <w:bookmarkEnd w:id="33"/>
+    </w:p>
+    <w:p>
+      <w:pPr>
+        <w:spacing w:after="200" w:line="300" w:lineRule="auto"/>
+      </w:pPr>
+      <w:r>
+        <w:t>Objective: extend the platform into adjacent domains and continue scaling margins toward maturity.</w:t>
       </w:r>
     </w:p>
     <w:p>
@@ -7871,7 +7404,8 @@
         <w:spacing w:after="140" w:line="290" w:lineRule="auto"/>
       </w:pPr>
       <w:r>
-        <w:t>Sustain gross margins above 73 percent and EBITDA margins above 30 percent by FY2035.</w:t>
+        <w:lastRenderedPageBreak/>
+        <w:t>Extend into adjacent climate-risk insurance analytics and broader natural-resource monitoring domains.</w:t>
       </w:r>
     </w:p>
     <w:p>
@@ -7884,8 +7418,7 @@
         <w:spacing w:after="140" w:line="290" w:lineRule="auto"/>
       </w:pPr>
       <w:r>
-        <w:lastRenderedPageBreak/>
-        <w:t>Reach approximately $185 million in annual revenue by FY2035.</w:t>
+        <w:t>Sustain gross margins above 73 percent and EBITDA margins above 30 percent by FY2035.</w:t>
       </w:r>
     </w:p>
     <w:p>
@@ -7898,25 +7431,7 @@
         <w:spacing w:after="140" w:line="290" w:lineRule="auto"/>
       </w:pPr>
       <w:r>
-        <w:t>Continue international expansion into additional Latin American markets.</w:t>
-      </w:r>
-    </w:p>
-    <w:p>
-      <w:pPr>
-        <w:pStyle w:val="Heading2"/>
-      </w:pPr>
-      <w:bookmarkStart w:id="34" w:name="_Toc233079287"/>
-      <w:r>
-        <w:t>7.5 Phase V: Sustained Leadership and Strategic Optionality (2036)</w:t>
-      </w:r>
-      <w:bookmarkEnd w:id="34"/>
-    </w:p>
-    <w:p>
-      <w:pPr>
-        <w:spacing w:after="200" w:line="300" w:lineRule="auto"/>
-      </w:pPr>
-      <w:r>
-        <w:t>Objective: consolidate category leadership, sustain margin performance, and formally evaluate the company's next strategic chapter.</w:t>
+        <w:t>Reach approximately $185 million in annual revenue by FY2035.</w:t>
       </w:r>
     </w:p>
     <w:p>
@@ -7929,23 +7444,33 @@
         <w:spacing w:after="140" w:line="290" w:lineRule="auto"/>
       </w:pPr>
       <w:r>
-        <w:t xml:space="preserve">Complete final platform consolidation, with </w:t>
+        <w:t>Continue international expansion into additional Latin American markets.</w:t>
+      </w:r>
+    </w:p>
+    <w:p>
+      <w:pPr>
+        <w:pStyle w:val="Heading2"/>
+      </w:pPr>
+      <w:bookmarkStart w:id="34" w:name="_Toc233106633"/>
+      <w:r>
+        <w:t>7.5 Phase V: Sustained Leadership and Strategic Optionality (2036)</w:t>
+      </w:r>
+      <w:bookmarkEnd w:id="34"/>
+    </w:p>
+    <w:p>
+      <w:pPr>
+        <w:spacing w:after="200" w:line="300" w:lineRule="auto"/>
+      </w:pPr>
+      <w:r>
+        <w:t xml:space="preserve">Objective: consolidate category leadership, sustain margin performance, and formally evaluate </w:t>
       </w:r>
       <w:proofErr w:type="spellStart"/>
       <w:r>
-        <w:t>AgriCortex</w:t>
+        <w:t>TerraVision's</w:t>
       </w:r>
       <w:proofErr w:type="spellEnd"/>
       <w:r>
-        <w:t xml:space="preserve"> as the unified front end for all </w:t>
-      </w:r>
-      <w:proofErr w:type="spellStart"/>
-      <w:r>
-        <w:t>TerraVision</w:t>
-      </w:r>
-      <w:proofErr w:type="spellEnd"/>
-      <w:r>
-        <w:t xml:space="preserve"> data products.</w:t>
+        <w:t xml:space="preserve"> next strategic chapter.</w:t>
       </w:r>
     </w:p>
     <w:p>
@@ -7958,7 +7483,23 @@
         <w:spacing w:after="140" w:line="290" w:lineRule="auto"/>
       </w:pPr>
       <w:r>
-        <w:t>Sustain EBITDA margins above 35 percent on a mature, largely fixed-cost infrastructure base.</w:t>
+        <w:t xml:space="preserve">Complete final platform consolidation, with </w:t>
+      </w:r>
+      <w:proofErr w:type="spellStart"/>
+      <w:r>
+        <w:t>AgriCortex</w:t>
+      </w:r>
+      <w:proofErr w:type="spellEnd"/>
+      <w:r>
+        <w:t xml:space="preserve"> as the unified front end for all </w:t>
+      </w:r>
+      <w:proofErr w:type="spellStart"/>
+      <w:r>
+        <w:t>TerraVision</w:t>
+      </w:r>
+      <w:proofErr w:type="spellEnd"/>
+      <w:r>
+        <w:t xml:space="preserve"> data products.</w:t>
       </w:r>
     </w:p>
     <w:p>
@@ -7971,7 +7512,7 @@
         <w:spacing w:after="140" w:line="290" w:lineRule="auto"/>
       </w:pPr>
       <w:r>
-        <w:t>Conduct a formal strategic review of public-listing readiness, continued private growth, and strategic acquisition interest.</w:t>
+        <w:t>Sustain EBITDA margins above 35 percent on a mature, largely fixed-cost infrastructure base.</w:t>
       </w:r>
     </w:p>
     <w:p>
@@ -7984,7 +7525,7 @@
         <w:spacing w:after="140" w:line="290" w:lineRule="auto"/>
       </w:pPr>
       <w:r>
-        <w:t>Fully commercialize the water-resources, forestry, and climate-risk insurance analytics product lines.</w:t>
+        <w:t>Conduct a formal strategic review of public-listing readiness, continued private growth, and strategic acquisition interest.</w:t>
       </w:r>
     </w:p>
     <w:p>
@@ -7997,7 +7538,28 @@
         <w:spacing w:after="140" w:line="290" w:lineRule="auto"/>
       </w:pPr>
       <w:r>
-        <w:t>Begin formal planning for the company's next ten-year horizon, FY2037 through FY2046.</w:t>
+        <w:t>Fully commercialize the water-resources, forestry, and climate-risk insurance analytics product lines.</w:t>
+      </w:r>
+    </w:p>
+    <w:p>
+      <w:pPr>
+        <w:pStyle w:val="ListParagraph"/>
+        <w:numPr>
+          <w:ilvl w:val="0"/>
+          <w:numId w:val="2"/>
+        </w:numPr>
+        <w:spacing w:after="140" w:line="290" w:lineRule="auto"/>
+      </w:pPr>
+      <w:r>
+        <w:t xml:space="preserve">Begin formal planning for </w:t>
+      </w:r>
+      <w:proofErr w:type="spellStart"/>
+      <w:r>
+        <w:t>TerraVision's</w:t>
+      </w:r>
+      <w:proofErr w:type="spellEnd"/>
+      <w:r>
+        <w:t xml:space="preserve"> next ten-year horizon, FY2037 through FY2046.</w:t>
       </w:r>
     </w:p>
     <w:p>
@@ -8009,7 +7571,7 @@
       <w:pPr>
         <w:pStyle w:val="Heading1"/>
       </w:pPr>
-      <w:bookmarkStart w:id="35" w:name="_Toc233079288"/>
+      <w:bookmarkStart w:id="35" w:name="_Toc233106634"/>
       <w:r>
         <w:lastRenderedPageBreak/>
         <w:t>8. Strategic Financial Plan, FY2026–FY2036</w:t>
@@ -8020,7 +7582,7 @@
       <w:pPr>
         <w:pStyle w:val="Heading2"/>
       </w:pPr>
-      <w:bookmarkStart w:id="36" w:name="_Toc233079289"/>
+      <w:bookmarkStart w:id="36" w:name="_Toc233106635"/>
       <w:r>
         <w:t>8.1 Revenue, Costs, and Profitability Summary</w:t>
       </w:r>
@@ -8052,12 +7614,6 @@
         <w:gridCol w:w="1700"/>
       </w:tblGrid>
       <w:tr>
-        <w:tblPrEx>
-          <w:tblCellMar>
-            <w:top w:w="0" w:type="dxa"/>
-            <w:bottom w:w="0" w:type="dxa"/>
-          </w:tblCellMar>
-        </w:tblPrEx>
         <w:trPr>
           <w:tblHeader/>
         </w:trPr>
@@ -8249,12 +7805,6 @@
         </w:tc>
       </w:tr>
       <w:tr>
-        <w:tblPrEx>
-          <w:tblCellMar>
-            <w:top w:w="0" w:type="dxa"/>
-            <w:bottom w:w="0" w:type="dxa"/>
-          </w:tblCellMar>
-        </w:tblPrEx>
         <w:tc>
           <w:tcPr>
             <w:tcW w:w="1100" w:type="dxa"/>
@@ -8436,12 +7986,6 @@
         </w:tc>
       </w:tr>
       <w:tr>
-        <w:tblPrEx>
-          <w:tblCellMar>
-            <w:top w:w="0" w:type="dxa"/>
-            <w:bottom w:w="0" w:type="dxa"/>
-          </w:tblCellMar>
-        </w:tblPrEx>
         <w:tc>
           <w:tcPr>
             <w:tcW w:w="1100" w:type="dxa"/>
@@ -8629,12 +8173,6 @@
         </w:tc>
       </w:tr>
       <w:tr>
-        <w:tblPrEx>
-          <w:tblCellMar>
-            <w:top w:w="0" w:type="dxa"/>
-            <w:bottom w:w="0" w:type="dxa"/>
-          </w:tblCellMar>
-        </w:tblPrEx>
         <w:tc>
           <w:tcPr>
             <w:tcW w:w="1100" w:type="dxa"/>
@@ -8816,12 +8354,6 @@
         </w:tc>
       </w:tr>
       <w:tr>
-        <w:tblPrEx>
-          <w:tblCellMar>
-            <w:top w:w="0" w:type="dxa"/>
-            <w:bottom w:w="0" w:type="dxa"/>
-          </w:tblCellMar>
-        </w:tblPrEx>
         <w:tc>
           <w:tcPr>
             <w:tcW w:w="1100" w:type="dxa"/>
@@ -9009,12 +8541,6 @@
         </w:tc>
       </w:tr>
       <w:tr>
-        <w:tblPrEx>
-          <w:tblCellMar>
-            <w:top w:w="0" w:type="dxa"/>
-            <w:bottom w:w="0" w:type="dxa"/>
-          </w:tblCellMar>
-        </w:tblPrEx>
         <w:tc>
           <w:tcPr>
             <w:tcW w:w="1100" w:type="dxa"/>
@@ -9196,12 +8722,6 @@
         </w:tc>
       </w:tr>
       <w:tr>
-        <w:tblPrEx>
-          <w:tblCellMar>
-            <w:top w:w="0" w:type="dxa"/>
-            <w:bottom w:w="0" w:type="dxa"/>
-          </w:tblCellMar>
-        </w:tblPrEx>
         <w:tc>
           <w:tcPr>
             <w:tcW w:w="1100" w:type="dxa"/>
@@ -9389,12 +8909,6 @@
         </w:tc>
       </w:tr>
       <w:tr>
-        <w:tblPrEx>
-          <w:tblCellMar>
-            <w:top w:w="0" w:type="dxa"/>
-            <w:bottom w:w="0" w:type="dxa"/>
-          </w:tblCellMar>
-        </w:tblPrEx>
         <w:tc>
           <w:tcPr>
             <w:tcW w:w="1100" w:type="dxa"/>
@@ -9576,12 +9090,6 @@
         </w:tc>
       </w:tr>
       <w:tr>
-        <w:tblPrEx>
-          <w:tblCellMar>
-            <w:top w:w="0" w:type="dxa"/>
-            <w:bottom w:w="0" w:type="dxa"/>
-          </w:tblCellMar>
-        </w:tblPrEx>
         <w:tc>
           <w:tcPr>
             <w:tcW w:w="1100" w:type="dxa"/>
@@ -9769,12 +9277,6 @@
         </w:tc>
       </w:tr>
       <w:tr>
-        <w:tblPrEx>
-          <w:tblCellMar>
-            <w:top w:w="0" w:type="dxa"/>
-            <w:bottom w:w="0" w:type="dxa"/>
-          </w:tblCellMar>
-        </w:tblPrEx>
         <w:tc>
           <w:tcPr>
             <w:tcW w:w="1100" w:type="dxa"/>
@@ -9956,12 +9458,6 @@
         </w:tc>
       </w:tr>
       <w:tr>
-        <w:tblPrEx>
-          <w:tblCellMar>
-            <w:top w:w="0" w:type="dxa"/>
-            <w:bottom w:w="0" w:type="dxa"/>
-          </w:tblCellMar>
-        </w:tblPrEx>
         <w:tc>
           <w:tcPr>
             <w:tcW w:w="1100" w:type="dxa"/>
@@ -10149,12 +9645,6 @@
         </w:tc>
       </w:tr>
       <w:tr>
-        <w:tblPrEx>
-          <w:tblCellMar>
-            <w:top w:w="0" w:type="dxa"/>
-            <w:bottom w:w="0" w:type="dxa"/>
-          </w:tblCellMar>
-        </w:tblPrEx>
         <w:tc>
           <w:tcPr>
             <w:tcW w:w="1100" w:type="dxa"/>
@@ -10346,10 +9836,10 @@
           <w:noProof/>
         </w:rPr>
         <w:drawing>
-          <wp:inline distT="0" distB="0" distL="0" distR="0" wp14:anchorId="7E41FD9B" wp14:editId="44AB2D2D">
+          <wp:inline distT="0" distB="0" distL="0" distR="0" wp14:anchorId="6C9C2C3E" wp14:editId="3E5A2575">
             <wp:extent cx="5943600" cy="2619375"/>
             <wp:effectExtent l="0" t="0" r="0" b="0"/>
-            <wp:docPr id="940749751" name="Projected revenue bar chart" descr="Projected revenue bar chart" title="Projected revenue bar chart"/>
+            <wp:docPr id="1258234275" name="Projected revenue bar chart" descr="Projected revenue bar chart" title="Projected revenue bar chart"/>
             <wp:cNvGraphicFramePr>
               <a:graphicFrameLocks xmlns:a="http://schemas.openxmlformats.org/drawingml/2006/main" noChangeAspect="1"/>
             </wp:cNvGraphicFramePr>
@@ -10456,10 +9946,10 @@
         </w:rPr>
         <w:lastRenderedPageBreak/>
         <w:drawing>
-          <wp:inline distT="0" distB="0" distL="0" distR="0" wp14:anchorId="75F0F993" wp14:editId="38A381A0">
+          <wp:inline distT="0" distB="0" distL="0" distR="0" wp14:anchorId="235BD8BD" wp14:editId="15969F55">
             <wp:extent cx="5943600" cy="2809875"/>
             <wp:effectExtent l="0" t="0" r="0" b="0"/>
-            <wp:docPr id="658621738" name="Revenue versus EBITDA combination chart" descr="Revenue versus EBITDA combination chart" title="Revenue versus EBITDA combination chart"/>
+            <wp:docPr id="1092484934" name="Revenue versus EBITDA combination chart" descr="Revenue versus EBITDA combination chart" title="Revenue versus EBITDA combination chart"/>
             <wp:cNvGraphicFramePr>
               <a:graphicFrameLocks xmlns:a="http://schemas.openxmlformats.org/drawingml/2006/main" noChangeAspect="1"/>
             </wp:cNvGraphicFramePr>
@@ -10521,10 +10011,10 @@
           <w:noProof/>
         </w:rPr>
         <w:drawing>
-          <wp:inline distT="0" distB="0" distL="0" distR="0" wp14:anchorId="73B0AF76" wp14:editId="5C4847FD">
+          <wp:inline distT="0" distB="0" distL="0" distR="0" wp14:anchorId="4E6B3D18" wp14:editId="0313AAEC">
             <wp:extent cx="5943600" cy="2619375"/>
             <wp:effectExtent l="0" t="0" r="0" b="0"/>
-            <wp:docPr id="1578996150" name="Gross margin expansion line chart" descr="Gross margin expansion line chart" title="Gross margin expansion line chart"/>
+            <wp:docPr id="290896017" name="Gross margin expansion line chart" descr="Gross margin expansion line chart" title="Gross margin expansion line chart"/>
             <wp:cNvGraphicFramePr>
               <a:graphicFrameLocks xmlns:a="http://schemas.openxmlformats.org/drawingml/2006/main" noChangeAspect="1"/>
             </wp:cNvGraphicFramePr>
@@ -10580,7 +10070,7 @@
       <w:pPr>
         <w:pStyle w:val="Heading2"/>
       </w:pPr>
-      <w:bookmarkStart w:id="37" w:name="_Toc233079290"/>
+      <w:bookmarkStart w:id="37" w:name="_Toc233106636"/>
       <w:r>
         <w:t>8.2 Key Assumptions</w:t>
       </w:r>
@@ -10617,15 +10107,7 @@
         <w:spacing w:after="140" w:line="290" w:lineRule="auto"/>
       </w:pPr>
       <w:r>
-        <w:t xml:space="preserve">Gross margin expands from 55 percent in FY2026 to 76 percent by FY2036 as the platform shifts from </w:t>
-      </w:r>
-      <w:proofErr w:type="gramStart"/>
-      <w:r>
-        <w:t>services-heavy early</w:t>
-      </w:r>
-      <w:proofErr w:type="gramEnd"/>
-      <w:r>
-        <w:t xml:space="preserve"> deployments toward a software- and data-licensing-dominant mix.</w:t>
+        <w:t>Gross margin expands from 55 percent in FY2026 to 76 percent by FY2036 as the platform shifts from services-heavy early deployments toward a software- and data-licensing-dominant mix.</w:t>
       </w:r>
     </w:p>
     <w:p>
@@ -10671,7 +10153,7 @@
       <w:pPr>
         <w:pStyle w:val="Heading2"/>
       </w:pPr>
-      <w:bookmarkStart w:id="38" w:name="_Toc233079291"/>
+      <w:bookmarkStart w:id="38" w:name="_Toc233106637"/>
       <w:r>
         <w:lastRenderedPageBreak/>
         <w:t>8.3 Headcount Plan</w:t>
@@ -10704,12 +10186,6 @@
         <w:gridCol w:w="1652"/>
       </w:tblGrid>
       <w:tr>
-        <w:tblPrEx>
-          <w:tblCellMar>
-            <w:top w:w="0" w:type="dxa"/>
-            <w:bottom w:w="0" w:type="dxa"/>
-          </w:tblCellMar>
-        </w:tblPrEx>
         <w:trPr>
           <w:tblHeader/>
         </w:trPr>
@@ -10901,12 +10377,6 @@
         </w:tc>
       </w:tr>
       <w:tr>
-        <w:tblPrEx>
-          <w:tblCellMar>
-            <w:top w:w="0" w:type="dxa"/>
-            <w:bottom w:w="0" w:type="dxa"/>
-          </w:tblCellMar>
-        </w:tblPrEx>
         <w:tc>
           <w:tcPr>
             <w:tcW w:w="1100" w:type="dxa"/>
@@ -11088,12 +10558,6 @@
         </w:tc>
       </w:tr>
       <w:tr>
-        <w:tblPrEx>
-          <w:tblCellMar>
-            <w:top w:w="0" w:type="dxa"/>
-            <w:bottom w:w="0" w:type="dxa"/>
-          </w:tblCellMar>
-        </w:tblPrEx>
         <w:tc>
           <w:tcPr>
             <w:tcW w:w="1100" w:type="dxa"/>
@@ -11281,12 +10745,6 @@
         </w:tc>
       </w:tr>
       <w:tr>
-        <w:tblPrEx>
-          <w:tblCellMar>
-            <w:top w:w="0" w:type="dxa"/>
-            <w:bottom w:w="0" w:type="dxa"/>
-          </w:tblCellMar>
-        </w:tblPrEx>
         <w:tc>
           <w:tcPr>
             <w:tcW w:w="1100" w:type="dxa"/>
@@ -11468,12 +10926,6 @@
         </w:tc>
       </w:tr>
       <w:tr>
-        <w:tblPrEx>
-          <w:tblCellMar>
-            <w:top w:w="0" w:type="dxa"/>
-            <w:bottom w:w="0" w:type="dxa"/>
-          </w:tblCellMar>
-        </w:tblPrEx>
         <w:tc>
           <w:tcPr>
             <w:tcW w:w="1100" w:type="dxa"/>
@@ -11661,12 +11113,6 @@
         </w:tc>
       </w:tr>
       <w:tr>
-        <w:tblPrEx>
-          <w:tblCellMar>
-            <w:top w:w="0" w:type="dxa"/>
-            <w:bottom w:w="0" w:type="dxa"/>
-          </w:tblCellMar>
-        </w:tblPrEx>
         <w:tc>
           <w:tcPr>
             <w:tcW w:w="1100" w:type="dxa"/>
@@ -11848,12 +11294,6 @@
         </w:tc>
       </w:tr>
       <w:tr>
-        <w:tblPrEx>
-          <w:tblCellMar>
-            <w:top w:w="0" w:type="dxa"/>
-            <w:bottom w:w="0" w:type="dxa"/>
-          </w:tblCellMar>
-        </w:tblPrEx>
         <w:tc>
           <w:tcPr>
             <w:tcW w:w="1100" w:type="dxa"/>
@@ -12041,12 +11481,6 @@
         </w:tc>
       </w:tr>
       <w:tr>
-        <w:tblPrEx>
-          <w:tblCellMar>
-            <w:top w:w="0" w:type="dxa"/>
-            <w:bottom w:w="0" w:type="dxa"/>
-          </w:tblCellMar>
-        </w:tblPrEx>
         <w:tc>
           <w:tcPr>
             <w:tcW w:w="1100" w:type="dxa"/>
@@ -12228,12 +11662,6 @@
         </w:tc>
       </w:tr>
       <w:tr>
-        <w:tblPrEx>
-          <w:tblCellMar>
-            <w:top w:w="0" w:type="dxa"/>
-            <w:bottom w:w="0" w:type="dxa"/>
-          </w:tblCellMar>
-        </w:tblPrEx>
         <w:tc>
           <w:tcPr>
             <w:tcW w:w="1100" w:type="dxa"/>
@@ -12421,12 +11849,6 @@
         </w:tc>
       </w:tr>
       <w:tr>
-        <w:tblPrEx>
-          <w:tblCellMar>
-            <w:top w:w="0" w:type="dxa"/>
-            <w:bottom w:w="0" w:type="dxa"/>
-          </w:tblCellMar>
-        </w:tblPrEx>
         <w:tc>
           <w:tcPr>
             <w:tcW w:w="1100" w:type="dxa"/>
@@ -12608,12 +12030,6 @@
         </w:tc>
       </w:tr>
       <w:tr>
-        <w:tblPrEx>
-          <w:tblCellMar>
-            <w:top w:w="0" w:type="dxa"/>
-            <w:bottom w:w="0" w:type="dxa"/>
-          </w:tblCellMar>
-        </w:tblPrEx>
         <w:tc>
           <w:tcPr>
             <w:tcW w:w="1100" w:type="dxa"/>
@@ -12801,12 +12217,6 @@
         </w:tc>
       </w:tr>
       <w:tr>
-        <w:tblPrEx>
-          <w:tblCellMar>
-            <w:top w:w="0" w:type="dxa"/>
-            <w:bottom w:w="0" w:type="dxa"/>
-          </w:tblCellMar>
-        </w:tblPrEx>
         <w:tc>
           <w:tcPr>
             <w:tcW w:w="1100" w:type="dxa"/>
@@ -12998,10 +12408,10 @@
           <w:noProof/>
         </w:rPr>
         <w:drawing>
-          <wp:inline distT="0" distB="0" distL="0" distR="0" wp14:anchorId="5BFE9425" wp14:editId="5086241C">
+          <wp:inline distT="0" distB="0" distL="0" distR="0" wp14:anchorId="2490D41C" wp14:editId="63260EBD">
             <wp:extent cx="5943600" cy="2714625"/>
             <wp:effectExtent l="0" t="0" r="0" b="0"/>
-            <wp:docPr id="2090794481" name="Organizational growth stacked area chart" descr="Organizational growth stacked area chart" title="Organizational growth stacked area chart"/>
+            <wp:docPr id="2082699684" name="Organizational growth stacked area chart" descr="Organizational growth stacked area chart" title="Organizational growth stacked area chart"/>
             <wp:cNvGraphicFramePr>
               <a:graphicFrameLocks xmlns:a="http://schemas.openxmlformats.org/drawingml/2006/main" noChangeAspect="1"/>
             </wp:cNvGraphicFramePr>
@@ -13057,7 +12467,7 @@
       <w:pPr>
         <w:pStyle w:val="Heading2"/>
       </w:pPr>
-      <w:bookmarkStart w:id="39" w:name="_Toc233079292"/>
+      <w:bookmarkStart w:id="39" w:name="_Toc233106638"/>
       <w:r>
         <w:t>8.4 Funding Requirements</w:t>
       </w:r>
@@ -13076,7 +12486,15 @@
       </w:r>
       <w:proofErr w:type="spellEnd"/>
       <w:r>
-        <w:t xml:space="preserve"> general-availability launch and the build-out of the federal sales and compliance function, and a second round of $25 million to $35 million in FY2028 to fund national scaling, international market entry preparation, and the insurance-vertical launch. From FY2030 onward, the plan assumes the company is funded primarily through positive operating cash flow and multi-year contract billings rather than additional dilutive capital.</w:t>
+        <w:t xml:space="preserve"> general-availability launch and the build-out of the federal sales and compliance function, and a second round of $25 million to $35 million in FY2028 to fund national scaling, international market entry preparation, and the insurance-vertical launch. From FY2030 onward, the plan assumes </w:t>
+      </w:r>
+      <w:proofErr w:type="spellStart"/>
+      <w:r>
+        <w:t>TerraVision</w:t>
+      </w:r>
+      <w:proofErr w:type="spellEnd"/>
+      <w:r>
+        <w:t xml:space="preserve"> will be funded primarily through positive operating cash flow and multi-year contract billings rather than additional dilutive capital.</w:t>
       </w:r>
     </w:p>
     <w:p>
@@ -13090,10 +12508,10 @@
         </w:rPr>
         <w:lastRenderedPageBreak/>
         <w:drawing>
-          <wp:inline distT="0" distB="0" distL="0" distR="0" wp14:anchorId="452429C0" wp14:editId="176293F4">
+          <wp:inline distT="0" distB="0" distL="0" distR="0" wp14:anchorId="46104DF7" wp14:editId="7A8BC662">
             <wp:extent cx="5943600" cy="2847975"/>
             <wp:effectExtent l="0" t="0" r="0" b="0"/>
-            <wp:docPr id="868243686" name="Staged capital plan chart" descr="Staged capital plan chart" title="Staged capital plan chart"/>
+            <wp:docPr id="1095684204" name="Staged capital plan chart" descr="Staged capital plan chart" title="Staged capital plan chart"/>
             <wp:cNvGraphicFramePr>
               <a:graphicFrameLocks xmlns:a="http://schemas.openxmlformats.org/drawingml/2006/main" noChangeAspect="1"/>
             </wp:cNvGraphicFramePr>
@@ -13142,29 +12560,7 @@
           <w:sz w:val="19"/>
           <w:szCs w:val="19"/>
         </w:rPr>
-        <w:t xml:space="preserve">Figure 11: Staged Capital Plan, FY2026–2030 and </w:t>
-      </w:r>
-      <w:proofErr w:type="gramStart"/>
-      <w:r>
-        <w:rPr>
-          <w:i/>
-          <w:iCs/>
-          <w:color w:val="5A6472"/>
-          <w:sz w:val="19"/>
-          <w:szCs w:val="19"/>
-        </w:rPr>
-        <w:t>Beyond</w:t>
-      </w:r>
-      <w:proofErr w:type="gramEnd"/>
-      <w:r>
-        <w:rPr>
-          <w:i/>
-          <w:iCs/>
-          <w:color w:val="5A6472"/>
-          <w:sz w:val="19"/>
-          <w:szCs w:val="19"/>
-        </w:rPr>
-        <w:t>.</w:t>
+        <w:t>Figure 11: Staged Capital Plan, FY2026–2030 and Beyond.</w:t>
       </w:r>
     </w:p>
     <w:p>
@@ -13176,7 +12572,7 @@
       <w:pPr>
         <w:pStyle w:val="Heading1"/>
       </w:pPr>
-      <w:bookmarkStart w:id="40" w:name="_Toc233079293"/>
+      <w:bookmarkStart w:id="40" w:name="_Toc233106639"/>
       <w:r>
         <w:lastRenderedPageBreak/>
         <w:t>9. Operations Plan</w:t>
@@ -13187,7 +12583,7 @@
       <w:pPr>
         <w:pStyle w:val="Heading2"/>
       </w:pPr>
-      <w:bookmarkStart w:id="41" w:name="_Toc233079294"/>
+      <w:bookmarkStart w:id="41" w:name="_Toc233106640"/>
       <w:r>
         <w:t>9.1 Technology Infrastructure</w:t>
       </w:r>
@@ -13211,17 +12607,14 @@
       </w:r>
       <w:proofErr w:type="spellEnd"/>
       <w:r>
-        <w:t xml:space="preserve"> scales from pilot testing into general availability, this architecture is expected to remain largely fixed-cost, which is the primary driver of the gross-margin expansion shown in Figure 6. Continued investment in this period focuses on horizontal scaling of the clo</w:t>
-      </w:r>
-      <w:r>
-        <w:t>ud ingestion layer, expansion of the edge-node fleet, and hardening of the platform's reliability ahead of federal-grade service-level commitments.</w:t>
+        <w:t xml:space="preserve"> scales from pilot testing into general availability, this architecture is expected to remain largely fixed-cost, which is the primary driver of the gross-margin expansion shown in Figure 6. Continued investment in this period focuses on horizontal scaling of the cloud ingestion layer, expansion of the edge-node fleet, and hardening of the platform's reliability ahead of federal-grade service-level commitments.</w:t>
       </w:r>
     </w:p>
     <w:p>
       <w:pPr>
         <w:pStyle w:val="Heading2"/>
       </w:pPr>
-      <w:bookmarkStart w:id="42" w:name="_Toc233079295"/>
+      <w:bookmarkStart w:id="42" w:name="_Toc233106641"/>
       <w:r>
         <w:t>9.2 Data Sources and Partnerships</w:t>
       </w:r>
@@ -13232,17 +12625,14 @@
         <w:spacing w:after="200" w:line="300" w:lineRule="auto"/>
       </w:pPr>
       <w:r>
-        <w:t>The platform's intelligence depends on a growing network of public and private data partnerships. Existing integrations with the NOAA Weather API and the USDA Cropland Layer are expected to be joined, over the plan period, by expanded commercial satellite licensing, additional drone-telemetry partnerships, and the third-party sensor marketplace launching in Year 3 (FY2028). Maintaining diversity across data sources is treated as both a product-quality and a risk-mitigation priority, reducing dependence on a</w:t>
-      </w:r>
-      <w:r>
-        <w:t>ny single provider.</w:t>
+        <w:t>The platform's intelligence depends on a growing network of public and private data partnerships. Existing integrations with the NOAA Weather API and the USDA Cropland Layer are expected to be joined, over the plan period, by expanded commercial satellite licensing, additional drone-telemetry partnerships, and the third-party sensor marketplace launching in Year 3 (FY2028). Maintaining diversity across data sources is treated as both a product-quality and a risk-mitigation priority, reducing dependence on any single provider.</w:t>
       </w:r>
     </w:p>
     <w:p>
       <w:pPr>
         <w:pStyle w:val="Heading2"/>
       </w:pPr>
-      <w:bookmarkStart w:id="43" w:name="_Toc233079296"/>
+      <w:bookmarkStart w:id="43" w:name="_Toc233106642"/>
       <w:r>
         <w:t>9.3 Security and Compliance Roadmap</w:t>
       </w:r>
@@ -13270,12 +12660,6 @@
         <w:gridCol w:w="7960"/>
       </w:tblGrid>
       <w:tr>
-        <w:tblPrEx>
-          <w:tblCellMar>
-            <w:top w:w="0" w:type="dxa"/>
-            <w:bottom w:w="0" w:type="dxa"/>
-          </w:tblCellMar>
-        </w:tblPrEx>
         <w:trPr>
           <w:tblHeader/>
         </w:trPr>
@@ -13343,12 +12727,6 @@
         </w:tc>
       </w:tr>
       <w:tr>
-        <w:tblPrEx>
-          <w:tblCellMar>
-            <w:top w:w="0" w:type="dxa"/>
-            <w:bottom w:w="0" w:type="dxa"/>
-          </w:tblCellMar>
-        </w:tblPrEx>
         <w:tc>
           <w:tcPr>
             <w:tcW w:w="1400" w:type="dxa"/>
@@ -13404,18 +12782,26 @@
                 <w:sz w:val="19"/>
                 <w:szCs w:val="19"/>
               </w:rPr>
-              <w:t>SOC 2 Type I readiness; continued FedRAMP Moderate authorization process.</w:t>
+              <w:t>Formal incorporation and SAM.gov registration completed (</w:t>
+            </w:r>
+            <w:r>
+              <w:rPr>
+                <w:sz w:val="19"/>
+                <w:szCs w:val="19"/>
+              </w:rPr>
+              <w:t>Q1 2027</w:t>
+            </w:r>
+            <w:r>
+              <w:rPr>
+                <w:sz w:val="19"/>
+                <w:szCs w:val="19"/>
+              </w:rPr>
+              <w:t>, prerequisite for all federal contracting activity); SOC 2 Type I readiness; commencement of FedRAMP Moderate authorization process.</w:t>
             </w:r>
           </w:p>
         </w:tc>
       </w:tr>
       <w:tr>
-        <w:tblPrEx>
-          <w:tblCellMar>
-            <w:top w:w="0" w:type="dxa"/>
-            <w:bottom w:w="0" w:type="dxa"/>
-          </w:tblCellMar>
-        </w:tblPrEx>
         <w:tc>
           <w:tcPr>
             <w:tcW w:w="1400" w:type="dxa"/>
@@ -13479,12 +12865,6 @@
         </w:tc>
       </w:tr>
       <w:tr>
-        <w:tblPrEx>
-          <w:tblCellMar>
-            <w:top w:w="0" w:type="dxa"/>
-            <w:bottom w:w="0" w:type="dxa"/>
-          </w:tblCellMar>
-        </w:tblPrEx>
         <w:tc>
           <w:tcPr>
             <w:tcW w:w="1400" w:type="dxa"/>
@@ -13562,12 +12942,6 @@
         </w:tc>
       </w:tr>
       <w:tr>
-        <w:tblPrEx>
-          <w:tblCellMar>
-            <w:top w:w="0" w:type="dxa"/>
-            <w:bottom w:w="0" w:type="dxa"/>
-          </w:tblCellMar>
-        </w:tblPrEx>
         <w:tc>
           <w:tcPr>
             <w:tcW w:w="1400" w:type="dxa"/>
@@ -13631,12 +13005,6 @@
         </w:tc>
       </w:tr>
       <w:tr>
-        <w:tblPrEx>
-          <w:tblCellMar>
-            <w:top w:w="0" w:type="dxa"/>
-            <w:bottom w:w="0" w:type="dxa"/>
-          </w:tblCellMar>
-        </w:tblPrEx>
         <w:tc>
           <w:tcPr>
             <w:tcW w:w="1400" w:type="dxa"/>
@@ -13702,7 +13070,7 @@
       <w:pPr>
         <w:pStyle w:val="Heading2"/>
       </w:pPr>
-      <w:bookmarkStart w:id="44" w:name="_Toc233079297"/>
+      <w:bookmarkStart w:id="44" w:name="_Toc233106643"/>
       <w:r>
         <w:t>9.4 Organizational Development</w:t>
       </w:r>
@@ -13713,7 +13081,15 @@
         <w:spacing w:after="200" w:line="300" w:lineRule="auto"/>
       </w:pPr>
       <w:r>
-        <w:t>Headcount is planned to grow from roughly 35 people in FY2026 to an estimated 425 people by FY2036, as shown in Figure 7 and detailed in the headcount plan in Section 8.3. Engineering and machine learning roles remain the largest functional group throughout the plan period, reflecting the company's continued identity as a technical, product-led organization even as it scales its federal and commercial go-to-market functions.</w:t>
+        <w:t xml:space="preserve">Headcount is planned to grow from roughly 35 people in FY2026 to an estimated 425 people by FY2036, as shown in Figure 7 and detailed in the headcount plan in Section 8.3. Engineering and machine learning roles remain the largest functional group throughout the plan period, reflecting </w:t>
+      </w:r>
+      <w:proofErr w:type="spellStart"/>
+      <w:r>
+        <w:t>TerraVision's</w:t>
+      </w:r>
+      <w:proofErr w:type="spellEnd"/>
+      <w:r>
+        <w:t xml:space="preserve"> intended identity as a technical, product-led venture even as it scales its federal and commercial go-to-market functions.</w:t>
       </w:r>
     </w:p>
     <w:p>
@@ -13725,7 +13101,7 @@
       <w:pPr>
         <w:pStyle w:val="Heading1"/>
       </w:pPr>
-      <w:bookmarkStart w:id="45" w:name="_Toc233079298"/>
+      <w:bookmarkStart w:id="45" w:name="_Toc233106644"/>
       <w:r>
         <w:lastRenderedPageBreak/>
         <w:t>10. Risk Analysis and Mitigation</w:t>
@@ -13750,10 +13126,10 @@
           <w:noProof/>
         </w:rPr>
         <w:drawing>
-          <wp:inline distT="0" distB="0" distL="0" distR="0" wp14:anchorId="3BD2AC04" wp14:editId="1C1DEE05">
+          <wp:inline distT="0" distB="0" distL="0" distR="0" wp14:anchorId="5F468CA5" wp14:editId="308E7746">
             <wp:extent cx="5305425" cy="4238625"/>
             <wp:effectExtent l="0" t="0" r="0" b="0"/>
-            <wp:docPr id="2111424867" name="Risk assessment matrix bubble chart" descr="Risk assessment matrix bubble chart" title="Risk assessment matrix bubble chart"/>
+            <wp:docPr id="36395125" name="Risk assessment matrix bubble chart" descr="Risk assessment matrix bubble chart" title="Risk assessment matrix bubble chart"/>
             <wp:cNvGraphicFramePr>
               <a:graphicFrameLocks xmlns:a="http://schemas.openxmlformats.org/drawingml/2006/main" noChangeAspect="1"/>
             </wp:cNvGraphicFramePr>
@@ -13802,29 +13178,7 @@
           <w:sz w:val="19"/>
           <w:szCs w:val="19"/>
         </w:rPr>
-        <w:t xml:space="preserve">Figure 13: Risk Assessment </w:t>
-      </w:r>
-      <w:proofErr w:type="gramStart"/>
-      <w:r>
-        <w:rPr>
-          <w:i/>
-          <w:iCs/>
-          <w:color w:val="5A6472"/>
-          <w:sz w:val="19"/>
-          <w:szCs w:val="19"/>
-        </w:rPr>
-        <w:t>Matrix — Likelihood</w:t>
-      </w:r>
-      <w:proofErr w:type="gramEnd"/>
-      <w:r>
-        <w:rPr>
-          <w:i/>
-          <w:iCs/>
-          <w:color w:val="5A6472"/>
-          <w:sz w:val="19"/>
-          <w:szCs w:val="19"/>
-        </w:rPr>
-        <w:t xml:space="preserve"> vs. Impact.</w:t>
+        <w:t>Figure 13: Risk Assessment Matrix — Likelihood vs. Impact.</w:t>
       </w:r>
     </w:p>
     <w:tbl>
@@ -13851,12 +13205,6 @@
         <w:gridCol w:w="4060"/>
       </w:tblGrid>
       <w:tr>
-        <w:tblPrEx>
-          <w:tblCellMar>
-            <w:top w:w="0" w:type="dxa"/>
-            <w:bottom w:w="0" w:type="dxa"/>
-          </w:tblCellMar>
-        </w:tblPrEx>
         <w:trPr>
           <w:tblHeader/>
         </w:trPr>
@@ -13986,12 +13334,6 @@
         </w:tc>
       </w:tr>
       <w:tr>
-        <w:tblPrEx>
-          <w:tblCellMar>
-            <w:top w:w="0" w:type="dxa"/>
-            <w:bottom w:w="0" w:type="dxa"/>
-          </w:tblCellMar>
-        </w:tblPrEx>
         <w:tc>
           <w:tcPr>
             <w:tcW w:w="2300" w:type="dxa"/>
@@ -14099,6 +13441,66 @@
             <w:vAlign w:val="center"/>
           </w:tcPr>
           <w:p>
+            <w:r>
+              <w:rPr>
+                <w:sz w:val="19"/>
+                <w:szCs w:val="19"/>
+              </w:rPr>
+              <w:t>Diversify pursuit across multiple USDA program offices; maintain a healthy commercial pipeline that does not depend solely on federal timing.</w:t>
+            </w:r>
+          </w:p>
+        </w:tc>
+      </w:tr>
+      <w:tr>
+        <w:tc>
+          <w:tcPr>
+            <w:tcW w:w="2300" w:type="dxa"/>
+            <w:tcBorders>
+              <w:top w:val="single" w:sz="2" w:space="0" w:color="CCCCCC"/>
+              <w:left w:val="single" w:sz="2" w:space="0" w:color="CCCCCC"/>
+              <w:bottom w:val="single" w:sz="2" w:space="0" w:color="CCCCCC"/>
+              <w:right w:val="single" w:sz="2" w:space="0" w:color="CCCCCC"/>
+            </w:tcBorders>
+            <w:shd w:val="clear" w:color="auto" w:fill="F2F6F6"/>
+            <w:tcMar>
+              <w:top w:w="90" w:type="dxa"/>
+              <w:left w:w="140" w:type="dxa"/>
+              <w:bottom w:w="90" w:type="dxa"/>
+              <w:right w:w="140" w:type="dxa"/>
+            </w:tcMar>
+            <w:vAlign w:val="center"/>
+          </w:tcPr>
+          <w:p>
+            <w:r>
+              <w:rPr>
+                <w:b/>
+                <w:bCs/>
+                <w:sz w:val="19"/>
+                <w:szCs w:val="19"/>
+              </w:rPr>
+              <w:t>Cybersecurity incident</w:t>
+            </w:r>
+          </w:p>
+        </w:tc>
+        <w:tc>
+          <w:tcPr>
+            <w:tcW w:w="1500" w:type="dxa"/>
+            <w:tcBorders>
+              <w:top w:val="single" w:sz="2" w:space="0" w:color="CCCCCC"/>
+              <w:left w:val="single" w:sz="2" w:space="0" w:color="CCCCCC"/>
+              <w:bottom w:val="single" w:sz="2" w:space="0" w:color="CCCCCC"/>
+              <w:right w:val="single" w:sz="2" w:space="0" w:color="CCCCCC"/>
+            </w:tcBorders>
+            <w:shd w:val="clear" w:color="auto" w:fill="F2F6F6"/>
+            <w:tcMar>
+              <w:top w:w="90" w:type="dxa"/>
+              <w:left w:w="140" w:type="dxa"/>
+              <w:bottom w:w="90" w:type="dxa"/>
+              <w:right w:w="140" w:type="dxa"/>
+            </w:tcMar>
+            <w:vAlign w:val="center"/>
+          </w:tcPr>
+          <w:p>
             <w:pPr>
               <w:jc w:val="center"/>
             </w:pPr>
@@ -14107,45 +13509,7 @@
                 <w:sz w:val="19"/>
                 <w:szCs w:val="19"/>
               </w:rPr>
-              <w:t>Diversify pursuit across multiple USDA program offices; maintain a healthy commercial pipeline that does not depend solely on federal timing.</w:t>
-            </w:r>
-          </w:p>
-        </w:tc>
-      </w:tr>
-      <w:tr>
-        <w:tblPrEx>
-          <w:tblCellMar>
-            <w:top w:w="0" w:type="dxa"/>
-            <w:bottom w:w="0" w:type="dxa"/>
-          </w:tblCellMar>
-        </w:tblPrEx>
-        <w:tc>
-          <w:tcPr>
-            <w:tcW w:w="2300" w:type="dxa"/>
-            <w:tcBorders>
-              <w:top w:val="single" w:sz="2" w:space="0" w:color="CCCCCC"/>
-              <w:left w:val="single" w:sz="2" w:space="0" w:color="CCCCCC"/>
-              <w:bottom w:val="single" w:sz="2" w:space="0" w:color="CCCCCC"/>
-              <w:right w:val="single" w:sz="2" w:space="0" w:color="CCCCCC"/>
-            </w:tcBorders>
-            <w:shd w:val="clear" w:color="auto" w:fill="F2F6F6"/>
-            <w:tcMar>
-              <w:top w:w="90" w:type="dxa"/>
-              <w:left w:w="140" w:type="dxa"/>
-              <w:bottom w:w="90" w:type="dxa"/>
-              <w:right w:w="140" w:type="dxa"/>
-            </w:tcMar>
-            <w:vAlign w:val="center"/>
-          </w:tcPr>
-          <w:p>
-            <w:r>
-              <w:rPr>
-                <w:b/>
-                <w:bCs/>
-                <w:sz w:val="19"/>
-                <w:szCs w:val="19"/>
-              </w:rPr>
-              <w:t>Cybersecurity incident</w:t>
+              <w:t>Low to Medium</w:t>
             </w:r>
           </w:p>
         </w:tc>
@@ -14176,7 +13540,66 @@
                 <w:sz w:val="19"/>
                 <w:szCs w:val="19"/>
               </w:rPr>
-              <w:t>Low to Medium</w:t>
+              <w:t>High</w:t>
+            </w:r>
+          </w:p>
+        </w:tc>
+        <w:tc>
+          <w:tcPr>
+            <w:tcW w:w="4060" w:type="dxa"/>
+            <w:tcBorders>
+              <w:top w:val="single" w:sz="2" w:space="0" w:color="CCCCCC"/>
+              <w:left w:val="single" w:sz="2" w:space="0" w:color="CCCCCC"/>
+              <w:bottom w:val="single" w:sz="2" w:space="0" w:color="CCCCCC"/>
+              <w:right w:val="single" w:sz="2" w:space="0" w:color="CCCCCC"/>
+            </w:tcBorders>
+            <w:shd w:val="clear" w:color="auto" w:fill="F2F6F6"/>
+            <w:tcMar>
+              <w:top w:w="90" w:type="dxa"/>
+              <w:left w:w="140" w:type="dxa"/>
+              <w:bottom w:w="90" w:type="dxa"/>
+              <w:right w:w="140" w:type="dxa"/>
+            </w:tcMar>
+            <w:vAlign w:val="center"/>
+          </w:tcPr>
+          <w:p>
+            <w:r>
+              <w:rPr>
+                <w:sz w:val="19"/>
+                <w:szCs w:val="19"/>
+              </w:rPr>
+              <w:t>Pursue SOC 2 and FedRAMP authorization on an accelerated timeline; maintain continuous penetration testing and incident-response readiness.</w:t>
+            </w:r>
+          </w:p>
+        </w:tc>
+      </w:tr>
+      <w:tr>
+        <w:tc>
+          <w:tcPr>
+            <w:tcW w:w="2300" w:type="dxa"/>
+            <w:tcBorders>
+              <w:top w:val="single" w:sz="2" w:space="0" w:color="CCCCCC"/>
+              <w:left w:val="single" w:sz="2" w:space="0" w:color="CCCCCC"/>
+              <w:bottom w:val="single" w:sz="2" w:space="0" w:color="CCCCCC"/>
+              <w:right w:val="single" w:sz="2" w:space="0" w:color="CCCCCC"/>
+            </w:tcBorders>
+            <w:tcMar>
+              <w:top w:w="90" w:type="dxa"/>
+              <w:left w:w="140" w:type="dxa"/>
+              <w:bottom w:w="90" w:type="dxa"/>
+              <w:right w:w="140" w:type="dxa"/>
+            </w:tcMar>
+            <w:vAlign w:val="center"/>
+          </w:tcPr>
+          <w:p>
+            <w:r>
+              <w:rPr>
+                <w:b/>
+                <w:bCs/>
+                <w:sz w:val="19"/>
+                <w:szCs w:val="19"/>
+              </w:rPr>
+              <w:t>AI/ML model accuracy degradation</w:t>
             </w:r>
           </w:p>
         </w:tc>
@@ -14189,7 +13612,6 @@
               <w:bottom w:val="single" w:sz="2" w:space="0" w:color="CCCCCC"/>
               <w:right w:val="single" w:sz="2" w:space="0" w:color="CCCCCC"/>
             </w:tcBorders>
-            <w:shd w:val="clear" w:color="auto" w:fill="F2F6F6"/>
             <w:tcMar>
               <w:top w:w="90" w:type="dxa"/>
               <w:left w:w="140" w:type="dxa"/>
@@ -14207,20 +13629,19 @@
                 <w:sz w:val="19"/>
                 <w:szCs w:val="19"/>
               </w:rPr>
-              <w:t>High</w:t>
-            </w:r>
-          </w:p>
-        </w:tc>
-        <w:tc>
-          <w:tcPr>
-            <w:tcW w:w="4060" w:type="dxa"/>
-            <w:tcBorders>
-              <w:top w:val="single" w:sz="2" w:space="0" w:color="CCCCCC"/>
-              <w:left w:val="single" w:sz="2" w:space="0" w:color="CCCCCC"/>
-              <w:bottom w:val="single" w:sz="2" w:space="0" w:color="CCCCCC"/>
-              <w:right w:val="single" w:sz="2" w:space="0" w:color="CCCCCC"/>
-            </w:tcBorders>
-            <w:shd w:val="clear" w:color="auto" w:fill="F2F6F6"/>
+              <w:t>Medium</w:t>
+            </w:r>
+          </w:p>
+        </w:tc>
+        <w:tc>
+          <w:tcPr>
+            <w:tcW w:w="1500" w:type="dxa"/>
+            <w:tcBorders>
+              <w:top w:val="single" w:sz="2" w:space="0" w:color="CCCCCC"/>
+              <w:left w:val="single" w:sz="2" w:space="0" w:color="CCCCCC"/>
+              <w:bottom w:val="single" w:sz="2" w:space="0" w:color="CCCCCC"/>
+              <w:right w:val="single" w:sz="2" w:space="0" w:color="CCCCCC"/>
+            </w:tcBorders>
             <w:tcMar>
               <w:top w:w="90" w:type="dxa"/>
               <w:left w:w="140" w:type="dxa"/>
@@ -14238,18 +13659,39 @@
                 <w:sz w:val="19"/>
                 <w:szCs w:val="19"/>
               </w:rPr>
-              <w:t>Pursue SOC 2 and FedRAMP authorization on an accelerated timeline; maintain continuous penetration testing and incident-response readiness.</w:t>
+              <w:t>Medium</w:t>
+            </w:r>
+          </w:p>
+        </w:tc>
+        <w:tc>
+          <w:tcPr>
+            <w:tcW w:w="4060" w:type="dxa"/>
+            <w:tcBorders>
+              <w:top w:val="single" w:sz="2" w:space="0" w:color="CCCCCC"/>
+              <w:left w:val="single" w:sz="2" w:space="0" w:color="CCCCCC"/>
+              <w:bottom w:val="single" w:sz="2" w:space="0" w:color="CCCCCC"/>
+              <w:right w:val="single" w:sz="2" w:space="0" w:color="CCCCCC"/>
+            </w:tcBorders>
+            <w:tcMar>
+              <w:top w:w="90" w:type="dxa"/>
+              <w:left w:w="140" w:type="dxa"/>
+              <w:bottom w:w="90" w:type="dxa"/>
+              <w:right w:w="140" w:type="dxa"/>
+            </w:tcMar>
+            <w:vAlign w:val="center"/>
+          </w:tcPr>
+          <w:p>
+            <w:r>
+              <w:rPr>
+                <w:sz w:val="19"/>
+                <w:szCs w:val="19"/>
+              </w:rPr>
+              <w:t>Maintain configurable auto-retraining triggers and minimum accuracy thresholds, with automated alerting on performance drift.</w:t>
             </w:r>
           </w:p>
         </w:tc>
       </w:tr>
       <w:tr>
-        <w:tblPrEx>
-          <w:tblCellMar>
-            <w:top w:w="0" w:type="dxa"/>
-            <w:bottom w:w="0" w:type="dxa"/>
-          </w:tblCellMar>
-        </w:tblPrEx>
         <w:tc>
           <w:tcPr>
             <w:tcW w:w="2300" w:type="dxa"/>
@@ -14259,6 +13701,7 @@
               <w:bottom w:val="single" w:sz="2" w:space="0" w:color="CCCCCC"/>
               <w:right w:val="single" w:sz="2" w:space="0" w:color="CCCCCC"/>
             </w:tcBorders>
+            <w:shd w:val="clear" w:color="auto" w:fill="F2F6F6"/>
             <w:tcMar>
               <w:top w:w="90" w:type="dxa"/>
               <w:left w:w="140" w:type="dxa"/>
@@ -14275,7 +13718,7 @@
                 <w:sz w:val="19"/>
                 <w:szCs w:val="19"/>
               </w:rPr>
-              <w:t>AI/ML model accuracy degradation</w:t>
+              <w:t>Competitive entry from large incumbents</w:t>
             </w:r>
           </w:p>
         </w:tc>
@@ -14288,6 +13731,7 @@
               <w:bottom w:val="single" w:sz="2" w:space="0" w:color="CCCCCC"/>
               <w:right w:val="single" w:sz="2" w:space="0" w:color="CCCCCC"/>
             </w:tcBorders>
+            <w:shd w:val="clear" w:color="auto" w:fill="F2F6F6"/>
             <w:tcMar>
               <w:top w:w="90" w:type="dxa"/>
               <w:left w:w="140" w:type="dxa"/>
@@ -14318,6 +13762,7 @@
               <w:bottom w:val="single" w:sz="2" w:space="0" w:color="CCCCCC"/>
               <w:right w:val="single" w:sz="2" w:space="0" w:color="CCCCCC"/>
             </w:tcBorders>
+            <w:shd w:val="clear" w:color="auto" w:fill="F2F6F6"/>
             <w:tcMar>
               <w:top w:w="90" w:type="dxa"/>
               <w:left w:w="140" w:type="dxa"/>
@@ -14348,6 +13793,65 @@
               <w:bottom w:val="single" w:sz="2" w:space="0" w:color="CCCCCC"/>
               <w:right w:val="single" w:sz="2" w:space="0" w:color="CCCCCC"/>
             </w:tcBorders>
+            <w:shd w:val="clear" w:color="auto" w:fill="F2F6F6"/>
+            <w:tcMar>
+              <w:top w:w="90" w:type="dxa"/>
+              <w:left w:w="140" w:type="dxa"/>
+              <w:bottom w:w="90" w:type="dxa"/>
+              <w:right w:w="140" w:type="dxa"/>
+            </w:tcMar>
+            <w:vAlign w:val="center"/>
+          </w:tcPr>
+          <w:p>
+            <w:r>
+              <w:rPr>
+                <w:sz w:val="19"/>
+                <w:szCs w:val="19"/>
+              </w:rPr>
+              <w:t>Continue to invest in edge-native latency advantages and deepen federal-workflow alignment that is difficult for cloud-only entrants to replicate quickly.</w:t>
+            </w:r>
+          </w:p>
+        </w:tc>
+      </w:tr>
+      <w:tr>
+        <w:tc>
+          <w:tcPr>
+            <w:tcW w:w="2300" w:type="dxa"/>
+            <w:tcBorders>
+              <w:top w:val="single" w:sz="2" w:space="0" w:color="CCCCCC"/>
+              <w:left w:val="single" w:sz="2" w:space="0" w:color="CCCCCC"/>
+              <w:bottom w:val="single" w:sz="2" w:space="0" w:color="CCCCCC"/>
+              <w:right w:val="single" w:sz="2" w:space="0" w:color="CCCCCC"/>
+            </w:tcBorders>
+            <w:tcMar>
+              <w:top w:w="90" w:type="dxa"/>
+              <w:left w:w="140" w:type="dxa"/>
+              <w:bottom w:w="90" w:type="dxa"/>
+              <w:right w:w="140" w:type="dxa"/>
+            </w:tcMar>
+            <w:vAlign w:val="center"/>
+          </w:tcPr>
+          <w:p>
+            <w:r>
+              <w:rPr>
+                <w:b/>
+                <w:bCs/>
+                <w:sz w:val="19"/>
+                <w:szCs w:val="19"/>
+              </w:rPr>
+              <w:t>Key talent retention</w:t>
+            </w:r>
+          </w:p>
+        </w:tc>
+        <w:tc>
+          <w:tcPr>
+            <w:tcW w:w="1500" w:type="dxa"/>
+            <w:tcBorders>
+              <w:top w:val="single" w:sz="2" w:space="0" w:color="CCCCCC"/>
+              <w:left w:val="single" w:sz="2" w:space="0" w:color="CCCCCC"/>
+              <w:bottom w:val="single" w:sz="2" w:space="0" w:color="CCCCCC"/>
+              <w:right w:val="single" w:sz="2" w:space="0" w:color="CCCCCC"/>
+            </w:tcBorders>
             <w:tcMar>
               <w:top w:w="90" w:type="dxa"/>
               <w:left w:w="140" w:type="dxa"/>
@@ -14365,45 +13869,7 @@
                 <w:sz w:val="19"/>
                 <w:szCs w:val="19"/>
               </w:rPr>
-              <w:t>Maintain configurable auto-retraining triggers and minimum accuracy thresholds, with automated alerting on performance drift.</w:t>
-            </w:r>
-          </w:p>
-        </w:tc>
-      </w:tr>
-      <w:tr>
-        <w:tblPrEx>
-          <w:tblCellMar>
-            <w:top w:w="0" w:type="dxa"/>
-            <w:bottom w:w="0" w:type="dxa"/>
-          </w:tblCellMar>
-        </w:tblPrEx>
-        <w:tc>
-          <w:tcPr>
-            <w:tcW w:w="2300" w:type="dxa"/>
-            <w:tcBorders>
-              <w:top w:val="single" w:sz="2" w:space="0" w:color="CCCCCC"/>
-              <w:left w:val="single" w:sz="2" w:space="0" w:color="CCCCCC"/>
-              <w:bottom w:val="single" w:sz="2" w:space="0" w:color="CCCCCC"/>
-              <w:right w:val="single" w:sz="2" w:space="0" w:color="CCCCCC"/>
-            </w:tcBorders>
-            <w:shd w:val="clear" w:color="auto" w:fill="F2F6F6"/>
-            <w:tcMar>
-              <w:top w:w="90" w:type="dxa"/>
-              <w:left w:w="140" w:type="dxa"/>
-              <w:bottom w:w="90" w:type="dxa"/>
-              <w:right w:w="140" w:type="dxa"/>
-            </w:tcMar>
-            <w:vAlign w:val="center"/>
-          </w:tcPr>
-          <w:p>
-            <w:r>
-              <w:rPr>
-                <w:b/>
-                <w:bCs/>
-                <w:sz w:val="19"/>
-                <w:szCs w:val="19"/>
-              </w:rPr>
-              <w:t>Competitive entry from large incumbents</w:t>
+              <w:t>Medium</w:t>
             </w:r>
           </w:p>
         </w:tc>
@@ -14416,7 +13882,6 @@
               <w:bottom w:val="single" w:sz="2" w:space="0" w:color="CCCCCC"/>
               <w:right w:val="single" w:sz="2" w:space="0" w:color="CCCCCC"/>
             </w:tcBorders>
-            <w:shd w:val="clear" w:color="auto" w:fill="F2F6F6"/>
             <w:tcMar>
               <w:top w:w="90" w:type="dxa"/>
               <w:left w:w="140" w:type="dxa"/>
@@ -14440,6 +13905,82 @@
         </w:tc>
         <w:tc>
           <w:tcPr>
+            <w:tcW w:w="4060" w:type="dxa"/>
+            <w:tcBorders>
+              <w:top w:val="single" w:sz="2" w:space="0" w:color="CCCCCC"/>
+              <w:left w:val="single" w:sz="2" w:space="0" w:color="CCCCCC"/>
+              <w:bottom w:val="single" w:sz="2" w:space="0" w:color="CCCCCC"/>
+              <w:right w:val="single" w:sz="2" w:space="0" w:color="CCCCCC"/>
+            </w:tcBorders>
+            <w:tcMar>
+              <w:top w:w="90" w:type="dxa"/>
+              <w:left w:w="140" w:type="dxa"/>
+              <w:bottom w:w="90" w:type="dxa"/>
+              <w:right w:w="140" w:type="dxa"/>
+            </w:tcMar>
+            <w:vAlign w:val="center"/>
+          </w:tcPr>
+          <w:p>
+            <w:r>
+              <w:rPr>
+                <w:sz w:val="19"/>
+                <w:szCs w:val="19"/>
+              </w:rPr>
+              <w:t xml:space="preserve">Maintain a strong technical culture rooted in </w:t>
+            </w:r>
+            <w:proofErr w:type="spellStart"/>
+            <w:r>
+              <w:rPr>
+                <w:sz w:val="19"/>
+                <w:szCs w:val="19"/>
+              </w:rPr>
+              <w:t>TerraVision's</w:t>
+            </w:r>
+            <w:proofErr w:type="spellEnd"/>
+            <w:r>
+              <w:rPr>
+                <w:sz w:val="19"/>
+                <w:szCs w:val="19"/>
+              </w:rPr>
+              <w:t xml:space="preserve"> founding values, with competitive equity participation as the venture scales.</w:t>
+            </w:r>
+          </w:p>
+        </w:tc>
+      </w:tr>
+      <w:tr>
+        <w:tc>
+          <w:tcPr>
+            <w:tcW w:w="2300" w:type="dxa"/>
+            <w:tcBorders>
+              <w:top w:val="single" w:sz="2" w:space="0" w:color="CCCCCC"/>
+              <w:left w:val="single" w:sz="2" w:space="0" w:color="CCCCCC"/>
+              <w:bottom w:val="single" w:sz="2" w:space="0" w:color="CCCCCC"/>
+              <w:right w:val="single" w:sz="2" w:space="0" w:color="CCCCCC"/>
+            </w:tcBorders>
+            <w:shd w:val="clear" w:color="auto" w:fill="F2F6F6"/>
+            <w:tcMar>
+              <w:top w:w="90" w:type="dxa"/>
+              <w:left w:w="140" w:type="dxa"/>
+              <w:bottom w:w="90" w:type="dxa"/>
+              <w:right w:w="140" w:type="dxa"/>
+            </w:tcMar>
+            <w:vAlign w:val="center"/>
+          </w:tcPr>
+          <w:p>
+            <w:r>
+              <w:rPr>
+                <w:b/>
+                <w:bCs/>
+                <w:sz w:val="19"/>
+                <w:szCs w:val="19"/>
+              </w:rPr>
+              <w:lastRenderedPageBreak/>
+              <w:t>Customer concentration risk</w:t>
+            </w:r>
+          </w:p>
+        </w:tc>
+        <w:tc>
+          <w:tcPr>
             <w:tcW w:w="1500" w:type="dxa"/>
             <w:tcBorders>
               <w:top w:val="single" w:sz="2" w:space="0" w:color="CCCCCC"/>
@@ -14471,7 +14012,7 @@
         </w:tc>
         <w:tc>
           <w:tcPr>
-            <w:tcW w:w="4060" w:type="dxa"/>
+            <w:tcW w:w="1500" w:type="dxa"/>
             <w:tcBorders>
               <w:top w:val="single" w:sz="2" w:space="0" w:color="CCCCCC"/>
               <w:left w:val="single" w:sz="2" w:space="0" w:color="CCCCCC"/>
@@ -14496,109 +14037,12 @@
                 <w:sz w:val="19"/>
                 <w:szCs w:val="19"/>
               </w:rPr>
-              <w:t>Continue to invest in edge-native latency advantages and deepen federal-workflow alignment that is difficult for cloud-only entrants to replicate quickly.</w:t>
-            </w:r>
-          </w:p>
-        </w:tc>
-      </w:tr>
-      <w:tr>
-        <w:tblPrEx>
-          <w:tblCellMar>
-            <w:top w:w="0" w:type="dxa"/>
-            <w:bottom w:w="0" w:type="dxa"/>
-          </w:tblCellMar>
-        </w:tblPrEx>
-        <w:tc>
-          <w:tcPr>
-            <w:tcW w:w="2300" w:type="dxa"/>
-            <w:tcBorders>
-              <w:top w:val="single" w:sz="2" w:space="0" w:color="CCCCCC"/>
-              <w:left w:val="single" w:sz="2" w:space="0" w:color="CCCCCC"/>
-              <w:bottom w:val="single" w:sz="2" w:space="0" w:color="CCCCCC"/>
-              <w:right w:val="single" w:sz="2" w:space="0" w:color="CCCCCC"/>
-            </w:tcBorders>
-            <w:tcMar>
-              <w:top w:w="90" w:type="dxa"/>
-              <w:left w:w="140" w:type="dxa"/>
-              <w:bottom w:w="90" w:type="dxa"/>
-              <w:right w:w="140" w:type="dxa"/>
-            </w:tcMar>
-            <w:vAlign w:val="center"/>
-          </w:tcPr>
-          <w:p>
-            <w:r>
-              <w:rPr>
-                <w:b/>
-                <w:bCs/>
-                <w:sz w:val="19"/>
-                <w:szCs w:val="19"/>
-              </w:rPr>
-              <w:t>Key talent retention</w:t>
-            </w:r>
-          </w:p>
-        </w:tc>
-        <w:tc>
-          <w:tcPr>
-            <w:tcW w:w="1500" w:type="dxa"/>
-            <w:tcBorders>
-              <w:top w:val="single" w:sz="2" w:space="0" w:color="CCCCCC"/>
-              <w:left w:val="single" w:sz="2" w:space="0" w:color="CCCCCC"/>
-              <w:bottom w:val="single" w:sz="2" w:space="0" w:color="CCCCCC"/>
-              <w:right w:val="single" w:sz="2" w:space="0" w:color="CCCCCC"/>
-            </w:tcBorders>
-            <w:tcMar>
-              <w:top w:w="90" w:type="dxa"/>
-              <w:left w:w="140" w:type="dxa"/>
-              <w:bottom w:w="90" w:type="dxa"/>
-              <w:right w:w="140" w:type="dxa"/>
-            </w:tcMar>
-            <w:vAlign w:val="center"/>
-          </w:tcPr>
-          <w:p>
-            <w:pPr>
-              <w:jc w:val="center"/>
-            </w:pPr>
-            <w:r>
-              <w:rPr>
-                <w:sz w:val="19"/>
-                <w:szCs w:val="19"/>
-              </w:rPr>
               <w:t>Medium</w:t>
             </w:r>
           </w:p>
         </w:tc>
         <w:tc>
           <w:tcPr>
-            <w:tcW w:w="1500" w:type="dxa"/>
-            <w:tcBorders>
-              <w:top w:val="single" w:sz="2" w:space="0" w:color="CCCCCC"/>
-              <w:left w:val="single" w:sz="2" w:space="0" w:color="CCCCCC"/>
-              <w:bottom w:val="single" w:sz="2" w:space="0" w:color="CCCCCC"/>
-              <w:right w:val="single" w:sz="2" w:space="0" w:color="CCCCCC"/>
-            </w:tcBorders>
-            <w:tcMar>
-              <w:top w:w="90" w:type="dxa"/>
-              <w:left w:w="140" w:type="dxa"/>
-              <w:bottom w:w="90" w:type="dxa"/>
-              <w:right w:w="140" w:type="dxa"/>
-            </w:tcMar>
-            <w:vAlign w:val="center"/>
-          </w:tcPr>
-          <w:p>
-            <w:pPr>
-              <w:jc w:val="center"/>
-            </w:pPr>
-            <w:r>
-              <w:rPr>
-                <w:sz w:val="19"/>
-                <w:szCs w:val="19"/>
-              </w:rPr>
-              <w:t>Medium</w:t>
-            </w:r>
-          </w:p>
-        </w:tc>
-        <w:tc>
-          <w:tcPr>
             <w:tcW w:w="4060" w:type="dxa"/>
             <w:tcBorders>
               <w:top w:val="single" w:sz="2" w:space="0" w:color="CCCCCC"/>
@@ -14606,44 +14050,6 @@
               <w:bottom w:val="single" w:sz="2" w:space="0" w:color="CCCCCC"/>
               <w:right w:val="single" w:sz="2" w:space="0" w:color="CCCCCC"/>
             </w:tcBorders>
-            <w:tcMar>
-              <w:top w:w="90" w:type="dxa"/>
-              <w:left w:w="140" w:type="dxa"/>
-              <w:bottom w:w="90" w:type="dxa"/>
-              <w:right w:w="140" w:type="dxa"/>
-            </w:tcMar>
-            <w:vAlign w:val="center"/>
-          </w:tcPr>
-          <w:p>
-            <w:pPr>
-              <w:jc w:val="center"/>
-            </w:pPr>
-            <w:r>
-              <w:rPr>
-                <w:sz w:val="19"/>
-                <w:szCs w:val="19"/>
-              </w:rPr>
-              <w:t>Maintain a strong technical culture rooted in the company's founding values, with competitive equity participation as the company scales.</w:t>
-            </w:r>
-          </w:p>
-        </w:tc>
-      </w:tr>
-      <w:tr>
-        <w:tblPrEx>
-          <w:tblCellMar>
-            <w:top w:w="0" w:type="dxa"/>
-            <w:bottom w:w="0" w:type="dxa"/>
-          </w:tblCellMar>
-        </w:tblPrEx>
-        <w:tc>
-          <w:tcPr>
-            <w:tcW w:w="2300" w:type="dxa"/>
-            <w:tcBorders>
-              <w:top w:val="single" w:sz="2" w:space="0" w:color="CCCCCC"/>
-              <w:left w:val="single" w:sz="2" w:space="0" w:color="CCCCCC"/>
-              <w:bottom w:val="single" w:sz="2" w:space="0" w:color="CCCCCC"/>
-              <w:right w:val="single" w:sz="2" w:space="0" w:color="CCCCCC"/>
-            </w:tcBorders>
             <w:shd w:val="clear" w:color="auto" w:fill="F2F6F6"/>
             <w:tcMar>
               <w:top w:w="90" w:type="dxa"/>
@@ -14654,102 +14060,6 @@
             <w:vAlign w:val="center"/>
           </w:tcPr>
           <w:p>
-            <w:r>
-              <w:rPr>
-                <w:b/>
-                <w:bCs/>
-                <w:sz w:val="19"/>
-                <w:szCs w:val="19"/>
-              </w:rPr>
-              <w:lastRenderedPageBreak/>
-              <w:t>Customer concentration risk</w:t>
-            </w:r>
-          </w:p>
-        </w:tc>
-        <w:tc>
-          <w:tcPr>
-            <w:tcW w:w="1500" w:type="dxa"/>
-            <w:tcBorders>
-              <w:top w:val="single" w:sz="2" w:space="0" w:color="CCCCCC"/>
-              <w:left w:val="single" w:sz="2" w:space="0" w:color="CCCCCC"/>
-              <w:bottom w:val="single" w:sz="2" w:space="0" w:color="CCCCCC"/>
-              <w:right w:val="single" w:sz="2" w:space="0" w:color="CCCCCC"/>
-            </w:tcBorders>
-            <w:shd w:val="clear" w:color="auto" w:fill="F2F6F6"/>
-            <w:tcMar>
-              <w:top w:w="90" w:type="dxa"/>
-              <w:left w:w="140" w:type="dxa"/>
-              <w:bottom w:w="90" w:type="dxa"/>
-              <w:right w:w="140" w:type="dxa"/>
-            </w:tcMar>
-            <w:vAlign w:val="center"/>
-          </w:tcPr>
-          <w:p>
-            <w:pPr>
-              <w:jc w:val="center"/>
-            </w:pPr>
-            <w:r>
-              <w:rPr>
-                <w:sz w:val="19"/>
-                <w:szCs w:val="19"/>
-              </w:rPr>
-              <w:t>Medium</w:t>
-            </w:r>
-          </w:p>
-        </w:tc>
-        <w:tc>
-          <w:tcPr>
-            <w:tcW w:w="1500" w:type="dxa"/>
-            <w:tcBorders>
-              <w:top w:val="single" w:sz="2" w:space="0" w:color="CCCCCC"/>
-              <w:left w:val="single" w:sz="2" w:space="0" w:color="CCCCCC"/>
-              <w:bottom w:val="single" w:sz="2" w:space="0" w:color="CCCCCC"/>
-              <w:right w:val="single" w:sz="2" w:space="0" w:color="CCCCCC"/>
-            </w:tcBorders>
-            <w:shd w:val="clear" w:color="auto" w:fill="F2F6F6"/>
-            <w:tcMar>
-              <w:top w:w="90" w:type="dxa"/>
-              <w:left w:w="140" w:type="dxa"/>
-              <w:bottom w:w="90" w:type="dxa"/>
-              <w:right w:w="140" w:type="dxa"/>
-            </w:tcMar>
-            <w:vAlign w:val="center"/>
-          </w:tcPr>
-          <w:p>
-            <w:pPr>
-              <w:jc w:val="center"/>
-            </w:pPr>
-            <w:r>
-              <w:rPr>
-                <w:sz w:val="19"/>
-                <w:szCs w:val="19"/>
-              </w:rPr>
-              <w:t>Medium</w:t>
-            </w:r>
-          </w:p>
-        </w:tc>
-        <w:tc>
-          <w:tcPr>
-            <w:tcW w:w="4060" w:type="dxa"/>
-            <w:tcBorders>
-              <w:top w:val="single" w:sz="2" w:space="0" w:color="CCCCCC"/>
-              <w:left w:val="single" w:sz="2" w:space="0" w:color="CCCCCC"/>
-              <w:bottom w:val="single" w:sz="2" w:space="0" w:color="CCCCCC"/>
-              <w:right w:val="single" w:sz="2" w:space="0" w:color="CCCCCC"/>
-            </w:tcBorders>
-            <w:shd w:val="clear" w:color="auto" w:fill="F2F6F6"/>
-            <w:tcMar>
-              <w:top w:w="90" w:type="dxa"/>
-              <w:left w:w="140" w:type="dxa"/>
-              <w:bottom w:w="90" w:type="dxa"/>
-              <w:right w:w="140" w:type="dxa"/>
-            </w:tcMar>
-            <w:vAlign w:val="center"/>
-          </w:tcPr>
-          <w:p>
-            <w:pPr>
-              <w:jc w:val="center"/>
-            </w:pPr>
             <w:r>
               <w:rPr>
                 <w:sz w:val="19"/>
@@ -14770,7 +14080,7 @@
       <w:pPr>
         <w:pStyle w:val="Heading1"/>
       </w:pPr>
-      <w:bookmarkStart w:id="46" w:name="_Toc233079299"/>
+      <w:bookmarkStart w:id="46" w:name="_Toc233106645"/>
       <w:r>
         <w:lastRenderedPageBreak/>
         <w:t>11. Key Milestones and Success Metrics</w:t>
@@ -14781,7 +14091,7 @@
       <w:pPr>
         <w:pStyle w:val="Heading2"/>
       </w:pPr>
-      <w:bookmarkStart w:id="47" w:name="_Toc233079300"/>
+      <w:bookmarkStart w:id="47" w:name="_Toc233106646"/>
       <w:r>
         <w:t>11.1 Milestone Timeline</w:t>
       </w:r>
@@ -14809,12 +14119,6 @@
         <w:gridCol w:w="8260"/>
       </w:tblGrid>
       <w:tr>
-        <w:tblPrEx>
-          <w:tblCellMar>
-            <w:top w:w="0" w:type="dxa"/>
-            <w:bottom w:w="0" w:type="dxa"/>
-          </w:tblCellMar>
-        </w:tblPrEx>
         <w:trPr>
           <w:tblHeader/>
         </w:trPr>
@@ -14882,12 +14186,6 @@
         </w:tc>
       </w:tr>
       <w:tr>
-        <w:tblPrEx>
-          <w:tblCellMar>
-            <w:top w:w="0" w:type="dxa"/>
-            <w:bottom w:w="0" w:type="dxa"/>
-          </w:tblCellMar>
-        </w:tblPrEx>
         <w:tc>
           <w:tcPr>
             <w:tcW w:w="1100" w:type="dxa"/>
@@ -14935,15 +14233,49 @@
             <w:vAlign w:val="center"/>
           </w:tcPr>
           <w:p>
-            <w:pPr>
-              <w:jc w:val="center"/>
-            </w:pPr>
+            <w:r>
+              <w:rPr>
+                <w:sz w:val="19"/>
+                <w:szCs w:val="19"/>
+              </w:rPr>
+              <w:t xml:space="preserve">Formal incorporation and registration of </w:t>
+            </w:r>
             <w:proofErr w:type="spellStart"/>
             <w:r>
               <w:rPr>
                 <w:sz w:val="19"/>
                 <w:szCs w:val="19"/>
               </w:rPr>
+              <w:t>TerraVision</w:t>
+            </w:r>
+            <w:proofErr w:type="spellEnd"/>
+            <w:r>
+              <w:rPr>
+                <w:sz w:val="19"/>
+                <w:szCs w:val="19"/>
+              </w:rPr>
+              <w:t xml:space="preserve"> Analytics completed (</w:t>
+            </w:r>
+            <w:r>
+              <w:rPr>
+                <w:sz w:val="19"/>
+                <w:szCs w:val="19"/>
+              </w:rPr>
+              <w:t>Q1 2027</w:t>
+            </w:r>
+            <w:r>
+              <w:rPr>
+                <w:sz w:val="19"/>
+                <w:szCs w:val="19"/>
+              </w:rPr>
+              <w:t xml:space="preserve">); </w:t>
+            </w:r>
+            <w:proofErr w:type="spellStart"/>
+            <w:r>
+              <w:rPr>
+                <w:sz w:val="19"/>
+                <w:szCs w:val="19"/>
+              </w:rPr>
               <w:t>AgriCortex</w:t>
             </w:r>
             <w:proofErr w:type="spellEnd"/>
@@ -14952,18 +14284,12 @@
                 <w:sz w:val="19"/>
                 <w:szCs w:val="19"/>
               </w:rPr>
-              <w:t xml:space="preserve"> pilot completion, SOC 2 Type I readiness, and an initial institutional funding round closed.</w:t>
+              <w:t xml:space="preserve"> pilot completion; SOC 2 Type I readiness; and an initial institutional funding round closed.</w:t>
             </w:r>
           </w:p>
         </w:tc>
       </w:tr>
       <w:tr>
-        <w:tblPrEx>
-          <w:tblCellMar>
-            <w:top w:w="0" w:type="dxa"/>
-            <w:bottom w:w="0" w:type="dxa"/>
-          </w:tblCellMar>
-        </w:tblPrEx>
         <w:tc>
           <w:tcPr>
             <w:tcW w:w="1100" w:type="dxa"/>
@@ -15013,9 +14339,6 @@
             <w:vAlign w:val="center"/>
           </w:tcPr>
           <w:p>
-            <w:pPr>
-              <w:jc w:val="center"/>
-            </w:pPr>
             <w:proofErr w:type="spellStart"/>
             <w:r>
               <w:rPr>
@@ -15036,12 +14359,6 @@
         </w:tc>
       </w:tr>
       <w:tr>
-        <w:tblPrEx>
-          <w:tblCellMar>
-            <w:top w:w="0" w:type="dxa"/>
-            <w:bottom w:w="0" w:type="dxa"/>
-          </w:tblCellMar>
-        </w:tblPrEx>
         <w:tc>
           <w:tcPr>
             <w:tcW w:w="1100" w:type="dxa"/>
@@ -15089,9 +14406,6 @@
             <w:vAlign w:val="center"/>
           </w:tcPr>
           <w:p>
-            <w:pPr>
-              <w:jc w:val="center"/>
-            </w:pPr>
             <w:r>
               <w:rPr>
                 <w:sz w:val="19"/>
@@ -15119,12 +14433,6 @@
         </w:tc>
       </w:tr>
       <w:tr>
-        <w:tblPrEx>
-          <w:tblCellMar>
-            <w:top w:w="0" w:type="dxa"/>
-            <w:bottom w:w="0" w:type="dxa"/>
-          </w:tblCellMar>
-        </w:tblPrEx>
         <w:tc>
           <w:tcPr>
             <w:tcW w:w="1100" w:type="dxa"/>
@@ -15174,9 +14482,6 @@
             <w:vAlign w:val="center"/>
           </w:tcPr>
           <w:p>
-            <w:pPr>
-              <w:jc w:val="center"/>
-            </w:pPr>
             <w:r>
               <w:rPr>
                 <w:sz w:val="19"/>
@@ -15188,12 +14493,6 @@
         </w:tc>
       </w:tr>
       <w:tr>
-        <w:tblPrEx>
-          <w:tblCellMar>
-            <w:top w:w="0" w:type="dxa"/>
-            <w:bottom w:w="0" w:type="dxa"/>
-          </w:tblCellMar>
-        </w:tblPrEx>
         <w:tc>
           <w:tcPr>
             <w:tcW w:w="1100" w:type="dxa"/>
@@ -15241,9 +14540,6 @@
             <w:vAlign w:val="center"/>
           </w:tcPr>
           <w:p>
-            <w:pPr>
-              <w:jc w:val="center"/>
-            </w:pPr>
             <w:r>
               <w:rPr>
                 <w:sz w:val="19"/>
@@ -15255,12 +14551,6 @@
         </w:tc>
       </w:tr>
       <w:tr>
-        <w:tblPrEx>
-          <w:tblCellMar>
-            <w:top w:w="0" w:type="dxa"/>
-            <w:bottom w:w="0" w:type="dxa"/>
-          </w:tblCellMar>
-        </w:tblPrEx>
         <w:tc>
           <w:tcPr>
             <w:tcW w:w="1100" w:type="dxa"/>
@@ -15310,9 +14600,6 @@
             <w:vAlign w:val="center"/>
           </w:tcPr>
           <w:p>
-            <w:pPr>
-              <w:jc w:val="center"/>
-            </w:pPr>
             <w:r>
               <w:rPr>
                 <w:sz w:val="19"/>
@@ -15324,12 +14611,6 @@
         </w:tc>
       </w:tr>
       <w:tr>
-        <w:tblPrEx>
-          <w:tblCellMar>
-            <w:top w:w="0" w:type="dxa"/>
-            <w:bottom w:w="0" w:type="dxa"/>
-          </w:tblCellMar>
-        </w:tblPrEx>
         <w:tc>
           <w:tcPr>
             <w:tcW w:w="1100" w:type="dxa"/>
@@ -15377,9 +14658,6 @@
             <w:vAlign w:val="center"/>
           </w:tcPr>
           <w:p>
-            <w:pPr>
-              <w:jc w:val="center"/>
-            </w:pPr>
             <w:r>
               <w:rPr>
                 <w:sz w:val="19"/>
@@ -15391,12 +14669,6 @@
         </w:tc>
       </w:tr>
       <w:tr>
-        <w:tblPrEx>
-          <w:tblCellMar>
-            <w:top w:w="0" w:type="dxa"/>
-            <w:bottom w:w="0" w:type="dxa"/>
-          </w:tblCellMar>
-        </w:tblPrEx>
         <w:tc>
           <w:tcPr>
             <w:tcW w:w="1100" w:type="dxa"/>
@@ -15446,9 +14718,6 @@
             <w:vAlign w:val="center"/>
           </w:tcPr>
           <w:p>
-            <w:pPr>
-              <w:jc w:val="center"/>
-            </w:pPr>
             <w:r>
               <w:rPr>
                 <w:sz w:val="19"/>
@@ -15464,7 +14733,7 @@
       <w:pPr>
         <w:pStyle w:val="Heading2"/>
       </w:pPr>
-      <w:bookmarkStart w:id="48" w:name="_Toc233079301"/>
+      <w:bookmarkStart w:id="48" w:name="_Toc233106647"/>
       <w:r>
         <w:t>11.2 Core KPIs to Track Annually</w:t>
       </w:r>
@@ -15591,10 +14860,10 @@
         </w:rPr>
         <w:lastRenderedPageBreak/>
         <w:drawing>
-          <wp:inline distT="0" distB="0" distL="0" distR="0" wp14:anchorId="4341041E" wp14:editId="3047C59F">
+          <wp:inline distT="0" distB="0" distL="0" distR="0" wp14:anchorId="64829065" wp14:editId="7FEA55F8">
             <wp:extent cx="5943600" cy="2628900"/>
             <wp:effectExtent l="0" t="0" r="0" b="0"/>
-            <wp:docPr id="1542757383" name="Acres under active monitoring forward projection chart" descr="Acres under active monitoring forward projection chart" title="Acres under active monitoring forward projection chart"/>
+            <wp:docPr id="63140919" name="Acres under active monitoring forward projection chart" descr="Acres under active monitoring forward projection chart" title="Acres under active monitoring forward projection chart"/>
             <wp:cNvGraphicFramePr>
               <a:graphicFrameLocks xmlns:a="http://schemas.openxmlformats.org/drawingml/2006/main" noChangeAspect="1"/>
             </wp:cNvGraphicFramePr>
@@ -15677,7 +14946,7 @@
       <w:pPr>
         <w:pStyle w:val="Heading1"/>
       </w:pPr>
-      <w:bookmarkStart w:id="49" w:name="_Toc233079302"/>
+      <w:bookmarkStart w:id="49" w:name="_Toc233106648"/>
       <w:r>
         <w:lastRenderedPageBreak/>
         <w:t>12. Conclusion</w:t>
@@ -15694,15 +14963,19 @@
       </w:r>
       <w:proofErr w:type="spellEnd"/>
       <w:r>
-        <w:t xml:space="preserve"> Analytics enters this plan period in 2026 with a strong foundation of focused, founder-led technical execution already behind it. What began as a single insight, formed by Gideon Olawale Sodipo during his graduate research at Kent State </w:t>
-      </w:r>
-      <w:proofErr w:type="gramStart"/>
-      <w:r>
-        <w:t>University—</w:t>
-      </w:r>
-      <w:proofErr w:type="gramEnd"/>
-      <w:r>
-        <w:t>that intelligence needed to live close to the land—has grown into a working edge-native geospatial intelligence platform with active federal engagement and growing enterprise trust.</w:t>
+        <w:t xml:space="preserve"> Analytics enters this plan period in 2026 as a yet-to-be-established company, backed by a strong foundation of focused, founder-led technical development. What began as a single insight, formed by Gideon Olawale Sodipo during his graduate research at Kent State University</w:t>
+      </w:r>
+      <w:r>
+        <w:t xml:space="preserve"> </w:t>
+      </w:r>
+      <w:r>
+        <w:t>that intelligence needed to live close to the land</w:t>
+      </w:r>
+      <w:r>
+        <w:t xml:space="preserve">, </w:t>
+      </w:r>
+      <w:r>
+        <w:t>has evolved into a well-developed edge-native geospatial intelligence platform concept with early federal engagement and growing industry interest, ready to be formally incorporated and launched.</w:t>
       </w:r>
     </w:p>
     <w:p>
@@ -15715,7 +14988,15 @@
       </w:r>
       <w:proofErr w:type="spellEnd"/>
       <w:r>
-        <w:t xml:space="preserve"> is the mechanism through which the company intends to convert that foundation into a scaled, repeatable commercial product over the eleven years covered by this plan. The path from a projected $2.1 million in FY2026 revenue to more than $205 million by FY2036, traced across five distinct phases, is ambitious but grounded in capabilities that are already built and operating today rather than aspirational technology yet to be developed.</w:t>
+        <w:t xml:space="preserve"> is the mechanism through which </w:t>
+      </w:r>
+      <w:proofErr w:type="spellStart"/>
+      <w:r>
+        <w:t>TerraVision</w:t>
+      </w:r>
+      <w:proofErr w:type="spellEnd"/>
+      <w:r>
+        <w:t xml:space="preserve"> intends to convert that foundation into a scaled, repeatable commercial product over the eleven years covered by this plan. The path from a projected $2.1 million in FY2026 revenue to more than $205 million by FY2036, traced across five distinct phases, is ambitious but grounded in capabilities that have been prototyped and validated in the pre-incorporation phase rather than aspirational technology yet to be developed.</w:t>
       </w:r>
     </w:p>
     <w:p>
@@ -15739,7 +15020,15 @@
       </w:r>
       <w:proofErr w:type="spellEnd"/>
       <w:r>
-        <w:t xml:space="preserve"> as the default geospatial intelligence layer for North American agriculture, sustained EBITDA margins above 35 percent, and built the organizational and financial foundation from which to evaluate its next strategic chapter, whether that takes the form of continued private growth, a public listing, or another path toward the company's founding mission: securing the global food supply through trustworthy, real-time, AI-powered intelligence.</w:t>
+        <w:t xml:space="preserve"> as the default geospatial intelligence layer for North American agriculture, sustained EBITDA margins above 35 percent, and built the organizational and financial foundation from which to evaluate its next strategic chapter, whether that takes the form of continued private growth, a public listing, or another path toward </w:t>
+      </w:r>
+      <w:proofErr w:type="spellStart"/>
+      <w:r>
+        <w:t>TerraVision's</w:t>
+      </w:r>
+      <w:proofErr w:type="spellEnd"/>
+      <w:r>
+        <w:t xml:space="preserve"> founding mission: securing the global food supply through trustworthy, real-time, AI-powered intelligence.</w:t>
       </w:r>
     </w:p>
     <w:sectPr>
@@ -15821,7 +15110,7 @@
         <w:sz w:val="18"/>
         <w:szCs w:val="18"/>
       </w:rPr>
-      <w:t>1</w:t>
+      <w:t>5</w:t>
     </w:r>
     <w:r>
       <w:rPr>
@@ -15960,10 +15249,10 @@
 <file path=word/numbering.xml><?xml version="1.0" encoding="utf-8"?>
 <w:numbering xmlns:wpc="http://schemas.microsoft.com/office/word/2010/wordprocessingCanvas" xmlns:cx="http://schemas.microsoft.com/office/drawing/2014/chartex" xmlns:cx1="http://schemas.microsoft.com/office/drawing/2015/9/8/chartex" xmlns:cx2="http://schemas.microsoft.com/office/drawing/2015/10/21/chartex" xmlns:cx3="http://schemas.microsoft.com/office/drawing/2016/5/9/chartex" xmlns:cx4="http://schemas.microsoft.com/office/drawing/2016/5/10/chartex" xmlns:cx5="http://schemas.microsoft.com/office/drawing/2016/5/11/chartex" xmlns:cx6="http://schemas.microsoft.com/office/drawing/2016/5/12/chartex" xmlns:cx7="http://schemas.microsoft.com/office/drawing/2016/5/13/chartex" xmlns:cx8="http://schemas.microsoft.com/office/drawing/2016/5/14/chartex" xmlns:mc="http://schemas.openxmlformats.org/markup-compatibility/2006" xmlns:aink="http://schemas.microsoft.com/office/drawing/2016/ink" xmlns:am3d="http://schemas.microsoft.com/office/drawing/2017/model3d" xmlns:o="urn:schemas-microsoft-com:office:office" xmlns:oel="http://schemas.microsoft.com/office/2019/extlst" xmlns:r="http://schemas.openxmlformats.org/officeDocument/2006/relationships" xmlns:m="http://schemas.openxmlformats.org/officeDocument/2006/math" xmlns:v="urn:schemas-microsoft-com:vml" xmlns:wp14="http://schemas.microsoft.com/office/word/2010/wordprocessingDrawing" xmlns:wp="http://schemas.openxmlformats.org/drawingml/2006/wordprocessingDrawing" xmlns:w10="urn:schemas-microsoft-com:office:word" xmlns:w="http://schemas.openxmlformats.org/wordprocessingml/2006/main" xmlns:w14="http://schemas.microsoft.com/office/word/2010/wordml" xmlns:w15="http://schemas.microsoft.com/office/word/2012/wordml" xmlns:w16cex="http://schemas.microsoft.com/office/word/2018/wordml/cex" xmlns:w16cid="http://schemas.microsoft.com/office/word/2016/wordml/cid" xmlns:w16="http://schemas.microsoft.com/office/word/2018/wordml" xmlns:w16du="http://schemas.microsoft.com/office/word/2023/wordml/word16du" xmlns:w16sdtdh="http://schemas.microsoft.com/office/word/2020/wordml/sdtdatahash" xmlns:w16sdtfl="http://schemas.microsoft.com/office/word/2024/wordml/sdtformatlock" xmlns:w16se="http://schemas.microsoft.com/office/word/2015/wordml/symex" xmlns:wpg="http://schemas.microsoft.com/office/word/2010/wordprocessingGroup" xmlns:wpi="http://schemas.microsoft.com/office/word/2010/wordprocessingInk" xmlns:wne="http://schemas.microsoft.com/office/word/2006/wordml" xmlns:wps="http://schemas.microsoft.com/office/word/2010/wordprocessingShape" mc:Ignorable="w14 w15 w16se w16cid w16 w16cex w16sdtdh w16sdtfl w16du wp14">
   <w:abstractNum w:abstractNumId="0" w15:restartNumberingAfterBreak="0">
-    <w:nsid w:val="1866253F"/>
+    <w:nsid w:val="0AEF26F6"/>
     <w:multiLevelType w:val="hybridMultilevel"/>
-    <w:tmpl w:val="3100233A"/>
-    <w:lvl w:ilvl="0" w:tplc="B2AACBB4">
+    <w:tmpl w:val="E0B6200A"/>
+    <w:lvl w:ilvl="0" w:tplc="9CCE05E8">
       <w:start w:val="1"/>
       <w:numFmt w:val="bullet"/>
       <w:lvlText w:val="•"/>
@@ -15975,52 +15264,52 @@
         <w:color w:val="0D5C58"/>
       </w:rPr>
     </w:lvl>
-    <w:lvl w:ilvl="1" w:tplc="62CCBBCA">
+    <w:lvl w:ilvl="1" w:tplc="EC8412BA">
       <w:numFmt w:val="decimal"/>
       <w:lvlText w:val=""/>
       <w:lvlJc w:val="left"/>
     </w:lvl>
-    <w:lvl w:ilvl="2" w:tplc="C6F41FCA">
+    <w:lvl w:ilvl="2" w:tplc="ACDC1BE8">
       <w:numFmt w:val="decimal"/>
       <w:lvlText w:val=""/>
       <w:lvlJc w:val="left"/>
     </w:lvl>
-    <w:lvl w:ilvl="3" w:tplc="EA86DF40">
+    <w:lvl w:ilvl="3" w:tplc="E1FE7E26">
       <w:numFmt w:val="decimal"/>
       <w:lvlText w:val=""/>
       <w:lvlJc w:val="left"/>
     </w:lvl>
-    <w:lvl w:ilvl="4" w:tplc="140A33B2">
+    <w:lvl w:ilvl="4" w:tplc="1E5AA790">
       <w:numFmt w:val="decimal"/>
       <w:lvlText w:val=""/>
       <w:lvlJc w:val="left"/>
     </w:lvl>
-    <w:lvl w:ilvl="5" w:tplc="A60CA4A6">
+    <w:lvl w:ilvl="5" w:tplc="C46E4C08">
       <w:numFmt w:val="decimal"/>
       <w:lvlText w:val=""/>
       <w:lvlJc w:val="left"/>
     </w:lvl>
-    <w:lvl w:ilvl="6" w:tplc="2266F314">
+    <w:lvl w:ilvl="6" w:tplc="200A8A94">
       <w:numFmt w:val="decimal"/>
       <w:lvlText w:val=""/>
       <w:lvlJc w:val="left"/>
     </w:lvl>
-    <w:lvl w:ilvl="7" w:tplc="09BA60D8">
+    <w:lvl w:ilvl="7" w:tplc="D110F560">
       <w:numFmt w:val="decimal"/>
       <w:lvlText w:val=""/>
       <w:lvlJc w:val="left"/>
     </w:lvl>
-    <w:lvl w:ilvl="8" w:tplc="96584916">
+    <w:lvl w:ilvl="8" w:tplc="1DC693B0">
       <w:numFmt w:val="decimal"/>
       <w:lvlText w:val=""/>
       <w:lvlJc w:val="left"/>
     </w:lvl>
   </w:abstractNum>
   <w:abstractNum w:abstractNumId="1" w15:restartNumberingAfterBreak="0">
-    <w:nsid w:val="47320001"/>
+    <w:nsid w:val="5B43614C"/>
     <w:multiLevelType w:val="hybridMultilevel"/>
-    <w:tmpl w:val="CCCAD6BA"/>
-    <w:lvl w:ilvl="0" w:tplc="32D6A4DA">
+    <w:tmpl w:val="DF78894A"/>
+    <w:lvl w:ilvl="0" w:tplc="82789C14">
       <w:start w:val="1"/>
       <w:numFmt w:val="bullet"/>
       <w:lvlText w:val="●"/>
@@ -16029,7 +15318,7 @@
         <w:ind w:left="720" w:hanging="360"/>
       </w:pPr>
     </w:lvl>
-    <w:lvl w:ilvl="1" w:tplc="DE248C6C">
+    <w:lvl w:ilvl="1" w:tplc="391E9DC4">
       <w:start w:val="1"/>
       <w:numFmt w:val="bullet"/>
       <w:lvlText w:val="○"/>
@@ -16038,7 +15327,7 @@
         <w:ind w:left="1440" w:hanging="360"/>
       </w:pPr>
     </w:lvl>
-    <w:lvl w:ilvl="2" w:tplc="AFA621E6">
+    <w:lvl w:ilvl="2" w:tplc="037C1CF8">
       <w:start w:val="1"/>
       <w:numFmt w:val="bullet"/>
       <w:lvlText w:val="■"/>
@@ -16047,7 +15336,7 @@
         <w:ind w:left="2160" w:hanging="360"/>
       </w:pPr>
     </w:lvl>
-    <w:lvl w:ilvl="3" w:tplc="EBBC4780">
+    <w:lvl w:ilvl="3" w:tplc="D318F26A">
       <w:start w:val="1"/>
       <w:numFmt w:val="bullet"/>
       <w:lvlText w:val="●"/>
@@ -16056,7 +15345,7 @@
         <w:ind w:left="2880" w:hanging="360"/>
       </w:pPr>
     </w:lvl>
-    <w:lvl w:ilvl="4" w:tplc="6D5E296E">
+    <w:lvl w:ilvl="4" w:tplc="61EAE77E">
       <w:start w:val="1"/>
       <w:numFmt w:val="bullet"/>
       <w:lvlText w:val="○"/>
@@ -16065,7 +15354,7 @@
         <w:ind w:left="3600" w:hanging="360"/>
       </w:pPr>
     </w:lvl>
-    <w:lvl w:ilvl="5" w:tplc="D90AFD3A">
+    <w:lvl w:ilvl="5" w:tplc="7C88EF6C">
       <w:start w:val="1"/>
       <w:numFmt w:val="bullet"/>
       <w:lvlText w:val="■"/>
@@ -16074,7 +15363,7 @@
         <w:ind w:left="4320" w:hanging="360"/>
       </w:pPr>
     </w:lvl>
-    <w:lvl w:ilvl="6" w:tplc="30966262">
+    <w:lvl w:ilvl="6" w:tplc="C4D811E0">
       <w:start w:val="1"/>
       <w:numFmt w:val="bullet"/>
       <w:lvlText w:val="●"/>
@@ -16083,7 +15372,7 @@
         <w:ind w:left="5040" w:hanging="360"/>
       </w:pPr>
     </w:lvl>
-    <w:lvl w:ilvl="7" w:tplc="AFA4CA36">
+    <w:lvl w:ilvl="7" w:tplc="1FB8159E">
       <w:start w:val="1"/>
       <w:numFmt w:val="bullet"/>
       <w:lvlText w:val="●"/>
@@ -16092,7 +15381,7 @@
         <w:ind w:left="5760" w:hanging="360"/>
       </w:pPr>
     </w:lvl>
-    <w:lvl w:ilvl="8" w:tplc="27E60EBE">
+    <w:lvl w:ilvl="8" w:tplc="8EF250E4">
       <w:start w:val="1"/>
       <w:numFmt w:val="bullet"/>
       <w:lvlText w:val="●"/>
@@ -16102,13 +15391,13 @@
       </w:pPr>
     </w:lvl>
   </w:abstractNum>
-  <w:num w:numId="1" w16cid:durableId="356463706">
+  <w:num w:numId="1" w16cid:durableId="602153729">
     <w:abstractNumId w:val="1"/>
     <w:lvlOverride w:ilvl="0">
       <w:startOverride w:val="1"/>
     </w:lvlOverride>
   </w:num>
-  <w:num w:numId="2" w16cid:durableId="1964722968">
+  <w:num w:numId="2" w16cid:durableId="1278609920">
     <w:abstractNumId w:val="0"/>
     <w:lvlOverride w:ilvl="0">
       <w:startOverride w:val="1"/>
@@ -16551,7 +15840,6 @@
   <w:style w:type="paragraph" w:styleId="Heading3">
     <w:name w:val="heading 3"/>
     <w:uiPriority w:val="9"/>
-    <w:semiHidden/>
     <w:unhideWhenUsed/>
     <w:qFormat/>
     <w:pPr>
@@ -16566,7 +15854,6 @@
   <w:style w:type="paragraph" w:styleId="Heading4">
     <w:name w:val="heading 4"/>
     <w:uiPriority w:val="9"/>
-    <w:semiHidden/>
     <w:unhideWhenUsed/>
     <w:qFormat/>
     <w:pPr>
@@ -16730,10 +16017,18 @@
     <w:autoRedefine/>
     <w:uiPriority w:val="39"/>
     <w:unhideWhenUsed/>
-    <w:rsid w:val="001F2C5E"/>
+    <w:rsid w:val="00453188"/>
     <w:pPr>
+      <w:tabs>
+        <w:tab w:val="right" w:leader="dot" w:pos="9736"/>
+      </w:tabs>
       <w:spacing w:after="100"/>
     </w:pPr>
+    <w:rPr>
+      <w:b/>
+      <w:bCs/>
+      <w:noProof/>
+    </w:rPr>
   </w:style>
   <w:style w:type="paragraph" w:styleId="TOC2">
     <w:name w:val="toc 2"/>
@@ -16742,7 +16037,7 @@
     <w:autoRedefine/>
     <w:uiPriority w:val="39"/>
     <w:unhideWhenUsed/>
-    <w:rsid w:val="001F2C5E"/>
+    <w:rsid w:val="004C4FD1"/>
     <w:pPr>
       <w:spacing w:after="100"/>
       <w:ind w:left="220"/>
